--- a/docs/Летняя_Практика_Отчет_Наследсков.docx
+++ b/docs/Летняя_Практика_Отчет_Наследсков.docx
@@ -47,7 +47,7 @@
                 <w:lang w:val="ru-RU" w:eastAsia="ru-RU"/>
               </w:rPr>
               <w:drawing>
-                <wp:anchor distT="0" distB="0" distL="114935" distR="114935" simplePos="0" relativeHeight="5" behindDoc="0" locked="0" layoutInCell="1" allowOverlap="1">
+                <wp:anchor distT="0" distB="0" distL="0" distR="0" simplePos="0" relativeHeight="5" behindDoc="0" locked="0" layoutInCell="1" allowOverlap="1">
                   <wp:simplePos x="0" y="0"/>
                   <wp:positionH relativeFrom="column">
                     <wp:posOffset>-121920</wp:posOffset>
@@ -73,7 +73,7 @@
                         </pic:nvPicPr>
                         <pic:blipFill>
                           <a:blip r:embed="rId2"/>
-                          <a:srcRect l="-345" t="-345" r="-345" b="-345"/>
+                          <a:srcRect l="-380" t="-380" r="-380" b="-380"/>
                           <a:stretch>
                             <a:fillRect/>
                           </a:stretch>
@@ -104,7 +104,6 @@
           <w:p>
             <w:pPr>
               <w:pStyle w:val="Normal"/>
-              <w:autoSpaceDE w:val="false"/>
               <w:ind w:start="17" w:end="0"/>
               <w:jc w:val="center"/>
               <w:rPr>
@@ -127,7 +126,6 @@
           <w:p>
             <w:pPr>
               <w:pStyle w:val="Normal"/>
-              <w:autoSpaceDE w:val="false"/>
               <w:ind w:start="17" w:end="0"/>
               <w:jc w:val="center"/>
               <w:rPr>
@@ -148,7 +146,6 @@
           <w:p>
             <w:pPr>
               <w:pStyle w:val="Normal"/>
-              <w:autoSpaceDE w:val="false"/>
               <w:ind w:start="17" w:end="0"/>
               <w:jc w:val="center"/>
               <w:rPr>
@@ -169,7 +166,6 @@
           <w:p>
             <w:pPr>
               <w:pStyle w:val="Normal"/>
-              <w:autoSpaceDE w:val="false"/>
               <w:ind w:start="17" w:end="0"/>
               <w:jc w:val="center"/>
               <w:rPr>
@@ -191,7 +187,6 @@
           <w:p>
             <w:pPr>
               <w:pStyle w:val="Normal"/>
-              <w:autoSpaceDE w:val="false"/>
               <w:ind w:start="17" w:end="0"/>
               <w:jc w:val="center"/>
               <w:rPr>
@@ -214,7 +209,6 @@
           <w:p>
             <w:pPr>
               <w:pStyle w:val="Normal"/>
-              <w:autoSpaceDE w:val="false"/>
               <w:ind w:start="17" w:end="0"/>
               <w:jc w:val="center"/>
               <w:rPr>
@@ -1611,27 +1605,6 @@
         <w:rPr>
           <w:rFonts w:eastAsia="Times New Roman"/>
           <w:b/>
-          <w:szCs w:val="24"/>
-          <w:lang w:eastAsia="ru-RU"/>
-        </w:rPr>
-      </w:pPr>
-      <w:r>
-        <w:rPr>
-          <w:rFonts w:eastAsia="Times New Roman"/>
-          <w:b/>
-          <w:szCs w:val="24"/>
-          <w:lang w:eastAsia="ru-RU"/>
-        </w:rPr>
-      </w:r>
-    </w:p>
-    <w:p>
-      <w:pPr>
-        <w:pStyle w:val="Normal"/>
-        <w:spacing w:before="120" w:after="0"/>
-        <w:jc w:val="center"/>
-        <w:rPr>
-          <w:rFonts w:eastAsia="Times New Roman"/>
-          <w:b/>
           <w:sz w:val="20"/>
           <w:szCs w:val="20"/>
           <w:lang w:eastAsia="ru-RU"/>
@@ -1661,8 +1634,8 @@
         </w:tblCellMar>
       </w:tblPr>
       <w:tblGrid>
-        <w:gridCol w:w="446"/>
-        <w:gridCol w:w="6574"/>
+        <w:gridCol w:w="445"/>
+        <w:gridCol w:w="6575"/>
         <w:gridCol w:w="2952"/>
       </w:tblGrid>
       <w:tr>
@@ -1673,7 +1646,7 @@
         </w:trPr>
         <w:tc>
           <w:tcPr>
-            <w:tcW w:w="446" w:type="dxa"/>
+            <w:tcW w:w="445" w:type="dxa"/>
             <w:tcBorders>
               <w:top w:val="single" w:sz="4" w:space="0" w:color="000000"/>
               <w:start w:val="single" w:sz="4" w:space="0" w:color="000000"/>
@@ -1735,7 +1708,7 @@
         </w:tc>
         <w:tc>
           <w:tcPr>
-            <w:tcW w:w="6574" w:type="dxa"/>
+            <w:tcW w:w="6575" w:type="dxa"/>
             <w:tcBorders>
               <w:top w:val="single" w:sz="4" w:space="0" w:color="000000"/>
               <w:start w:val="single" w:sz="4" w:space="0" w:color="000000"/>
@@ -1812,7 +1785,7 @@
         <w:trPr/>
         <w:tc>
           <w:tcPr>
-            <w:tcW w:w="446" w:type="dxa"/>
+            <w:tcW w:w="445" w:type="dxa"/>
             <w:tcBorders>
               <w:top w:val="single" w:sz="4" w:space="0" w:color="000000"/>
               <w:start w:val="single" w:sz="4" w:space="0" w:color="000000"/>
@@ -1847,7 +1820,7 @@
         </w:tc>
         <w:tc>
           <w:tcPr>
-            <w:tcW w:w="6574" w:type="dxa"/>
+            <w:tcW w:w="6575" w:type="dxa"/>
             <w:tcBorders>
               <w:top w:val="single" w:sz="4" w:space="0" w:color="000000"/>
               <w:start w:val="single" w:sz="4" w:space="0" w:color="000000"/>
@@ -1958,7 +1931,7 @@
         <w:trPr/>
         <w:tc>
           <w:tcPr>
-            <w:tcW w:w="446" w:type="dxa"/>
+            <w:tcW w:w="445" w:type="dxa"/>
             <w:tcBorders>
               <w:top w:val="single" w:sz="4" w:space="0" w:color="000000"/>
               <w:start w:val="single" w:sz="4" w:space="0" w:color="000000"/>
@@ -1993,7 +1966,7 @@
         </w:tc>
         <w:tc>
           <w:tcPr>
-            <w:tcW w:w="6574" w:type="dxa"/>
+            <w:tcW w:w="6575" w:type="dxa"/>
             <w:tcBorders>
               <w:top w:val="single" w:sz="4" w:space="0" w:color="000000"/>
               <w:start w:val="single" w:sz="4" w:space="0" w:color="000000"/>
@@ -2129,7 +2102,7 @@
         <w:trPr/>
         <w:tc>
           <w:tcPr>
-            <w:tcW w:w="446" w:type="dxa"/>
+            <w:tcW w:w="445" w:type="dxa"/>
             <w:tcBorders>
               <w:top w:val="single" w:sz="4" w:space="0" w:color="000000"/>
               <w:start w:val="single" w:sz="4" w:space="0" w:color="000000"/>
@@ -2164,7 +2137,7 @@
         </w:tc>
         <w:tc>
           <w:tcPr>
-            <w:tcW w:w="6574" w:type="dxa"/>
+            <w:tcW w:w="6575" w:type="dxa"/>
             <w:tcBorders>
               <w:top w:val="single" w:sz="4" w:space="0" w:color="000000"/>
               <w:start w:val="single" w:sz="4" w:space="0" w:color="000000"/>
@@ -2314,7 +2287,7 @@
         <w:trPr/>
         <w:tc>
           <w:tcPr>
-            <w:tcW w:w="446" w:type="dxa"/>
+            <w:tcW w:w="445" w:type="dxa"/>
             <w:tcBorders>
               <w:top w:val="single" w:sz="4" w:space="0" w:color="000000"/>
               <w:start w:val="single" w:sz="4" w:space="0" w:color="000000"/>
@@ -2349,7 +2322,7 @@
         </w:tc>
         <w:tc>
           <w:tcPr>
-            <w:tcW w:w="6574" w:type="dxa"/>
+            <w:tcW w:w="6575" w:type="dxa"/>
             <w:tcBorders>
               <w:top w:val="single" w:sz="4" w:space="0" w:color="000000"/>
               <w:start w:val="single" w:sz="4" w:space="0" w:color="000000"/>
@@ -2438,7 +2411,7 @@
         <w:trPr/>
         <w:tc>
           <w:tcPr>
-            <w:tcW w:w="446" w:type="dxa"/>
+            <w:tcW w:w="445" w:type="dxa"/>
             <w:tcBorders>
               <w:top w:val="single" w:sz="4" w:space="0" w:color="000000"/>
               <w:start w:val="single" w:sz="4" w:space="0" w:color="000000"/>
@@ -2473,7 +2446,7 @@
         </w:tc>
         <w:tc>
           <w:tcPr>
-            <w:tcW w:w="6574" w:type="dxa"/>
+            <w:tcW w:w="6575" w:type="dxa"/>
             <w:tcBorders>
               <w:top w:val="single" w:sz="4" w:space="0" w:color="000000"/>
               <w:start w:val="single" w:sz="4" w:space="0" w:color="000000"/>
@@ -2901,6 +2874,7 @@
     <w:p>
       <w:pPr>
         <w:pStyle w:val="Normal"/>
+        <w:spacing w:before="0" w:after="0"/>
         <w:jc w:val="center"/>
         <w:rPr>
           <w:b/>
@@ -3280,86 +3254,26 @@
           <w:u w:val="single"/>
           <w:lang w:eastAsia="ru-RU"/>
         </w:rPr>
-        <w:t>06</w:t>
+        <w:t>06.07.2026</w:t>
       </w:r>
       <w:r>
         <w:rPr>
           <w:rFonts w:eastAsia="Times New Roman"/>
           <w:color w:val="000000"/>
           <w:szCs w:val="24"/>
+          <w:lang w:eastAsia="ru-RU"/>
+        </w:rPr>
+        <w:t xml:space="preserve"> по </w:t>
+      </w:r>
+      <w:r>
+        <w:rPr>
+          <w:rFonts w:eastAsia="Times New Roman"/>
+          <w:color w:val="000000"/>
+          <w:szCs w:val="24"/>
           <w:u w:val="single"/>
           <w:lang w:eastAsia="ru-RU"/>
         </w:rPr>
-        <w:t>.0</w:t>
-      </w:r>
-      <w:r>
-        <w:rPr>
-          <w:rFonts w:eastAsia="Times New Roman"/>
-          <w:color w:val="000000"/>
-          <w:szCs w:val="24"/>
-          <w:u w:val="single"/>
-          <w:lang w:eastAsia="ru-RU"/>
-        </w:rPr>
-        <w:t>7</w:t>
-      </w:r>
-      <w:r>
-        <w:rPr>
-          <w:rFonts w:eastAsia="Times New Roman"/>
-          <w:color w:val="000000"/>
-          <w:szCs w:val="24"/>
-          <w:u w:val="single"/>
-          <w:lang w:eastAsia="ru-RU"/>
-        </w:rPr>
-        <w:t>.2026</w:t>
-      </w:r>
-      <w:r>
-        <w:rPr>
-          <w:rFonts w:eastAsia="Times New Roman"/>
-          <w:color w:val="000000"/>
-          <w:szCs w:val="24"/>
-          <w:lang w:eastAsia="ru-RU"/>
-        </w:rPr>
-        <w:t xml:space="preserve"> по </w:t>
-      </w:r>
-      <w:r>
-        <w:rPr>
-          <w:rFonts w:eastAsia="Times New Roman"/>
-          <w:color w:val="000000"/>
-          <w:szCs w:val="24"/>
-          <w:u w:val="single"/>
-          <w:lang w:eastAsia="ru-RU"/>
-        </w:rPr>
-        <w:t>18</w:t>
-      </w:r>
-      <w:r>
-        <w:rPr>
-          <w:rFonts w:eastAsia="Times New Roman"/>
-          <w:color w:val="000000"/>
-          <w:szCs w:val="24"/>
-          <w:u w:val="single"/>
-          <w:lang w:eastAsia="ru-RU"/>
-        </w:rPr>
-        <w:t>.0</w:t>
-      </w:r>
-      <w:r>
-        <w:rPr>
-          <w:rFonts w:eastAsia="Times New Roman"/>
-          <w:color w:val="000000"/>
-          <w:szCs w:val="24"/>
-          <w:u w:val="single"/>
-          <w:lang w:eastAsia="ru-RU"/>
-        </w:rPr>
-        <w:t>7</w:t>
-      </w:r>
-      <w:r>
-        <w:rPr>
-          <w:rFonts w:eastAsia="Times New Roman"/>
-          <w:color w:val="000000"/>
-          <w:szCs w:val="24"/>
-          <w:u w:val="single"/>
-          <w:lang w:eastAsia="ru-RU"/>
-        </w:rPr>
-        <w:t>.2026</w:t>
+        <w:t>18.07.2026</w:t>
       </w:r>
       <w:r>
         <w:rPr>
@@ -3475,48 +3389,44 @@
           <w:p>
             <w:pPr>
               <w:pStyle w:val="Normal"/>
-              <w:snapToGrid w:val="false"/>
-              <w:rPr>
-                <w:rFonts w:eastAsia="Times New Roman"/>
+              <w:rPr>
+                <w:sz w:val="24"/>
+                <w:szCs w:val="24"/>
+              </w:rPr>
+            </w:pPr>
+            <w:r>
+              <w:rPr>
+                <w:sz w:val="24"/>
+                <w:szCs w:val="24"/>
+              </w:rPr>
+              <w:t>06.07.2026</w:t>
+            </w:r>
+          </w:p>
+        </w:tc>
+        <w:tc>
+          <w:tcPr>
+            <w:tcW w:w="7632" w:type="dxa"/>
+            <w:tcBorders>
+              <w:top w:val="single" w:sz="4" w:space="0" w:color="000000"/>
+              <w:start w:val="single" w:sz="4" w:space="0" w:color="000000"/>
+              <w:bottom w:val="single" w:sz="4" w:space="0" w:color="000000"/>
+              <w:end w:val="single" w:sz="4" w:space="0" w:color="000000"/>
+            </w:tcBorders>
+          </w:tcPr>
+          <w:p>
+            <w:pPr>
+              <w:pStyle w:val="Normal"/>
+              <w:spacing w:lineRule="auto" w:line="240"/>
+              <w:rPr>
+                <w:sz w:val="22"/>
+                <w:szCs w:val="22"/>
+              </w:rPr>
+            </w:pPr>
+            <w:r>
+              <w:rPr>
                 <w:color w:val="000000"/>
                 <w:sz w:val="22"/>
-                <w:lang w:eastAsia="ru-RU"/>
-              </w:rPr>
-            </w:pPr>
-            <w:r>
-              <w:rPr>
-                <w:rFonts w:eastAsia="Times New Roman"/>
-                <w:color w:val="000000"/>
-                <w:sz w:val="22"/>
-                <w:lang w:eastAsia="ru-RU"/>
-              </w:rPr>
-              <w:t>06.07.2026</w:t>
-            </w:r>
-          </w:p>
-        </w:tc>
-        <w:tc>
-          <w:tcPr>
-            <w:tcW w:w="7632" w:type="dxa"/>
-            <w:tcBorders>
-              <w:top w:val="single" w:sz="4" w:space="0" w:color="000000"/>
-              <w:start w:val="single" w:sz="4" w:space="0" w:color="000000"/>
-              <w:bottom w:val="single" w:sz="4" w:space="0" w:color="000000"/>
-              <w:end w:val="single" w:sz="4" w:space="0" w:color="000000"/>
-            </w:tcBorders>
-          </w:tcPr>
-          <w:p>
-            <w:pPr>
-              <w:pStyle w:val="Normal"/>
-              <w:spacing w:lineRule="auto" w:line="240"/>
-              <w:rPr>
-                <w:color w:val="000000"/>
-                <w:sz w:val="22"/>
-              </w:rPr>
-            </w:pPr>
-            <w:r>
-              <w:rPr>
-                <w:color w:val="000000"/>
-                <w:sz w:val="22"/>
+                <w:szCs w:val="22"/>
               </w:rPr>
               <w:t>Цели и задачи практики, техника безопасности в компьютерном классе, постановка задачи</w:t>
             </w:r>
@@ -3538,72 +3448,55 @@
           <w:p>
             <w:pPr>
               <w:pStyle w:val="Normal"/>
-              <w:snapToGrid w:val="false"/>
-              <w:rPr>
-                <w:rFonts w:eastAsia="Times New Roman"/>
-                <w:color w:val="000000"/>
+              <w:rPr>
+                <w:sz w:val="24"/>
+                <w:szCs w:val="24"/>
+              </w:rPr>
+            </w:pPr>
+            <w:r>
+              <w:rPr>
+                <w:sz w:val="24"/>
+                <w:szCs w:val="24"/>
+              </w:rPr>
+              <w:t>07.07.2026</w:t>
+            </w:r>
+          </w:p>
+        </w:tc>
+        <w:tc>
+          <w:tcPr>
+            <w:tcW w:w="7632" w:type="dxa"/>
+            <w:tcBorders>
+              <w:top w:val="single" w:sz="4" w:space="0" w:color="000000"/>
+              <w:start w:val="single" w:sz="4" w:space="0" w:color="000000"/>
+              <w:bottom w:val="single" w:sz="4" w:space="0" w:color="000000"/>
+              <w:end w:val="single" w:sz="4" w:space="0" w:color="000000"/>
+            </w:tcBorders>
+          </w:tcPr>
+          <w:p>
+            <w:pPr>
+              <w:pStyle w:val="Style23"/>
+              <w:spacing w:lineRule="auto" w:line="360" w:before="0" w:after="0"/>
+              <w:ind w:start="30" w:end="0"/>
+              <w:contextualSpacing/>
+              <w:rPr>
                 <w:sz w:val="22"/>
-                <w:lang w:eastAsia="ru-RU"/>
-              </w:rPr>
-            </w:pPr>
-            <w:r>
-              <w:rPr>
-                <w:rFonts w:eastAsia="Times New Roman"/>
-                <w:color w:val="000000"/>
+                <w:szCs w:val="22"/>
+              </w:rPr>
+            </w:pPr>
+            <w:r>
+              <w:rPr>
                 <w:sz w:val="22"/>
-                <w:lang w:eastAsia="ru-RU"/>
-              </w:rPr>
-              <w:t>0</w:t>
-            </w:r>
-            <w:r>
-              <w:rPr>
-                <w:rFonts w:eastAsia="Times New Roman"/>
-                <w:color w:val="000000"/>
-                <w:sz w:val="22"/>
-                <w:lang w:eastAsia="ru-RU"/>
-              </w:rPr>
-              <w:t>7</w:t>
-            </w:r>
-            <w:r>
-              <w:rPr>
-                <w:rFonts w:eastAsia="Times New Roman"/>
-                <w:color w:val="000000"/>
-                <w:sz w:val="22"/>
-                <w:lang w:eastAsia="ru-RU"/>
-              </w:rPr>
-              <w:t>.07.2026</w:t>
-            </w:r>
-          </w:p>
-        </w:tc>
-        <w:tc>
-          <w:tcPr>
-            <w:tcW w:w="7632" w:type="dxa"/>
-            <w:tcBorders>
-              <w:top w:val="single" w:sz="4" w:space="0" w:color="000000"/>
-              <w:start w:val="single" w:sz="4" w:space="0" w:color="000000"/>
-              <w:bottom w:val="single" w:sz="4" w:space="0" w:color="000000"/>
-              <w:end w:val="single" w:sz="4" w:space="0" w:color="000000"/>
-            </w:tcBorders>
-          </w:tcPr>
-          <w:p>
-            <w:pPr>
-              <w:pStyle w:val="Style24"/>
-              <w:spacing w:lineRule="auto" w:line="360" w:before="0" w:after="0"/>
-              <w:ind w:hanging="0" w:start="0" w:end="0"/>
-              <w:contextualSpacing/>
+                <w:szCs w:val="22"/>
+              </w:rPr>
+              <w:t>Описание предметной области</w:t>
+            </w:r>
+            <w:r>
               <w:rPr>
                 <w:sz w:val="22"/>
                 <w:szCs w:val="22"/>
                 <w:lang w:val="ru-RU"/>
               </w:rPr>
-            </w:pPr>
-            <w:r>
-              <w:rPr>
-                <w:sz w:val="22"/>
-                <w:szCs w:val="22"/>
-                <w:lang w:val="ru-RU"/>
-              </w:rPr>
-              <w:t>Изучение организационной структуры и бизнес-модели предприятия</w:t>
+              <w:t xml:space="preserve">. </w:t>
             </w:r>
           </w:p>
         </w:tc>
@@ -3622,40 +3515,17 @@
           <w:p>
             <w:pPr>
               <w:pStyle w:val="Normal"/>
-              <w:snapToGrid w:val="false"/>
-              <w:rPr>
-                <w:rFonts w:eastAsia="Times New Roman"/>
-                <w:color w:val="000000"/>
-                <w:sz w:val="22"/>
-                <w:lang w:eastAsia="ru-RU"/>
-              </w:rPr>
-            </w:pPr>
-            <w:r>
-              <w:rPr>
-                <w:rFonts w:eastAsia="Times New Roman"/>
-                <w:color w:val="000000"/>
-                <w:sz w:val="22"/>
-                <w:lang w:eastAsia="ru-RU"/>
-              </w:rPr>
-              <w:t>0</w:t>
-            </w:r>
-            <w:r>
-              <w:rPr>
-                <w:rFonts w:eastAsia="Times New Roman"/>
-                <w:color w:val="000000"/>
-                <w:sz w:val="22"/>
-                <w:lang w:eastAsia="ru-RU"/>
-              </w:rPr>
-              <w:t>8</w:t>
-            </w:r>
-            <w:r>
-              <w:rPr>
-                <w:rFonts w:eastAsia="Times New Roman"/>
-                <w:color w:val="000000"/>
-                <w:sz w:val="22"/>
-                <w:lang w:eastAsia="ru-RU"/>
-              </w:rPr>
-              <w:t>.07.2026</w:t>
+              <w:rPr>
+                <w:sz w:val="24"/>
+                <w:szCs w:val="24"/>
+              </w:rPr>
+            </w:pPr>
+            <w:r>
+              <w:rPr>
+                <w:sz w:val="24"/>
+                <w:szCs w:val="24"/>
+              </w:rPr>
+              <w:t>08.07.2026</w:t>
             </w:r>
           </w:p>
         </w:tc>
@@ -3670,23 +3540,19 @@
           </w:tcPr>
           <w:p>
             <w:pPr>
-              <w:pStyle w:val="Style24"/>
-              <w:spacing w:lineRule="auto" w:line="360" w:before="0" w:after="0"/>
-              <w:ind w:hanging="0" w:start="0" w:end="0"/>
-              <w:contextualSpacing/>
+              <w:pStyle w:val="Normal"/>
+              <w:spacing w:lineRule="auto" w:line="240"/>
               <w:rPr>
                 <w:sz w:val="22"/>
                 <w:szCs w:val="22"/>
-                <w:lang w:val="ru-RU"/>
               </w:rPr>
             </w:pPr>
             <w:r>
               <w:rPr>
                 <w:sz w:val="22"/>
                 <w:szCs w:val="22"/>
-                <w:lang w:val="ru-RU"/>
-              </w:rPr>
-              <w:t>Обзор и сравнительный анализ аналогичных решений</w:t>
+              </w:rPr>
+              <w:t>Обзор аналогичных информационных систем. Технология обработки информации в системе. Требования к техническому и программному обеспечению.</w:t>
             </w:r>
           </w:p>
         </w:tc>
@@ -3704,41 +3570,19 @@
           </w:tcPr>
           <w:p>
             <w:pPr>
-              <w:pStyle w:val="Normal"/>
-              <w:snapToGrid w:val="false"/>
-              <w:rPr>
-                <w:rFonts w:eastAsia="Times New Roman"/>
-                <w:color w:val="000000"/>
-                <w:sz w:val="22"/>
-                <w:lang w:eastAsia="ru-RU"/>
-              </w:rPr>
-            </w:pPr>
-            <w:r>
-              <w:rPr>
-                <w:rFonts w:eastAsia="Times New Roman"/>
-                <w:color w:val="000000"/>
-                <w:sz w:val="22"/>
-                <w:lang w:eastAsia="ru-RU"/>
-              </w:rPr>
-              <w:t>0</w:t>
-            </w:r>
-            <w:r>
-              <w:rPr>
-                <w:rFonts w:eastAsia="Times New Roman"/>
-                <w:color w:val="000000"/>
-                <w:sz w:val="22"/>
-                <w:lang w:eastAsia="ru-RU"/>
-              </w:rPr>
-              <w:t>9</w:t>
-            </w:r>
-            <w:r>
-              <w:rPr>
-                <w:rFonts w:eastAsia="Times New Roman"/>
-                <w:color w:val="000000"/>
-                <w:sz w:val="22"/>
-                <w:lang w:eastAsia="ru-RU"/>
-              </w:rPr>
-              <w:t>.07.2026</w:t>
+              <w:pStyle w:val="Style28"/>
+              <w:spacing w:before="280" w:after="0"/>
+              <w:rPr>
+                <w:sz w:val="24"/>
+                <w:szCs w:val="24"/>
+              </w:rPr>
+            </w:pPr>
+            <w:r>
+              <w:rPr>
+                <w:sz w:val="24"/>
+                <w:szCs w:val="24"/>
+              </w:rPr>
+              <w:t>09.07.2026</w:t>
             </w:r>
           </w:p>
         </w:tc>
@@ -3753,23 +3597,19 @@
           </w:tcPr>
           <w:p>
             <w:pPr>
-              <w:pStyle w:val="Style24"/>
-              <w:spacing w:lineRule="auto" w:line="360" w:before="0" w:after="0"/>
-              <w:ind w:hanging="0" w:start="0" w:end="0"/>
-              <w:contextualSpacing/>
+              <w:pStyle w:val="Normal"/>
+              <w:spacing w:lineRule="auto" w:line="240"/>
               <w:rPr>
                 <w:sz w:val="22"/>
                 <w:szCs w:val="22"/>
-                <w:lang w:val="ru-RU"/>
               </w:rPr>
             </w:pPr>
             <w:r>
               <w:rPr>
                 <w:sz w:val="22"/>
                 <w:szCs w:val="22"/>
-                <w:lang w:val="ru-RU"/>
-              </w:rPr>
-              <w:t>Описание бизнес-процессов «AS-IS»</w:t>
+              </w:rPr>
+              <w:t>Обзор аналогичных информационных систем. Технология обработки информации в системе. Требования к техническому и программному обеспечению</w:t>
             </w:r>
           </w:p>
         </w:tc>
@@ -3788,31 +3628,17 @@
           <w:p>
             <w:pPr>
               <w:pStyle w:val="Normal"/>
-              <w:snapToGrid w:val="false"/>
-              <w:rPr>
-                <w:rFonts w:eastAsia="Times New Roman"/>
-                <w:color w:val="000000"/>
-                <w:sz w:val="22"/>
-                <w:lang w:eastAsia="ru-RU"/>
-              </w:rPr>
-            </w:pPr>
-            <w:r>
-              <w:rPr>
-                <w:rFonts w:eastAsia="Times New Roman"/>
-                <w:color w:val="000000"/>
-                <w:sz w:val="22"/>
-                <w:lang w:eastAsia="ru-RU"/>
-              </w:rPr>
-              <w:t>10</w:t>
-            </w:r>
-            <w:r>
-              <w:rPr>
-                <w:rFonts w:eastAsia="Times New Roman"/>
-                <w:color w:val="000000"/>
-                <w:sz w:val="22"/>
-                <w:lang w:eastAsia="ru-RU"/>
-              </w:rPr>
-              <w:t>.07.2026</w:t>
+              <w:rPr>
+                <w:sz w:val="24"/>
+                <w:szCs w:val="24"/>
+              </w:rPr>
+            </w:pPr>
+            <w:r>
+              <w:rPr>
+                <w:sz w:val="24"/>
+                <w:szCs w:val="24"/>
+              </w:rPr>
+              <w:t>10.07.2026</w:t>
             </w:r>
           </w:p>
         </w:tc>
@@ -3827,23 +3653,19 @@
           </w:tcPr>
           <w:p>
             <w:pPr>
-              <w:pStyle w:val="Style24"/>
-              <w:spacing w:lineRule="auto" w:line="360" w:before="0" w:after="0"/>
-              <w:ind w:hanging="0" w:start="0" w:end="0"/>
-              <w:contextualSpacing/>
+              <w:pStyle w:val="Normal"/>
+              <w:spacing w:lineRule="auto" w:line="240"/>
               <w:rPr>
                 <w:sz w:val="22"/>
                 <w:szCs w:val="22"/>
-                <w:lang w:val="ru-RU"/>
               </w:rPr>
             </w:pPr>
             <w:r>
               <w:rPr>
                 <w:sz w:val="22"/>
                 <w:szCs w:val="22"/>
-                <w:lang w:val="ru-RU"/>
-              </w:rPr>
-              <w:t>Описание бизнес-процессов «TO-BE»</w:t>
+              </w:rPr>
+              <w:t>Детализация описания предметной области разрабатываемой альтернативы.</w:t>
             </w:r>
           </w:p>
         </w:tc>
@@ -3862,31 +3684,17 @@
           <w:p>
             <w:pPr>
               <w:pStyle w:val="Normal"/>
-              <w:snapToGrid w:val="false"/>
-              <w:rPr>
-                <w:rFonts w:eastAsia="Times New Roman"/>
-                <w:color w:val="000000"/>
-                <w:sz w:val="22"/>
-                <w:lang w:eastAsia="ru-RU"/>
-              </w:rPr>
-            </w:pPr>
-            <w:r>
-              <w:rPr>
-                <w:rFonts w:eastAsia="Times New Roman"/>
-                <w:color w:val="000000"/>
-                <w:sz w:val="22"/>
-                <w:lang w:eastAsia="ru-RU"/>
-              </w:rPr>
-              <w:t>11</w:t>
-            </w:r>
-            <w:r>
-              <w:rPr>
-                <w:rFonts w:eastAsia="Times New Roman"/>
-                <w:color w:val="000000"/>
-                <w:sz w:val="22"/>
-                <w:lang w:eastAsia="ru-RU"/>
-              </w:rPr>
-              <w:t>.07.2026</w:t>
+              <w:rPr>
+                <w:sz w:val="24"/>
+                <w:szCs w:val="24"/>
+              </w:rPr>
+            </w:pPr>
+            <w:r>
+              <w:rPr>
+                <w:sz w:val="24"/>
+                <w:szCs w:val="24"/>
+              </w:rPr>
+              <w:t>11.07.2026</w:t>
             </w:r>
           </w:p>
         </w:tc>
@@ -3901,23 +3709,19 @@
           </w:tcPr>
           <w:p>
             <w:pPr>
-              <w:pStyle w:val="Style24"/>
-              <w:spacing w:lineRule="auto" w:line="360" w:before="0" w:after="0"/>
-              <w:ind w:hanging="0" w:start="0" w:end="0"/>
-              <w:contextualSpacing/>
+              <w:pStyle w:val="Normal"/>
+              <w:spacing w:lineRule="auto" w:line="240"/>
               <w:rPr>
                 <w:sz w:val="22"/>
                 <w:szCs w:val="22"/>
-                <w:lang w:val="ru-RU"/>
               </w:rPr>
             </w:pPr>
             <w:r>
               <w:rPr>
                 <w:sz w:val="22"/>
                 <w:szCs w:val="22"/>
-                <w:lang w:val="ru-RU"/>
-              </w:rPr>
-              <w:t>Разработка диаграммы вариантов использования</w:t>
+              </w:rPr>
+              <w:t>Проведение сравнительного анализа функционала выявленных информационных систем-аналогов.</w:t>
             </w:r>
           </w:p>
         </w:tc>
@@ -3936,31 +3740,17 @@
           <w:p>
             <w:pPr>
               <w:pStyle w:val="Normal"/>
-              <w:snapToGrid w:val="false"/>
-              <w:rPr>
-                <w:rFonts w:eastAsia="Times New Roman"/>
-                <w:color w:val="000000"/>
-                <w:sz w:val="22"/>
-                <w:lang w:eastAsia="ru-RU"/>
-              </w:rPr>
-            </w:pPr>
-            <w:r>
-              <w:rPr>
-                <w:rFonts w:eastAsia="Times New Roman"/>
-                <w:color w:val="000000"/>
-                <w:sz w:val="22"/>
-                <w:lang w:eastAsia="ru-RU"/>
-              </w:rPr>
-              <w:t>12</w:t>
-            </w:r>
-            <w:r>
-              <w:rPr>
-                <w:rFonts w:eastAsia="Times New Roman"/>
-                <w:color w:val="000000"/>
-                <w:sz w:val="22"/>
-                <w:lang w:eastAsia="ru-RU"/>
-              </w:rPr>
-              <w:t>.07.2026</w:t>
+              <w:rPr>
+                <w:sz w:val="24"/>
+                <w:szCs w:val="24"/>
+              </w:rPr>
+            </w:pPr>
+            <w:r>
+              <w:rPr>
+                <w:sz w:val="24"/>
+                <w:szCs w:val="24"/>
+              </w:rPr>
+              <w:t>12.07.2026</w:t>
             </w:r>
           </w:p>
         </w:tc>
@@ -3975,21 +3765,17 @@
           </w:tcPr>
           <w:p>
             <w:pPr>
-              <w:pStyle w:val="Style24"/>
-              <w:spacing w:lineRule="auto" w:line="360" w:before="0" w:after="0"/>
-              <w:ind w:hanging="0" w:start="0" w:end="0"/>
-              <w:contextualSpacing/>
+              <w:pStyle w:val="Normal"/>
+              <w:spacing w:lineRule="auto" w:line="240"/>
               <w:rPr>
                 <w:sz w:val="22"/>
                 <w:szCs w:val="22"/>
-                <w:lang w:val="ru-RU"/>
               </w:rPr>
             </w:pPr>
             <w:r>
               <w:rPr>
                 <w:sz w:val="22"/>
                 <w:szCs w:val="22"/>
-                <w:lang w:val="ru-RU"/>
               </w:rPr>
               <w:t>Выходной день</w:t>
             </w:r>
@@ -4010,31 +3796,17 @@
           <w:p>
             <w:pPr>
               <w:pStyle w:val="Normal"/>
-              <w:snapToGrid w:val="false"/>
-              <w:rPr>
-                <w:rFonts w:eastAsia="Times New Roman"/>
-                <w:color w:val="000000"/>
-                <w:sz w:val="22"/>
-                <w:lang w:eastAsia="ru-RU"/>
-              </w:rPr>
-            </w:pPr>
-            <w:r>
-              <w:rPr>
-                <w:rFonts w:eastAsia="Times New Roman"/>
-                <w:color w:val="000000"/>
-                <w:sz w:val="22"/>
-                <w:lang w:eastAsia="ru-RU"/>
-              </w:rPr>
-              <w:t>13</w:t>
-            </w:r>
-            <w:r>
-              <w:rPr>
-                <w:rFonts w:eastAsia="Times New Roman"/>
-                <w:color w:val="000000"/>
-                <w:sz w:val="22"/>
-                <w:lang w:eastAsia="ru-RU"/>
-              </w:rPr>
-              <w:t>.07.2026</w:t>
+              <w:rPr>
+                <w:sz w:val="24"/>
+                <w:szCs w:val="24"/>
+              </w:rPr>
+            </w:pPr>
+            <w:r>
+              <w:rPr>
+                <w:sz w:val="24"/>
+                <w:szCs w:val="24"/>
+              </w:rPr>
+              <w:t>13.07.2026</w:t>
             </w:r>
           </w:p>
         </w:tc>
@@ -4049,23 +3821,19 @@
           </w:tcPr>
           <w:p>
             <w:pPr>
-              <w:pStyle w:val="Style24"/>
-              <w:spacing w:lineRule="auto" w:line="360" w:before="0" w:after="0"/>
-              <w:ind w:start="30" w:end="0"/>
-              <w:contextualSpacing/>
+              <w:pStyle w:val="Normal"/>
+              <w:spacing w:lineRule="auto" w:line="240"/>
               <w:rPr>
                 <w:sz w:val="22"/>
                 <w:szCs w:val="22"/>
-                <w:lang w:val="ru-RU"/>
               </w:rPr>
             </w:pPr>
             <w:r>
               <w:rPr>
                 <w:sz w:val="22"/>
                 <w:szCs w:val="22"/>
-                <w:lang w:val="ru-RU"/>
-              </w:rPr>
-              <w:t>Формулирование цели и задач разработки системы</w:t>
+              </w:rPr>
+              <w:t>Проектирование процессов технологии обработки информации и взаимодействия ролей в системе.</w:t>
             </w:r>
           </w:p>
         </w:tc>
@@ -4084,31 +3852,17 @@
           <w:p>
             <w:pPr>
               <w:pStyle w:val="Normal"/>
-              <w:snapToGrid w:val="false"/>
-              <w:rPr>
-                <w:rFonts w:eastAsia="Times New Roman"/>
-                <w:color w:val="000000"/>
-                <w:sz w:val="22"/>
-                <w:lang w:eastAsia="ru-RU"/>
-              </w:rPr>
-            </w:pPr>
-            <w:r>
-              <w:rPr>
-                <w:rFonts w:eastAsia="Times New Roman"/>
-                <w:color w:val="000000"/>
-                <w:sz w:val="22"/>
-                <w:lang w:eastAsia="ru-RU"/>
-              </w:rPr>
-              <w:t>14</w:t>
-            </w:r>
-            <w:r>
-              <w:rPr>
-                <w:rFonts w:eastAsia="Times New Roman"/>
-                <w:color w:val="000000"/>
-                <w:sz w:val="22"/>
-                <w:lang w:eastAsia="ru-RU"/>
-              </w:rPr>
-              <w:t>.07.2026</w:t>
+              <w:rPr>
+                <w:sz w:val="24"/>
+                <w:szCs w:val="24"/>
+              </w:rPr>
+            </w:pPr>
+            <w:r>
+              <w:rPr>
+                <w:sz w:val="24"/>
+                <w:szCs w:val="24"/>
+              </w:rPr>
+              <w:t>14.07.2026</w:t>
             </w:r>
           </w:p>
         </w:tc>
@@ -4123,23 +3877,19 @@
           </w:tcPr>
           <w:p>
             <w:pPr>
-              <w:pStyle w:val="Style24"/>
-              <w:spacing w:lineRule="auto" w:line="360" w:before="0" w:after="0"/>
-              <w:ind w:start="30" w:end="0"/>
-              <w:contextualSpacing/>
+              <w:pStyle w:val="Normal"/>
+              <w:spacing w:lineRule="auto" w:line="240"/>
               <w:rPr>
                 <w:sz w:val="22"/>
                 <w:szCs w:val="22"/>
-                <w:lang w:val="ru-RU"/>
               </w:rPr>
             </w:pPr>
             <w:r>
               <w:rPr>
                 <w:sz w:val="22"/>
                 <w:szCs w:val="22"/>
-                <w:lang w:val="ru-RU"/>
-              </w:rPr>
-              <w:t>Систематизация материалов анализа предметной области</w:t>
+              </w:rPr>
+              <w:t>Проектирование процессов технологии обработки информации и взаимодействия ролей в системе</w:t>
             </w:r>
           </w:p>
         </w:tc>
@@ -4158,31 +3908,17 @@
           <w:p>
             <w:pPr>
               <w:pStyle w:val="Normal"/>
-              <w:snapToGrid w:val="false"/>
-              <w:rPr>
-                <w:rFonts w:eastAsia="Times New Roman"/>
-                <w:color w:val="000000"/>
-                <w:sz w:val="22"/>
-                <w:lang w:eastAsia="ru-RU"/>
-              </w:rPr>
-            </w:pPr>
-            <w:r>
-              <w:rPr>
-                <w:rFonts w:eastAsia="Times New Roman"/>
-                <w:color w:val="000000"/>
-                <w:sz w:val="22"/>
-                <w:lang w:eastAsia="ru-RU"/>
-              </w:rPr>
-              <w:t>15</w:t>
-            </w:r>
-            <w:r>
-              <w:rPr>
-                <w:rFonts w:eastAsia="Times New Roman"/>
-                <w:color w:val="000000"/>
-                <w:sz w:val="22"/>
-                <w:lang w:eastAsia="ru-RU"/>
-              </w:rPr>
-              <w:t>.07.2026</w:t>
+              <w:rPr>
+                <w:sz w:val="24"/>
+                <w:szCs w:val="24"/>
+              </w:rPr>
+            </w:pPr>
+            <w:r>
+              <w:rPr>
+                <w:sz w:val="24"/>
+                <w:szCs w:val="24"/>
+              </w:rPr>
+              <w:t>15.07.2026</w:t>
             </w:r>
           </w:p>
         </w:tc>
@@ -4197,23 +3933,19 @@
           </w:tcPr>
           <w:p>
             <w:pPr>
-              <w:pStyle w:val="Style24"/>
-              <w:spacing w:lineRule="auto" w:line="360" w:before="0" w:after="0"/>
-              <w:ind w:start="30" w:end="0"/>
-              <w:contextualSpacing/>
+              <w:pStyle w:val="Normal"/>
+              <w:spacing w:lineRule="auto" w:line="240"/>
               <w:rPr>
                 <w:sz w:val="22"/>
                 <w:szCs w:val="22"/>
-                <w:lang w:val="ru-RU"/>
               </w:rPr>
             </w:pPr>
             <w:r>
               <w:rPr>
                 <w:sz w:val="22"/>
                 <w:szCs w:val="22"/>
-                <w:lang w:val="ru-RU"/>
-              </w:rPr>
-              <w:t>Оформление раздела «Анализ предметной области» отчета</w:t>
+              </w:rPr>
+              <w:t>Формирование и спецификация функциональных и нефункциональных требований к программному обеспечению.</w:t>
             </w:r>
           </w:p>
         </w:tc>
@@ -4233,57 +3965,45 @@
           <w:p>
             <w:pPr>
               <w:pStyle w:val="Normal"/>
-              <w:snapToGrid w:val="false"/>
-              <w:rPr>
-                <w:rFonts w:eastAsia="Times New Roman"/>
-                <w:color w:val="000000"/>
+              <w:rPr>
+                <w:sz w:val="24"/>
+                <w:szCs w:val="24"/>
+              </w:rPr>
+            </w:pPr>
+            <w:r>
+              <w:rPr>
+                <w:sz w:val="24"/>
+                <w:szCs w:val="24"/>
+              </w:rPr>
+              <w:t>16.07.2026</w:t>
+            </w:r>
+          </w:p>
+        </w:tc>
+        <w:tc>
+          <w:tcPr>
+            <w:tcW w:w="7632" w:type="dxa"/>
+            <w:tcBorders>
+              <w:top w:val="single" w:sz="4" w:space="0" w:color="000000"/>
+              <w:start w:val="single" w:sz="4" w:space="0" w:color="000000"/>
+              <w:bottom w:val="single" w:sz="4" w:space="0" w:color="000000"/>
+              <w:end w:val="single" w:sz="4" w:space="0" w:color="000000"/>
+            </w:tcBorders>
+          </w:tcPr>
+          <w:p>
+            <w:pPr>
+              <w:pStyle w:val="Normal"/>
+              <w:spacing w:lineRule="auto" w:line="240"/>
+              <w:rPr>
                 <w:sz w:val="22"/>
-                <w:lang w:eastAsia="ru-RU"/>
-              </w:rPr>
-            </w:pPr>
-            <w:r>
-              <w:rPr>
-                <w:rFonts w:eastAsia="Times New Roman"/>
-                <w:color w:val="000000"/>
+                <w:szCs w:val="22"/>
+              </w:rPr>
+            </w:pPr>
+            <w:r>
+              <w:rPr>
                 <w:sz w:val="22"/>
-                <w:lang w:eastAsia="ru-RU"/>
-              </w:rPr>
-              <w:t>16</w:t>
-            </w:r>
-            <w:r>
-              <w:rPr>
-                <w:rFonts w:eastAsia="Times New Roman"/>
-                <w:color w:val="000000"/>
-                <w:sz w:val="22"/>
-                <w:lang w:eastAsia="ru-RU"/>
-              </w:rPr>
-              <w:t>.07.2026</w:t>
-            </w:r>
-          </w:p>
-        </w:tc>
-        <w:tc>
-          <w:tcPr>
-            <w:tcW w:w="7632" w:type="dxa"/>
-            <w:tcBorders>
-              <w:top w:val="single" w:sz="4" w:space="0" w:color="000000"/>
-              <w:start w:val="single" w:sz="4" w:space="0" w:color="000000"/>
-              <w:bottom w:val="single" w:sz="4" w:space="0" w:color="000000"/>
-              <w:end w:val="single" w:sz="4" w:space="0" w:color="000000"/>
-            </w:tcBorders>
-          </w:tcPr>
-          <w:p>
-            <w:pPr>
-              <w:pStyle w:val="Normal"/>
-              <w:spacing w:lineRule="auto" w:line="240"/>
-              <w:rPr>
-                <w:sz w:val="22"/>
-              </w:rPr>
-            </w:pPr>
-            <w:r>
-              <w:rPr>
-                <w:sz w:val="22"/>
-              </w:rPr>
-              <w:t>Подготовка отчета по практике</w:t>
+                <w:szCs w:val="22"/>
+              </w:rPr>
+              <w:t>Систематизация собранных материалов, оформление текстовой части отчета по практике по ГОСТу.</w:t>
             </w:r>
           </w:p>
         </w:tc>
@@ -4303,64 +4023,45 @@
           <w:p>
             <w:pPr>
               <w:pStyle w:val="Normal"/>
-              <w:snapToGrid w:val="false"/>
-              <w:rPr>
-                <w:rFonts w:eastAsia="Times New Roman"/>
-                <w:color w:val="000000"/>
+              <w:rPr>
+                <w:sz w:val="24"/>
+                <w:szCs w:val="24"/>
+              </w:rPr>
+            </w:pPr>
+            <w:r>
+              <w:rPr>
+                <w:sz w:val="24"/>
+                <w:szCs w:val="24"/>
+              </w:rPr>
+              <w:t>17.07.2026</w:t>
+            </w:r>
+          </w:p>
+        </w:tc>
+        <w:tc>
+          <w:tcPr>
+            <w:tcW w:w="7632" w:type="dxa"/>
+            <w:tcBorders>
+              <w:top w:val="single" w:sz="4" w:space="0" w:color="000000"/>
+              <w:start w:val="single" w:sz="4" w:space="0" w:color="000000"/>
+              <w:bottom w:val="single" w:sz="4" w:space="0" w:color="000000"/>
+              <w:end w:val="single" w:sz="4" w:space="0" w:color="000000"/>
+            </w:tcBorders>
+          </w:tcPr>
+          <w:p>
+            <w:pPr>
+              <w:pStyle w:val="Normal"/>
+              <w:spacing w:lineRule="auto" w:line="240"/>
+              <w:rPr>
                 <w:sz w:val="22"/>
-                <w:lang w:eastAsia="ru-RU"/>
-              </w:rPr>
-            </w:pPr>
-            <w:r>
-              <w:rPr>
-                <w:rFonts w:eastAsia="Times New Roman"/>
-                <w:color w:val="000000"/>
+                <w:szCs w:val="22"/>
+              </w:rPr>
+            </w:pPr>
+            <w:r>
+              <w:rPr>
                 <w:sz w:val="22"/>
-                <w:lang w:eastAsia="ru-RU"/>
-              </w:rPr>
-              <w:t>17</w:t>
-            </w:r>
-            <w:r>
-              <w:rPr>
-                <w:rFonts w:eastAsia="Times New Roman"/>
-                <w:color w:val="000000"/>
-                <w:sz w:val="22"/>
-                <w:lang w:eastAsia="ru-RU"/>
-              </w:rPr>
-              <w:t>.07.2026</w:t>
-            </w:r>
-          </w:p>
-        </w:tc>
-        <w:tc>
-          <w:tcPr>
-            <w:tcW w:w="7632" w:type="dxa"/>
-            <w:tcBorders>
-              <w:top w:val="single" w:sz="4" w:space="0" w:color="000000"/>
-              <w:start w:val="single" w:sz="4" w:space="0" w:color="000000"/>
-              <w:bottom w:val="single" w:sz="4" w:space="0" w:color="000000"/>
-              <w:end w:val="single" w:sz="4" w:space="0" w:color="000000"/>
-            </w:tcBorders>
-          </w:tcPr>
-          <w:p>
-            <w:pPr>
-              <w:pStyle w:val="Normal"/>
-              <w:snapToGrid w:val="false"/>
-              <w:spacing w:lineRule="auto" w:line="240"/>
-              <w:rPr>
-                <w:rFonts w:eastAsia="Times New Roman"/>
-                <w:color w:val="000000"/>
-                <w:sz w:val="22"/>
-                <w:lang w:eastAsia="ru-RU"/>
-              </w:rPr>
-            </w:pPr>
-            <w:r>
-              <w:rPr>
-                <w:rFonts w:eastAsia="Times New Roman"/>
-                <w:color w:val="000000"/>
-                <w:sz w:val="22"/>
-                <w:lang w:eastAsia="ru-RU"/>
-              </w:rPr>
-              <w:t>Защита отчета по практике</w:t>
+                <w:szCs w:val="22"/>
+              </w:rPr>
+              <w:t>Подготовка к защите результатов прохождения производственной практики на кафедре.</w:t>
             </w:r>
           </w:p>
         </w:tc>
@@ -4380,64 +4081,45 @@
           <w:p>
             <w:pPr>
               <w:pStyle w:val="Normal"/>
-              <w:snapToGrid w:val="false"/>
-              <w:rPr>
-                <w:rFonts w:eastAsia="Times New Roman"/>
-                <w:color w:val="000000"/>
+              <w:rPr>
+                <w:sz w:val="24"/>
+                <w:szCs w:val="24"/>
+              </w:rPr>
+            </w:pPr>
+            <w:r>
+              <w:rPr>
+                <w:sz w:val="24"/>
+                <w:szCs w:val="24"/>
+              </w:rPr>
+              <w:t>18.07.2026</w:t>
+            </w:r>
+          </w:p>
+        </w:tc>
+        <w:tc>
+          <w:tcPr>
+            <w:tcW w:w="7632" w:type="dxa"/>
+            <w:tcBorders>
+              <w:top w:val="single" w:sz="4" w:space="0" w:color="000000"/>
+              <w:start w:val="single" w:sz="4" w:space="0" w:color="000000"/>
+              <w:bottom w:val="single" w:sz="4" w:space="0" w:color="000000"/>
+              <w:end w:val="single" w:sz="4" w:space="0" w:color="000000"/>
+            </w:tcBorders>
+          </w:tcPr>
+          <w:p>
+            <w:pPr>
+              <w:pStyle w:val="Normal"/>
+              <w:spacing w:lineRule="auto" w:line="240"/>
+              <w:rPr>
                 <w:sz w:val="22"/>
-                <w:lang w:eastAsia="ru-RU"/>
-              </w:rPr>
-            </w:pPr>
-            <w:r>
-              <w:rPr>
-                <w:rFonts w:eastAsia="Times New Roman"/>
-                <w:color w:val="000000"/>
+                <w:szCs w:val="22"/>
+              </w:rPr>
+            </w:pPr>
+            <w:r>
+              <w:rPr>
                 <w:sz w:val="22"/>
-                <w:lang w:eastAsia="ru-RU"/>
-              </w:rPr>
-              <w:t>18</w:t>
-            </w:r>
-            <w:r>
-              <w:rPr>
-                <w:rFonts w:eastAsia="Times New Roman"/>
-                <w:color w:val="000000"/>
-                <w:sz w:val="22"/>
-                <w:lang w:eastAsia="ru-RU"/>
-              </w:rPr>
-              <w:t>.07.2026</w:t>
-            </w:r>
-          </w:p>
-        </w:tc>
-        <w:tc>
-          <w:tcPr>
-            <w:tcW w:w="7632" w:type="dxa"/>
-            <w:tcBorders>
-              <w:top w:val="single" w:sz="4" w:space="0" w:color="000000"/>
-              <w:start w:val="single" w:sz="4" w:space="0" w:color="000000"/>
-              <w:bottom w:val="single" w:sz="4" w:space="0" w:color="000000"/>
-              <w:end w:val="single" w:sz="4" w:space="0" w:color="000000"/>
-            </w:tcBorders>
-          </w:tcPr>
-          <w:p>
-            <w:pPr>
-              <w:pStyle w:val="Normal"/>
-              <w:snapToGrid w:val="false"/>
-              <w:spacing w:lineRule="auto" w:line="240"/>
-              <w:rPr>
-                <w:rFonts w:eastAsia="Times New Roman"/>
-                <w:color w:val="000000"/>
-                <w:sz w:val="22"/>
-                <w:lang w:eastAsia="ru-RU"/>
-              </w:rPr>
-            </w:pPr>
-            <w:r>
-              <w:rPr>
-                <w:rFonts w:eastAsia="Times New Roman"/>
-                <w:color w:val="000000"/>
-                <w:sz w:val="22"/>
-                <w:lang w:eastAsia="ru-RU"/>
-              </w:rPr>
-              <w:t>Оформление документации</w:t>
+                <w:szCs w:val="22"/>
+              </w:rPr>
+              <w:t>Защита результатов прохождения производственной практики на кафедре.</w:t>
             </w:r>
           </w:p>
         </w:tc>
@@ -4688,7 +4370,7 @@
     <w:p>
       <w:pPr>
         <w:pStyle w:val="Normal"/>
-        <w:spacing w:lineRule="auto" w:line="240"/>
+        <w:spacing w:lineRule="auto" w:line="240" w:before="0" w:after="0"/>
         <w:jc w:val="center"/>
         <w:rPr>
           <w:b/>
@@ -5229,76 +4911,73 @@
           <w:p>
             <w:pPr>
               <w:pStyle w:val="Normal"/>
-              <w:snapToGrid w:val="false"/>
-              <w:rPr>
-                <w:rFonts w:eastAsia="Times New Roman"/>
+              <w:rPr>
+                <w:sz w:val="22"/>
+                <w:szCs w:val="22"/>
+              </w:rPr>
+            </w:pPr>
+            <w:r>
+              <w:rPr>
+                <w:sz w:val="22"/>
+                <w:szCs w:val="22"/>
+              </w:rPr>
+              <w:t>06.07.2026</w:t>
+            </w:r>
+          </w:p>
+        </w:tc>
+        <w:tc>
+          <w:tcPr>
+            <w:tcW w:w="3286" w:type="dxa"/>
+            <w:tcBorders>
+              <w:top w:val="single" w:sz="4" w:space="0" w:color="000000"/>
+              <w:start w:val="single" w:sz="4" w:space="0" w:color="000000"/>
+              <w:bottom w:val="single" w:sz="4" w:space="0" w:color="000000"/>
+              <w:end w:val="single" w:sz="4" w:space="0" w:color="000000"/>
+            </w:tcBorders>
+          </w:tcPr>
+          <w:p>
+            <w:pPr>
+              <w:pStyle w:val="Normal"/>
+              <w:spacing w:lineRule="auto" w:line="240"/>
+              <w:rPr>
+                <w:sz w:val="22"/>
+                <w:szCs w:val="22"/>
+              </w:rPr>
+            </w:pPr>
+            <w:r>
+              <w:rPr>
                 <w:color w:val="000000"/>
                 <w:sz w:val="22"/>
-                <w:lang w:eastAsia="ru-RU"/>
-              </w:rPr>
-            </w:pPr>
-            <w:r>
-              <w:rPr>
-                <w:rFonts w:eastAsia="Times New Roman"/>
+                <w:szCs w:val="22"/>
+              </w:rPr>
+              <w:t>Цели и задачи практики, техника безопасности в компьютерном классе, постановка задачи</w:t>
+            </w:r>
+          </w:p>
+        </w:tc>
+        <w:tc>
+          <w:tcPr>
+            <w:tcW w:w="4995" w:type="dxa"/>
+            <w:tcBorders>
+              <w:top w:val="single" w:sz="4" w:space="0" w:color="000000"/>
+              <w:start w:val="single" w:sz="4" w:space="0" w:color="000000"/>
+              <w:bottom w:val="single" w:sz="4" w:space="0" w:color="000000"/>
+              <w:end w:val="single" w:sz="4" w:space="0" w:color="000000"/>
+            </w:tcBorders>
+          </w:tcPr>
+          <w:p>
+            <w:pPr>
+              <w:pStyle w:val="Normal"/>
+              <w:spacing w:lineRule="auto" w:line="240"/>
+              <w:rPr>
+                <w:sz w:val="22"/>
+                <w:szCs w:val="22"/>
+              </w:rPr>
+            </w:pPr>
+            <w:r>
+              <w:rPr>
                 <w:color w:val="000000"/>
                 <w:sz w:val="22"/>
-                <w:lang w:eastAsia="ru-RU"/>
-              </w:rPr>
-              <w:t>06.07.2026</w:t>
-            </w:r>
-          </w:p>
-        </w:tc>
-        <w:tc>
-          <w:tcPr>
-            <w:tcW w:w="3286" w:type="dxa"/>
-            <w:tcBorders>
-              <w:top w:val="single" w:sz="4" w:space="0" w:color="000000"/>
-              <w:start w:val="single" w:sz="4" w:space="0" w:color="000000"/>
-              <w:bottom w:val="single" w:sz="4" w:space="0" w:color="000000"/>
-              <w:end w:val="single" w:sz="4" w:space="0" w:color="000000"/>
-            </w:tcBorders>
-          </w:tcPr>
-          <w:p>
-            <w:pPr>
-              <w:pStyle w:val="Normal"/>
-              <w:spacing w:lineRule="auto" w:line="240"/>
-              <w:rPr>
-                <w:color w:val="000000"/>
-                <w:sz w:val="22"/>
-              </w:rPr>
-            </w:pPr>
-            <w:r>
-              <w:rPr>
-                <w:color w:val="000000"/>
-                <w:sz w:val="22"/>
-              </w:rPr>
-              <w:t>Цели и задачи практики, техника безопасности в компьютерном классе, постановка задачи</w:t>
-            </w:r>
-          </w:p>
-        </w:tc>
-        <w:tc>
-          <w:tcPr>
-            <w:tcW w:w="4995" w:type="dxa"/>
-            <w:tcBorders>
-              <w:top w:val="single" w:sz="4" w:space="0" w:color="000000"/>
-              <w:start w:val="single" w:sz="4" w:space="0" w:color="000000"/>
-              <w:bottom w:val="single" w:sz="4" w:space="0" w:color="000000"/>
-              <w:end w:val="single" w:sz="4" w:space="0" w:color="000000"/>
-            </w:tcBorders>
-          </w:tcPr>
-          <w:p>
-            <w:pPr>
-              <w:pStyle w:val="Normal"/>
-              <w:spacing w:lineRule="auto" w:line="240"/>
-              <w:rPr>
-                <w:color w:val="000000"/>
-                <w:sz w:val="22"/>
-              </w:rPr>
-            </w:pPr>
-            <w:r>
-              <w:rPr>
-                <w:color w:val="000000"/>
-                <w:sz w:val="22"/>
+                <w:szCs w:val="22"/>
               </w:rPr>
               <w:t>Изучена инструкция по технике безопасности в компьютерном классе. Получено индивидуальное задание на практику.</w:t>
             </w:r>
@@ -5320,40 +4999,17 @@
           <w:p>
             <w:pPr>
               <w:pStyle w:val="Normal"/>
-              <w:snapToGrid w:val="false"/>
-              <w:rPr>
-                <w:rFonts w:eastAsia="Times New Roman"/>
-                <w:color w:val="000000"/>
+              <w:rPr>
                 <w:sz w:val="22"/>
-                <w:lang w:eastAsia="ru-RU"/>
-              </w:rPr>
-            </w:pPr>
-            <w:r>
-              <w:rPr>
-                <w:rFonts w:eastAsia="Times New Roman"/>
-                <w:color w:val="000000"/>
+                <w:szCs w:val="22"/>
+              </w:rPr>
+            </w:pPr>
+            <w:r>
+              <w:rPr>
                 <w:sz w:val="22"/>
-                <w:lang w:eastAsia="ru-RU"/>
-              </w:rPr>
-              <w:t>0</w:t>
-            </w:r>
-            <w:r>
-              <w:rPr>
-                <w:rFonts w:eastAsia="Times New Roman"/>
-                <w:color w:val="000000"/>
-                <w:sz w:val="22"/>
-                <w:lang w:eastAsia="ru-RU"/>
-              </w:rPr>
-              <w:t>7</w:t>
-            </w:r>
-            <w:r>
-              <w:rPr>
-                <w:rFonts w:eastAsia="Times New Roman"/>
-                <w:color w:val="000000"/>
-                <w:sz w:val="22"/>
-                <w:lang w:eastAsia="ru-RU"/>
-              </w:rPr>
-              <w:t>.07.2026</w:t>
+                <w:szCs w:val="22"/>
+              </w:rPr>
+              <w:t>07.07.2026</w:t>
             </w:r>
           </w:p>
         </w:tc>
@@ -5369,26 +5025,22 @@
           </w:tcPr>
           <w:p>
             <w:pPr>
-              <w:pStyle w:val="Style24"/>
-              <w:snapToGrid w:val="false"/>
+              <w:pStyle w:val="Style23"/>
               <w:spacing w:lineRule="auto" w:line="240" w:before="0" w:after="0"/>
               <w:ind w:start="30" w:end="0"/>
               <w:contextualSpacing/>
-              <w:rPr>
-                <w:color w:val="000000"/>
+              <w:jc w:val="both"/>
+              <w:rPr>
                 <w:sz w:val="22"/>
                 <w:szCs w:val="22"/>
-                <w:lang w:val="ru-RU" w:eastAsia="ru-RU"/>
-              </w:rPr>
-            </w:pPr>
-            <w:r>
-              <w:rPr>
-                <w:color w:val="000000"/>
+              </w:rPr>
+            </w:pPr>
+            <w:r>
+              <w:rPr>
                 <w:sz w:val="22"/>
                 <w:szCs w:val="22"/>
-                <w:lang w:val="ru-RU" w:eastAsia="ru-RU"/>
-              </w:rPr>
-              <w:t>Изучение структуры и бизнес-модели предприятия</w:t>
+              </w:rPr>
+              <w:t>Описание предметной области.</w:t>
             </w:r>
           </w:p>
         </w:tc>
@@ -5405,41 +5057,25 @@
           <w:p>
             <w:pPr>
               <w:pStyle w:val="Normal"/>
-              <w:snapToGrid w:val="false"/>
               <w:spacing w:lineRule="auto" w:line="240"/>
               <w:rPr>
-                <w:rFonts w:eastAsia="Times New Roman"/>
-                <w:color w:val="000000"/>
                 <w:sz w:val="22"/>
-                <w:lang w:eastAsia="ru-RU"/>
-              </w:rPr>
-            </w:pPr>
-            <w:r>
-              <w:rPr>
-                <w:rFonts w:eastAsia="Times New Roman"/>
-                <w:color w:val="000000"/>
+                <w:szCs w:val="22"/>
+              </w:rPr>
+            </w:pPr>
+            <w:r>
+              <w:rPr>
                 <w:sz w:val="22"/>
-                <w:lang w:eastAsia="ru-RU"/>
-              </w:rPr>
-              <w:t xml:space="preserve">Собрана информация об истории компании, структуре, </w:t>
-            </w:r>
-            <w:r>
-              <w:rPr>
-                <w:rFonts w:eastAsia="Times New Roman"/>
-                <w:color w:val="000000"/>
+                <w:szCs w:val="22"/>
+              </w:rPr>
+              <w:t xml:space="preserve">Проведен анализ процессов </w:t>
+            </w:r>
+            <w:r>
+              <w:rPr>
                 <w:sz w:val="22"/>
-                <w:lang w:eastAsia="ru-RU"/>
-              </w:rPr>
-              <w:t xml:space="preserve">модели </w:t>
-            </w:r>
-            <w:r>
-              <w:rPr>
-                <w:rFonts w:eastAsia="Times New Roman"/>
-                <w:color w:val="000000"/>
-                <w:sz w:val="22"/>
-                <w:lang w:eastAsia="ru-RU"/>
-              </w:rPr>
-              <w:t>монетизации платформы.</w:t>
+                <w:szCs w:val="22"/>
+              </w:rPr>
+              <w:t>публикации и сопровождения веб игр.</w:t>
             </w:r>
           </w:p>
         </w:tc>
@@ -5458,40 +5094,17 @@
           <w:p>
             <w:pPr>
               <w:pStyle w:val="Normal"/>
-              <w:snapToGrid w:val="false"/>
-              <w:rPr>
-                <w:rFonts w:eastAsia="Times New Roman"/>
-                <w:color w:val="000000"/>
+              <w:rPr>
                 <w:sz w:val="22"/>
-                <w:lang w:eastAsia="ru-RU"/>
-              </w:rPr>
-            </w:pPr>
-            <w:r>
-              <w:rPr>
-                <w:rFonts w:eastAsia="Times New Roman"/>
-                <w:color w:val="000000"/>
+                <w:szCs w:val="22"/>
+              </w:rPr>
+            </w:pPr>
+            <w:r>
+              <w:rPr>
                 <w:sz w:val="22"/>
-                <w:lang w:eastAsia="ru-RU"/>
-              </w:rPr>
-              <w:t>0</w:t>
-            </w:r>
-            <w:r>
-              <w:rPr>
-                <w:rFonts w:eastAsia="Times New Roman"/>
-                <w:color w:val="000000"/>
-                <w:sz w:val="22"/>
-                <w:lang w:eastAsia="ru-RU"/>
-              </w:rPr>
-              <w:t>8</w:t>
-            </w:r>
-            <w:r>
-              <w:rPr>
-                <w:rFonts w:eastAsia="Times New Roman"/>
-                <w:color w:val="000000"/>
-                <w:sz w:val="22"/>
-                <w:lang w:eastAsia="ru-RU"/>
-              </w:rPr>
-              <w:t>.07.2026</w:t>
+                <w:szCs w:val="22"/>
+              </w:rPr>
+              <w:t>08.07.2026</w:t>
             </w:r>
           </w:p>
         </w:tc>
@@ -5506,26 +5119,22 @@
           </w:tcPr>
           <w:p>
             <w:pPr>
-              <w:pStyle w:val="Style24"/>
-              <w:snapToGrid w:val="false"/>
+              <w:pStyle w:val="Style23"/>
               <w:spacing w:lineRule="auto" w:line="240" w:before="0" w:after="0"/>
               <w:ind w:start="30" w:end="0"/>
               <w:contextualSpacing/>
-              <w:rPr>
-                <w:color w:val="000000"/>
+              <w:jc w:val="both"/>
+              <w:rPr>
                 <w:sz w:val="22"/>
                 <w:szCs w:val="22"/>
-                <w:lang w:val="ru-RU" w:eastAsia="ru-RU"/>
-              </w:rPr>
-            </w:pPr>
-            <w:r>
-              <w:rPr>
-                <w:color w:val="000000"/>
+              </w:rPr>
+            </w:pPr>
+            <w:r>
+              <w:rPr>
                 <w:sz w:val="22"/>
                 <w:szCs w:val="22"/>
-                <w:lang w:val="ru-RU" w:eastAsia="ru-RU"/>
-              </w:rPr>
-              <w:t>Обзор и сравнительный анализ аналогичных решений</w:t>
+              </w:rPr>
+              <w:t>Описание предметной области</w:t>
             </w:r>
           </w:p>
         </w:tc>
@@ -5541,41 +5150,24 @@
           <w:p>
             <w:pPr>
               <w:pStyle w:val="Normal"/>
-              <w:snapToGrid w:val="false"/>
+              <w:widowControl/>
               <w:spacing w:lineRule="auto" w:line="240"/>
+              <w:jc w:val="start"/>
               <w:rPr>
                 <w:rFonts w:eastAsia="Times New Roman"/>
-                <w:color w:val="000000"/>
                 <w:sz w:val="22"/>
+                <w:szCs w:val="22"/>
                 <w:lang w:eastAsia="ru-RU"/>
               </w:rPr>
             </w:pPr>
             <w:r>
               <w:rPr>
                 <w:rFonts w:eastAsia="Times New Roman"/>
-                <w:color w:val="000000"/>
                 <w:sz w:val="22"/>
+                <w:szCs w:val="22"/>
                 <w:lang w:eastAsia="ru-RU"/>
               </w:rPr>
-              <w:t>Проведен анализ функционала платформ-</w:t>
-            </w:r>
-            <w:r>
-              <w:rPr>
-                <w:rFonts w:eastAsia="Times New Roman"/>
-                <w:color w:val="000000"/>
-                <w:sz w:val="22"/>
-                <w:lang w:eastAsia="ru-RU"/>
-              </w:rPr>
-              <w:t>аналогов</w:t>
-            </w:r>
-            <w:r>
-              <w:rPr>
-                <w:rFonts w:eastAsia="Times New Roman"/>
-                <w:color w:val="000000"/>
-                <w:sz w:val="22"/>
-                <w:lang w:eastAsia="ru-RU"/>
-              </w:rPr>
-              <w:t>, составлена сравнительная таблица..</w:t>
+              <w:t xml:space="preserve">Сформирована и зафиксирована ролевая модель проектируемой веб-платформы. </w:t>
             </w:r>
           </w:p>
         </w:tc>
@@ -5594,74 +5186,44 @@
           <w:p>
             <w:pPr>
               <w:pStyle w:val="Normal"/>
-              <w:snapToGrid w:val="false"/>
-              <w:rPr>
-                <w:rFonts w:eastAsia="Times New Roman"/>
-                <w:color w:val="000000"/>
-                <w:sz w:val="22"/>
-                <w:lang w:eastAsia="ru-RU"/>
-              </w:rPr>
-            </w:pPr>
-            <w:r>
-              <w:rPr>
-                <w:rFonts w:eastAsia="Times New Roman"/>
-                <w:color w:val="000000"/>
-                <w:sz w:val="22"/>
-                <w:lang w:eastAsia="ru-RU"/>
-              </w:rPr>
-              <w:t>0</w:t>
-            </w:r>
-            <w:r>
-              <w:rPr>
-                <w:rFonts w:eastAsia="Times New Roman"/>
-                <w:color w:val="000000"/>
-                <w:sz w:val="22"/>
-                <w:lang w:eastAsia="ru-RU"/>
-              </w:rPr>
-              <w:t>9</w:t>
-            </w:r>
-            <w:r>
-              <w:rPr>
-                <w:rFonts w:eastAsia="Times New Roman"/>
-                <w:color w:val="000000"/>
-                <w:sz w:val="22"/>
-                <w:lang w:eastAsia="ru-RU"/>
-              </w:rPr>
-              <w:t>.07.2026</w:t>
-            </w:r>
-          </w:p>
-        </w:tc>
-        <w:tc>
-          <w:tcPr>
-            <w:tcW w:w="3286" w:type="dxa"/>
-            <w:tcBorders>
-              <w:start w:val="single" w:sz="4" w:space="0" w:color="000000"/>
-              <w:bottom w:val="single" w:sz="4" w:space="0" w:color="000000"/>
-              <w:end w:val="single" w:sz="4" w:space="0" w:color="000000"/>
-            </w:tcBorders>
-          </w:tcPr>
-          <w:p>
-            <w:pPr>
-              <w:pStyle w:val="Style24"/>
-              <w:snapToGrid w:val="false"/>
-              <w:spacing w:lineRule="auto" w:line="240" w:before="0" w:after="0"/>
-              <w:ind w:start="30" w:end="0"/>
-              <w:contextualSpacing/>
-              <w:rPr>
-                <w:color w:val="000000"/>
+              <w:rPr>
                 <w:sz w:val="22"/>
                 <w:szCs w:val="22"/>
-                <w:lang w:val="ru-RU" w:eastAsia="ru-RU"/>
-              </w:rPr>
-            </w:pPr>
-            <w:r>
-              <w:rPr>
-                <w:color w:val="000000"/>
+              </w:rPr>
+            </w:pPr>
+            <w:r>
+              <w:rPr>
                 <w:sz w:val="22"/>
                 <w:szCs w:val="22"/>
-                <w:lang w:val="ru-RU" w:eastAsia="ru-RU"/>
-              </w:rPr>
-              <w:t>Описание бизнес-процессов «AS-IS»</w:t>
+              </w:rPr>
+              <w:t>09.07.2026</w:t>
+            </w:r>
+          </w:p>
+        </w:tc>
+        <w:tc>
+          <w:tcPr>
+            <w:tcW w:w="3286" w:type="dxa"/>
+            <w:tcBorders>
+              <w:start w:val="single" w:sz="4" w:space="0" w:color="000000"/>
+              <w:bottom w:val="single" w:sz="4" w:space="0" w:color="000000"/>
+              <w:end w:val="single" w:sz="4" w:space="0" w:color="000000"/>
+            </w:tcBorders>
+          </w:tcPr>
+          <w:p>
+            <w:pPr>
+              <w:pStyle w:val="Normal"/>
+              <w:spacing w:lineRule="auto" w:line="240"/>
+              <w:rPr>
+                <w:sz w:val="22"/>
+                <w:szCs w:val="22"/>
+              </w:rPr>
+            </w:pPr>
+            <w:r>
+              <w:rPr>
+                <w:sz w:val="22"/>
+                <w:szCs w:val="22"/>
+              </w:rPr>
+              <w:t>Обзор аналогичных информационных систем.</w:t>
             </w:r>
           </w:p>
         </w:tc>
@@ -5677,23 +5239,18 @@
           <w:p>
             <w:pPr>
               <w:pStyle w:val="Normal"/>
-              <w:snapToGrid w:val="false"/>
               <w:spacing w:lineRule="auto" w:line="240"/>
               <w:rPr>
-                <w:rFonts w:eastAsia="Times New Roman"/>
-                <w:color w:val="000000"/>
                 <w:sz w:val="22"/>
-                <w:lang w:eastAsia="ru-RU"/>
-              </w:rPr>
-            </w:pPr>
-            <w:r>
-              <w:rPr>
-                <w:rFonts w:eastAsia="Times New Roman"/>
-                <w:color w:val="000000"/>
+                <w:szCs w:val="22"/>
+              </w:rPr>
+            </w:pPr>
+            <w:r>
+              <w:rPr>
                 <w:sz w:val="22"/>
-                <w:lang w:eastAsia="ru-RU"/>
-              </w:rPr>
-              <w:t>Проведено моделирование текущих процессов публикации и управления веб-играми, построена диаграмма модели «AS-IS», выявлены проблемные зоны процесса.</w:t>
+                <w:szCs w:val="22"/>
+              </w:rPr>
+              <w:t>Исследованы существующие платформы-аналоги. Выявлены их ключевые недостатки и преимущества.</w:t>
             </w:r>
           </w:p>
         </w:tc>
@@ -5712,65 +5269,44 @@
           <w:p>
             <w:pPr>
               <w:pStyle w:val="Normal"/>
-              <w:snapToGrid w:val="false"/>
-              <w:rPr>
-                <w:rFonts w:eastAsia="Times New Roman"/>
-                <w:color w:val="000000"/>
-                <w:sz w:val="22"/>
-                <w:lang w:eastAsia="ru-RU"/>
-              </w:rPr>
-            </w:pPr>
-            <w:r>
-              <w:rPr>
-                <w:rFonts w:eastAsia="Times New Roman"/>
-                <w:color w:val="000000"/>
-                <w:sz w:val="22"/>
-                <w:lang w:eastAsia="ru-RU"/>
-              </w:rPr>
-              <w:t>10</w:t>
-            </w:r>
-            <w:r>
-              <w:rPr>
-                <w:rFonts w:eastAsia="Times New Roman"/>
-                <w:color w:val="000000"/>
-                <w:sz w:val="22"/>
-                <w:lang w:eastAsia="ru-RU"/>
-              </w:rPr>
-              <w:t>.07.2026</w:t>
-            </w:r>
-          </w:p>
-        </w:tc>
-        <w:tc>
-          <w:tcPr>
-            <w:tcW w:w="3286" w:type="dxa"/>
-            <w:tcBorders>
-              <w:start w:val="single" w:sz="4" w:space="0" w:color="000000"/>
-              <w:bottom w:val="single" w:sz="4" w:space="0" w:color="000000"/>
-              <w:end w:val="single" w:sz="4" w:space="0" w:color="000000"/>
-            </w:tcBorders>
-          </w:tcPr>
-          <w:p>
-            <w:pPr>
-              <w:pStyle w:val="Style24"/>
-              <w:snapToGrid w:val="false"/>
-              <w:spacing w:lineRule="auto" w:line="240" w:before="0" w:after="0"/>
-              <w:ind w:start="30" w:end="0"/>
-              <w:contextualSpacing/>
-              <w:rPr>
-                <w:color w:val="000000"/>
+              <w:rPr>
                 <w:sz w:val="22"/>
                 <w:szCs w:val="22"/>
-                <w:lang w:val="ru-RU" w:eastAsia="ru-RU"/>
-              </w:rPr>
-            </w:pPr>
-            <w:r>
-              <w:rPr>
-                <w:color w:val="000000"/>
+              </w:rPr>
+            </w:pPr>
+            <w:r>
+              <w:rPr>
                 <w:sz w:val="22"/>
                 <w:szCs w:val="22"/>
-                <w:lang w:val="ru-RU" w:eastAsia="ru-RU"/>
-              </w:rPr>
-              <w:t>Описание бизнес-процессов «TO-BE»</w:t>
+              </w:rPr>
+              <w:t>10.07.2026</w:t>
+            </w:r>
+          </w:p>
+        </w:tc>
+        <w:tc>
+          <w:tcPr>
+            <w:tcW w:w="3286" w:type="dxa"/>
+            <w:tcBorders>
+              <w:start w:val="single" w:sz="4" w:space="0" w:color="000000"/>
+              <w:bottom w:val="single" w:sz="4" w:space="0" w:color="000000"/>
+              <w:end w:val="single" w:sz="4" w:space="0" w:color="000000"/>
+            </w:tcBorders>
+          </w:tcPr>
+          <w:p>
+            <w:pPr>
+              <w:pStyle w:val="Normal"/>
+              <w:spacing w:lineRule="auto" w:line="240"/>
+              <w:rPr>
+                <w:sz w:val="22"/>
+                <w:szCs w:val="22"/>
+              </w:rPr>
+            </w:pPr>
+            <w:r>
+              <w:rPr>
+                <w:sz w:val="22"/>
+                <w:szCs w:val="22"/>
+              </w:rPr>
+              <w:t>Обзор существующих систем-аналогов</w:t>
             </w:r>
           </w:p>
         </w:tc>
@@ -5786,23 +5322,24 @@
           <w:p>
             <w:pPr>
               <w:pStyle w:val="Normal"/>
-              <w:snapToGrid w:val="false"/>
+              <w:widowControl/>
               <w:spacing w:lineRule="auto" w:line="240"/>
+              <w:jc w:val="start"/>
               <w:rPr>
                 <w:rFonts w:eastAsia="Times New Roman"/>
-                <w:color w:val="000000"/>
                 <w:sz w:val="22"/>
+                <w:szCs w:val="22"/>
                 <w:lang w:eastAsia="ru-RU"/>
               </w:rPr>
             </w:pPr>
             <w:r>
               <w:rPr>
                 <w:rFonts w:eastAsia="Times New Roman"/>
-                <w:color w:val="000000"/>
                 <w:sz w:val="22"/>
+                <w:szCs w:val="22"/>
                 <w:lang w:eastAsia="ru-RU"/>
               </w:rPr>
-              <w:t>Спроектирована целевая модель бизнес-процессов с учетом внедрения автоматизированной системы, построена диаграмма «TO-BE».</w:t>
+              <w:t xml:space="preserve">Выявлены ключевые достоинства и недостатки существующих программных решений. </w:t>
             </w:r>
           </w:p>
         </w:tc>
@@ -5821,65 +5358,46 @@
           <w:p>
             <w:pPr>
               <w:pStyle w:val="Normal"/>
-              <w:snapToGrid w:val="false"/>
-              <w:rPr>
-                <w:rFonts w:eastAsia="Times New Roman"/>
-                <w:color w:val="000000"/>
-                <w:sz w:val="22"/>
-                <w:lang w:eastAsia="ru-RU"/>
-              </w:rPr>
-            </w:pPr>
-            <w:r>
-              <w:rPr>
-                <w:rFonts w:eastAsia="Times New Roman"/>
-                <w:color w:val="000000"/>
-                <w:sz w:val="22"/>
-                <w:lang w:eastAsia="ru-RU"/>
-              </w:rPr>
-              <w:t>11</w:t>
-            </w:r>
-            <w:r>
-              <w:rPr>
-                <w:rFonts w:eastAsia="Times New Roman"/>
-                <w:color w:val="000000"/>
-                <w:sz w:val="22"/>
-                <w:lang w:eastAsia="ru-RU"/>
-              </w:rPr>
-              <w:t>.07.2026</w:t>
-            </w:r>
-          </w:p>
-        </w:tc>
-        <w:tc>
-          <w:tcPr>
-            <w:tcW w:w="3286" w:type="dxa"/>
-            <w:tcBorders>
-              <w:start w:val="single" w:sz="4" w:space="0" w:color="000000"/>
-              <w:bottom w:val="single" w:sz="4" w:space="0" w:color="000000"/>
-              <w:end w:val="single" w:sz="4" w:space="0" w:color="000000"/>
-            </w:tcBorders>
-          </w:tcPr>
-          <w:p>
-            <w:pPr>
-              <w:pStyle w:val="Style24"/>
-              <w:snapToGrid w:val="false"/>
-              <w:spacing w:lineRule="auto" w:line="240" w:before="0" w:after="0"/>
-              <w:ind w:start="30" w:end="0"/>
-              <w:contextualSpacing/>
-              <w:rPr>
-                <w:color w:val="000000"/>
+              <w:rPr>
                 <w:sz w:val="22"/>
                 <w:szCs w:val="22"/>
-                <w:lang w:val="ru-RU" w:eastAsia="ru-RU"/>
-              </w:rPr>
-            </w:pPr>
-            <w:r>
-              <w:rPr>
-                <w:color w:val="000000"/>
+              </w:rPr>
+            </w:pPr>
+            <w:bookmarkStart w:id="7" w:name="_Hlk188737779"/>
+            <w:bookmarkEnd w:id="7"/>
+            <w:r>
+              <w:rPr>
                 <w:sz w:val="22"/>
                 <w:szCs w:val="22"/>
-                <w:lang w:val="ru-RU" w:eastAsia="ru-RU"/>
-              </w:rPr>
-              <w:t>Разработка диаграммы вариантов использования</w:t>
+              </w:rPr>
+              <w:t>11.07.2026</w:t>
+            </w:r>
+          </w:p>
+        </w:tc>
+        <w:tc>
+          <w:tcPr>
+            <w:tcW w:w="3286" w:type="dxa"/>
+            <w:tcBorders>
+              <w:start w:val="single" w:sz="4" w:space="0" w:color="000000"/>
+              <w:bottom w:val="single" w:sz="4" w:space="0" w:color="000000"/>
+              <w:end w:val="single" w:sz="4" w:space="0" w:color="000000"/>
+            </w:tcBorders>
+          </w:tcPr>
+          <w:p>
+            <w:pPr>
+              <w:pStyle w:val="Normal"/>
+              <w:spacing w:lineRule="auto" w:line="240"/>
+              <w:rPr>
+                <w:sz w:val="22"/>
+                <w:szCs w:val="22"/>
+              </w:rPr>
+            </w:pPr>
+            <w:r>
+              <w:rPr>
+                <w:sz w:val="22"/>
+                <w:szCs w:val="22"/>
+              </w:rPr>
+              <w:t>Детализация функционала ролей пользователей.</w:t>
             </w:r>
           </w:p>
         </w:tc>
@@ -5895,30 +5413,39 @@
           <w:p>
             <w:pPr>
               <w:pStyle w:val="Normal"/>
-              <w:snapToGrid w:val="false"/>
               <w:spacing w:lineRule="auto" w:line="240"/>
               <w:rPr>
-                <w:rFonts w:eastAsia="Times New Roman"/>
-                <w:color w:val="000000"/>
                 <w:sz w:val="22"/>
-                <w:lang w:eastAsia="ru-RU"/>
-              </w:rPr>
-            </w:pPr>
-            <w:r>
-              <w:rPr>
-                <w:rFonts w:eastAsia="Times New Roman"/>
-                <w:color w:val="000000"/>
+                <w:szCs w:val="22"/>
+              </w:rPr>
+            </w:pPr>
+            <w:r>
+              <w:rPr>
                 <w:sz w:val="22"/>
-                <w:lang w:eastAsia="ru-RU"/>
-              </w:rPr>
-              <w:t>Определены роли пользователей системы, построена диаграмма вариантов использования.</w:t>
+                <w:szCs w:val="22"/>
+              </w:rPr>
+              <w:t xml:space="preserve">Подробно описаны сценарии взаимодействия </w:t>
+            </w:r>
+            <w:r>
+              <w:rPr>
+                <w:sz w:val="22"/>
+                <w:szCs w:val="22"/>
+              </w:rPr>
+              <w:t>пользователей системы, а так же четко разграничены права действий пользователей</w:t>
+            </w:r>
+            <w:r>
+              <w:rPr>
+                <w:sz w:val="22"/>
+                <w:szCs w:val="22"/>
+              </w:rPr>
+              <w:t>.</w:t>
             </w:r>
           </w:p>
         </w:tc>
       </w:tr>
       <w:tr>
         <w:trPr>
-          <w:trHeight w:val="488" w:hRule="atLeast"/>
+          <w:trHeight w:val="352" w:hRule="atLeast"/>
         </w:trPr>
         <w:tc>
           <w:tcPr>
@@ -5932,65 +5459,44 @@
           <w:p>
             <w:pPr>
               <w:pStyle w:val="Normal"/>
-              <w:snapToGrid w:val="false"/>
-              <w:rPr>
-                <w:rFonts w:eastAsia="Times New Roman"/>
-                <w:color w:val="000000"/>
-                <w:sz w:val="22"/>
-                <w:lang w:eastAsia="ru-RU"/>
-              </w:rPr>
-            </w:pPr>
-            <w:r>
-              <w:rPr>
-                <w:rFonts w:eastAsia="Times New Roman"/>
-                <w:color w:val="000000"/>
-                <w:sz w:val="22"/>
-                <w:lang w:eastAsia="ru-RU"/>
-              </w:rPr>
-              <w:t>13</w:t>
-            </w:r>
-            <w:r>
-              <w:rPr>
-                <w:rFonts w:eastAsia="Times New Roman"/>
-                <w:color w:val="000000"/>
-                <w:sz w:val="22"/>
-                <w:lang w:eastAsia="ru-RU"/>
-              </w:rPr>
-              <w:t>.07.2026</w:t>
-            </w:r>
-          </w:p>
-        </w:tc>
-        <w:tc>
-          <w:tcPr>
-            <w:tcW w:w="3286" w:type="dxa"/>
-            <w:tcBorders>
-              <w:start w:val="single" w:sz="4" w:space="0" w:color="000000"/>
-              <w:bottom w:val="single" w:sz="4" w:space="0" w:color="000000"/>
-              <w:end w:val="single" w:sz="4" w:space="0" w:color="000000"/>
-            </w:tcBorders>
-          </w:tcPr>
-          <w:p>
-            <w:pPr>
-              <w:pStyle w:val="Style24"/>
-              <w:snapToGrid w:val="false"/>
-              <w:spacing w:lineRule="auto" w:line="240" w:before="0" w:after="0"/>
-              <w:ind w:start="30" w:end="0"/>
-              <w:contextualSpacing/>
-              <w:rPr>
-                <w:color w:val="000000"/>
+              <w:rPr>
                 <w:sz w:val="22"/>
                 <w:szCs w:val="22"/>
-                <w:lang w:val="ru-RU" w:eastAsia="ru-RU"/>
-              </w:rPr>
-            </w:pPr>
-            <w:r>
-              <w:rPr>
-                <w:color w:val="000000"/>
+              </w:rPr>
+            </w:pPr>
+            <w:r>
+              <w:rPr>
                 <w:sz w:val="22"/>
                 <w:szCs w:val="22"/>
-                <w:lang w:val="ru-RU" w:eastAsia="ru-RU"/>
-              </w:rPr>
-              <w:t>Формулирование цели и задач разработки системы</w:t>
+              </w:rPr>
+              <w:t>12.07.2026</w:t>
+            </w:r>
+          </w:p>
+        </w:tc>
+        <w:tc>
+          <w:tcPr>
+            <w:tcW w:w="3286" w:type="dxa"/>
+            <w:tcBorders>
+              <w:start w:val="single" w:sz="4" w:space="0" w:color="000000"/>
+              <w:bottom w:val="single" w:sz="4" w:space="0" w:color="000000"/>
+              <w:end w:val="single" w:sz="4" w:space="0" w:color="000000"/>
+            </w:tcBorders>
+          </w:tcPr>
+          <w:p>
+            <w:pPr>
+              <w:pStyle w:val="Normal"/>
+              <w:spacing w:lineRule="auto" w:line="240"/>
+              <w:rPr>
+                <w:sz w:val="22"/>
+                <w:szCs w:val="22"/>
+              </w:rPr>
+            </w:pPr>
+            <w:r>
+              <w:rPr>
+                <w:sz w:val="22"/>
+                <w:szCs w:val="22"/>
+              </w:rPr>
+              <w:t>Выходной день</w:t>
             </w:r>
           </w:p>
         </w:tc>
@@ -6006,23 +5512,18 @@
           <w:p>
             <w:pPr>
               <w:pStyle w:val="Normal"/>
-              <w:snapToGrid w:val="false"/>
               <w:spacing w:lineRule="auto" w:line="240"/>
               <w:rPr>
-                <w:rFonts w:eastAsia="Times New Roman"/>
-                <w:color w:val="000000"/>
                 <w:sz w:val="22"/>
-                <w:lang w:eastAsia="ru-RU"/>
-              </w:rPr>
-            </w:pPr>
-            <w:r>
-              <w:rPr>
-                <w:rFonts w:eastAsia="Times New Roman"/>
-                <w:color w:val="000000"/>
+                <w:szCs w:val="22"/>
+              </w:rPr>
+            </w:pPr>
+            <w:r>
+              <w:rPr>
                 <w:sz w:val="22"/>
-                <w:lang w:eastAsia="ru-RU"/>
-              </w:rPr>
-              <w:t>Сформулированы цель проекта, ключевые показатели эффективности и перечень задач.</w:t>
+                <w:szCs w:val="22"/>
+              </w:rPr>
+              <w:t>Учебный процесс не проводится</w:t>
             </w:r>
           </w:p>
         </w:tc>
@@ -6041,65 +5542,44 @@
           <w:p>
             <w:pPr>
               <w:pStyle w:val="Normal"/>
-              <w:snapToGrid w:val="false"/>
-              <w:rPr>
-                <w:rFonts w:eastAsia="Times New Roman"/>
-                <w:color w:val="000000"/>
-                <w:sz w:val="22"/>
-                <w:lang w:eastAsia="ru-RU"/>
-              </w:rPr>
-            </w:pPr>
-            <w:r>
-              <w:rPr>
-                <w:rFonts w:eastAsia="Times New Roman"/>
-                <w:color w:val="000000"/>
-                <w:sz w:val="22"/>
-                <w:lang w:eastAsia="ru-RU"/>
-              </w:rPr>
-              <w:t>14</w:t>
-            </w:r>
-            <w:r>
-              <w:rPr>
-                <w:rFonts w:eastAsia="Times New Roman"/>
-                <w:color w:val="000000"/>
-                <w:sz w:val="22"/>
-                <w:lang w:eastAsia="ru-RU"/>
-              </w:rPr>
-              <w:t>.07.2026</w:t>
-            </w:r>
-          </w:p>
-        </w:tc>
-        <w:tc>
-          <w:tcPr>
-            <w:tcW w:w="3286" w:type="dxa"/>
-            <w:tcBorders>
-              <w:start w:val="single" w:sz="4" w:space="0" w:color="000000"/>
-              <w:bottom w:val="single" w:sz="4" w:space="0" w:color="000000"/>
-              <w:end w:val="single" w:sz="4" w:space="0" w:color="000000"/>
-            </w:tcBorders>
-          </w:tcPr>
-          <w:p>
-            <w:pPr>
-              <w:pStyle w:val="Style24"/>
-              <w:snapToGrid w:val="false"/>
-              <w:spacing w:lineRule="auto" w:line="240" w:before="0" w:after="0"/>
-              <w:ind w:start="30" w:end="0"/>
-              <w:contextualSpacing/>
-              <w:rPr>
-                <w:color w:val="000000"/>
+              <w:rPr>
                 <w:sz w:val="22"/>
                 <w:szCs w:val="22"/>
-                <w:lang w:val="ru-RU" w:eastAsia="ru-RU"/>
-              </w:rPr>
-            </w:pPr>
-            <w:r>
-              <w:rPr>
-                <w:color w:val="000000"/>
+              </w:rPr>
+            </w:pPr>
+            <w:r>
+              <w:rPr>
                 <w:sz w:val="22"/>
                 <w:szCs w:val="22"/>
-                <w:lang w:val="ru-RU" w:eastAsia="ru-RU"/>
-              </w:rPr>
-              <w:t xml:space="preserve">Систематизация материалов </w:t>
+              </w:rPr>
+              <w:t>13.07.2026</w:t>
+            </w:r>
+          </w:p>
+        </w:tc>
+        <w:tc>
+          <w:tcPr>
+            <w:tcW w:w="3286" w:type="dxa"/>
+            <w:tcBorders>
+              <w:start w:val="single" w:sz="4" w:space="0" w:color="000000"/>
+              <w:bottom w:val="single" w:sz="4" w:space="0" w:color="000000"/>
+              <w:end w:val="single" w:sz="4" w:space="0" w:color="000000"/>
+            </w:tcBorders>
+          </w:tcPr>
+          <w:p>
+            <w:pPr>
+              <w:pStyle w:val="Normal"/>
+              <w:spacing w:lineRule="auto" w:line="240"/>
+              <w:rPr>
+                <w:sz w:val="22"/>
+                <w:szCs w:val="22"/>
+              </w:rPr>
+            </w:pPr>
+            <w:r>
+              <w:rPr>
+                <w:sz w:val="22"/>
+                <w:szCs w:val="22"/>
+              </w:rPr>
+              <w:t>Формирование требований к ПО</w:t>
             </w:r>
           </w:p>
         </w:tc>
@@ -6115,23 +5595,22 @@
           <w:p>
             <w:pPr>
               <w:pStyle w:val="Normal"/>
-              <w:snapToGrid w:val="false"/>
+              <w:widowControl/>
               <w:spacing w:lineRule="auto" w:line="240"/>
+              <w:jc w:val="start"/>
+              <w:rPr>
+                <w:sz w:val="22"/>
+                <w:szCs w:val="22"/>
+              </w:rPr>
+            </w:pPr>
+            <w:r>
               <w:rPr>
                 <w:rFonts w:eastAsia="Times New Roman"/>
-                <w:color w:val="000000"/>
                 <w:sz w:val="22"/>
+                <w:szCs w:val="22"/>
                 <w:lang w:eastAsia="ru-RU"/>
               </w:rPr>
-            </w:pPr>
-            <w:r>
-              <w:rPr>
-                <w:rFonts w:eastAsia="Times New Roman"/>
-                <w:color w:val="000000"/>
-                <w:sz w:val="22"/>
-                <w:lang w:eastAsia="ru-RU"/>
-              </w:rPr>
-              <w:t>Систематизация полученных материалов. Написание введения.</w:t>
+              <w:t xml:space="preserve">Разработаны и зафиксированы функциональные требования к веб-платформе. </w:t>
             </w:r>
           </w:p>
         </w:tc>
@@ -6150,50 +5629,6 @@
           <w:p>
             <w:pPr>
               <w:pStyle w:val="Normal"/>
-              <w:snapToGrid w:val="false"/>
-              <w:rPr>
-                <w:rFonts w:eastAsia="Times New Roman"/>
-                <w:color w:val="000000"/>
-                <w:sz w:val="22"/>
-                <w:lang w:eastAsia="ru-RU"/>
-              </w:rPr>
-            </w:pPr>
-            <w:r>
-              <w:rPr>
-                <w:rFonts w:eastAsia="Times New Roman"/>
-                <w:color w:val="000000"/>
-                <w:sz w:val="22"/>
-                <w:lang w:eastAsia="ru-RU"/>
-              </w:rPr>
-              <w:t>15</w:t>
-            </w:r>
-            <w:r>
-              <w:rPr>
-                <w:rFonts w:eastAsia="Times New Roman"/>
-                <w:color w:val="000000"/>
-                <w:sz w:val="22"/>
-                <w:lang w:eastAsia="ru-RU"/>
-              </w:rPr>
-              <w:t>.07.2026</w:t>
-            </w:r>
-          </w:p>
-        </w:tc>
-        <w:tc>
-          <w:tcPr>
-            <w:tcW w:w="3286" w:type="dxa"/>
-            <w:tcBorders>
-              <w:start w:val="single" w:sz="4" w:space="0" w:color="000000"/>
-              <w:bottom w:val="single" w:sz="4" w:space="0" w:color="000000"/>
-              <w:end w:val="single" w:sz="4" w:space="0" w:color="000000"/>
-            </w:tcBorders>
-          </w:tcPr>
-          <w:p>
-            <w:pPr>
-              <w:pStyle w:val="Style24"/>
-              <w:snapToGrid w:val="false"/>
-              <w:spacing w:lineRule="auto" w:line="240" w:before="0" w:after="0"/>
-              <w:ind w:start="30" w:end="0"/>
-              <w:contextualSpacing/>
               <w:rPr>
                 <w:sz w:val="22"/>
                 <w:szCs w:val="22"/>
@@ -6201,19 +5636,37 @@
             </w:pPr>
             <w:r>
               <w:rPr>
-                <w:color w:val="000000"/>
                 <w:sz w:val="22"/>
                 <w:szCs w:val="22"/>
-                <w:lang w:val="ru-RU" w:eastAsia="ru-RU"/>
-              </w:rPr>
-              <w:t xml:space="preserve">Оформление раздела </w:t>
-            </w:r>
-            <w:r>
+              </w:rPr>
+              <w:t>14.07.2026</w:t>
+            </w:r>
+          </w:p>
+        </w:tc>
+        <w:tc>
+          <w:tcPr>
+            <w:tcW w:w="3286" w:type="dxa"/>
+            <w:tcBorders>
+              <w:start w:val="single" w:sz="4" w:space="0" w:color="000000"/>
+              <w:bottom w:val="single" w:sz="4" w:space="0" w:color="000000"/>
+              <w:end w:val="single" w:sz="4" w:space="0" w:color="000000"/>
+            </w:tcBorders>
+          </w:tcPr>
+          <w:p>
+            <w:pPr>
+              <w:pStyle w:val="Normal"/>
+              <w:spacing w:lineRule="auto" w:line="240"/>
               <w:rPr>
                 <w:sz w:val="22"/>
                 <w:szCs w:val="22"/>
               </w:rPr>
-              <w:t>«Анализ предметной области» отчета</w:t>
+            </w:pPr>
+            <w:r>
+              <w:rPr>
+                <w:sz w:val="22"/>
+                <w:szCs w:val="22"/>
+              </w:rPr>
+              <w:t>Формирование требований к ПО</w:t>
             </w:r>
           </w:p>
         </w:tc>
@@ -6229,33 +5682,24 @@
           <w:p>
             <w:pPr>
               <w:pStyle w:val="Normal"/>
-              <w:snapToGrid w:val="false"/>
+              <w:widowControl/>
               <w:spacing w:lineRule="auto" w:line="240"/>
+              <w:jc w:val="start"/>
               <w:rPr>
                 <w:rFonts w:eastAsia="Times New Roman"/>
-                <w:color w:val="000000"/>
-                <w:sz w:val="22"/>
-                <w:lang w:eastAsia="ru-RU"/>
-              </w:rPr>
-            </w:pPr>
-            <w:r>
-              <w:rPr>
-                <w:rFonts w:eastAsia="Times New Roman"/>
-                <w:color w:val="000000"/>
-                <w:sz w:val="22"/>
-                <w:lang w:eastAsia="ru-RU"/>
-              </w:rPr>
-              <w:t>Оформлен раздел отчета «Технический проект</w:t>
-            </w:r>
-            <w:r>
-              <w:rPr>
-                <w:rFonts w:eastAsia="Times New Roman"/>
-                <w:color w:val="000000"/>
                 <w:sz w:val="22"/>
                 <w:szCs w:val="22"/>
                 <w:lang w:eastAsia="ru-RU"/>
               </w:rPr>
-              <w:t>».</w:t>
+            </w:pPr>
+            <w:r>
+              <w:rPr>
+                <w:rFonts w:eastAsia="Times New Roman"/>
+                <w:sz w:val="22"/>
+                <w:szCs w:val="22"/>
+                <w:lang w:eastAsia="ru-RU"/>
+              </w:rPr>
+              <w:t xml:space="preserve">Сформированы нефункциональные требования и ограничения к разрабатываемой системе. </w:t>
             </w:r>
           </w:p>
         </w:tc>
@@ -6277,37 +5721,51 @@
           <w:p>
             <w:pPr>
               <w:pStyle w:val="Normal"/>
-              <w:snapToGrid w:val="false"/>
-              <w:rPr>
-                <w:rFonts w:eastAsia="Times New Roman"/>
-                <w:color w:val="000000"/>
+              <w:rPr>
                 <w:sz w:val="22"/>
-                <w:lang w:eastAsia="ru-RU"/>
-              </w:rPr>
-            </w:pPr>
-            <w:r>
-              <w:rPr>
-                <w:rFonts w:eastAsia="Times New Roman"/>
-                <w:color w:val="000000"/>
+                <w:szCs w:val="22"/>
+              </w:rPr>
+            </w:pPr>
+            <w:r>
+              <w:rPr>
                 <w:sz w:val="22"/>
-                <w:lang w:eastAsia="ru-RU"/>
-              </w:rPr>
-              <w:t>16</w:t>
-            </w:r>
-            <w:r>
-              <w:rPr>
-                <w:rFonts w:eastAsia="Times New Roman"/>
-                <w:color w:val="000000"/>
+                <w:szCs w:val="22"/>
+              </w:rPr>
+              <w:t>15.07.2026</w:t>
+            </w:r>
+          </w:p>
+        </w:tc>
+        <w:tc>
+          <w:tcPr>
+            <w:tcW w:w="3286" w:type="dxa"/>
+            <w:tcBorders>
+              <w:top w:val="single" w:sz="4" w:space="0" w:color="000000"/>
+              <w:start w:val="single" w:sz="4" w:space="0" w:color="000000"/>
+              <w:bottom w:val="single" w:sz="4" w:space="0" w:color="000000"/>
+              <w:end w:val="single" w:sz="4" w:space="0" w:color="000000"/>
+            </w:tcBorders>
+          </w:tcPr>
+          <w:p>
+            <w:pPr>
+              <w:pStyle w:val="Normal"/>
+              <w:spacing w:lineRule="auto" w:line="240"/>
+              <w:rPr>
                 <w:sz w:val="22"/>
-                <w:lang w:eastAsia="ru-RU"/>
-              </w:rPr>
-              <w:t>.07.2026</w:t>
-            </w:r>
-          </w:p>
-        </w:tc>
-        <w:tc>
-          <w:tcPr>
-            <w:tcW w:w="3286" w:type="dxa"/>
+                <w:szCs w:val="22"/>
+              </w:rPr>
+            </w:pPr>
+            <w:r>
+              <w:rPr>
+                <w:sz w:val="22"/>
+                <w:szCs w:val="22"/>
+              </w:rPr>
+              <w:t>Систематизация собранных материалов.</w:t>
+            </w:r>
+          </w:p>
+        </w:tc>
+        <w:tc>
+          <w:tcPr>
+            <w:tcW w:w="4995" w:type="dxa"/>
             <w:tcBorders>
               <w:top w:val="single" w:sz="4" w:space="0" w:color="000000"/>
               <w:start w:val="single" w:sz="4" w:space="0" w:color="000000"/>
@@ -6318,75 +5776,18 @@
           <w:p>
             <w:pPr>
               <w:pStyle w:val="Normal"/>
-              <w:snapToGrid w:val="false"/>
               <w:spacing w:lineRule="auto" w:line="240"/>
-              <w:jc w:val="start"/>
-              <w:rPr>
-                <w:rFonts w:eastAsia="Times New Roman"/>
-                <w:color w:val="000000"/>
+              <w:rPr>
                 <w:sz w:val="22"/>
-                <w:lang w:eastAsia="ru-RU"/>
-              </w:rPr>
-            </w:pPr>
-            <w:r>
-              <w:rPr>
-                <w:rFonts w:eastAsia="Times New Roman"/>
-                <w:color w:val="000000"/>
+                <w:szCs w:val="22"/>
+              </w:rPr>
+            </w:pPr>
+            <w:r>
+              <w:rPr>
                 <w:sz w:val="22"/>
-                <w:lang w:eastAsia="ru-RU"/>
-              </w:rPr>
-              <w:t>Подготовка отчета по практике</w:t>
-            </w:r>
-          </w:p>
-        </w:tc>
-        <w:tc>
-          <w:tcPr>
-            <w:tcW w:w="4995" w:type="dxa"/>
-            <w:tcBorders>
-              <w:top w:val="single" w:sz="4" w:space="0" w:color="000000"/>
-              <w:start w:val="single" w:sz="4" w:space="0" w:color="000000"/>
-              <w:bottom w:val="single" w:sz="4" w:space="0" w:color="000000"/>
-              <w:end w:val="single" w:sz="4" w:space="0" w:color="000000"/>
-            </w:tcBorders>
-          </w:tcPr>
-          <w:p>
-            <w:pPr>
-              <w:pStyle w:val="Normal"/>
-              <w:snapToGrid w:val="false"/>
-              <w:spacing w:lineRule="auto" w:line="240"/>
-              <w:rPr>
-                <w:rFonts w:eastAsia="Times New Roman"/>
-                <w:color w:val="000000"/>
-                <w:sz w:val="22"/>
-                <w:lang w:eastAsia="ru-RU"/>
-              </w:rPr>
-            </w:pPr>
-            <w:r>
-              <w:rPr>
-                <w:rFonts w:eastAsia="Times New Roman"/>
-                <w:color w:val="000000"/>
-                <w:sz w:val="22"/>
-                <w:lang w:eastAsia="ru-RU"/>
-              </w:rPr>
-              <w:t xml:space="preserve">Систематизация полученных материалов. Написание </w:t>
-            </w:r>
-            <w:r>
-              <w:rPr>
-                <w:rFonts w:eastAsia="Times New Roman"/>
-                <w:color w:val="000000"/>
-                <w:sz w:val="22"/>
-                <w:lang w:eastAsia="ru-RU"/>
-              </w:rPr>
-              <w:t>заключения</w:t>
-            </w:r>
-            <w:r>
-              <w:rPr>
-                <w:rFonts w:eastAsia="Times New Roman"/>
-                <w:color w:val="000000"/>
-                <w:sz w:val="22"/>
-                <w:lang w:eastAsia="ru-RU"/>
-              </w:rPr>
-              <w:t>.</w:t>
+                <w:szCs w:val="22"/>
+              </w:rPr>
+              <w:t>Сбор, группировка и структурирование всех полученных в ходе анализа данных для формирования разделов отчета.</w:t>
             </w:r>
           </w:p>
         </w:tc>
@@ -6406,37 +5807,51 @@
           <w:p>
             <w:pPr>
               <w:pStyle w:val="Normal"/>
-              <w:snapToGrid w:val="false"/>
-              <w:rPr>
-                <w:rFonts w:eastAsia="Times New Roman"/>
-                <w:color w:val="000000"/>
+              <w:rPr>
                 <w:sz w:val="22"/>
-                <w:lang w:eastAsia="ru-RU"/>
-              </w:rPr>
-            </w:pPr>
-            <w:r>
-              <w:rPr>
-                <w:rFonts w:eastAsia="Times New Roman"/>
-                <w:color w:val="000000"/>
+                <w:szCs w:val="22"/>
+              </w:rPr>
+            </w:pPr>
+            <w:r>
+              <w:rPr>
                 <w:sz w:val="22"/>
-                <w:lang w:eastAsia="ru-RU"/>
-              </w:rPr>
-              <w:t>17</w:t>
-            </w:r>
-            <w:r>
-              <w:rPr>
-                <w:rFonts w:eastAsia="Times New Roman"/>
-                <w:color w:val="000000"/>
+                <w:szCs w:val="22"/>
+              </w:rPr>
+              <w:t>16.07.2026</w:t>
+            </w:r>
+          </w:p>
+        </w:tc>
+        <w:tc>
+          <w:tcPr>
+            <w:tcW w:w="3286" w:type="dxa"/>
+            <w:tcBorders>
+              <w:top w:val="single" w:sz="4" w:space="0" w:color="000000"/>
+              <w:start w:val="single" w:sz="4" w:space="0" w:color="000000"/>
+              <w:bottom w:val="single" w:sz="4" w:space="0" w:color="000000"/>
+              <w:end w:val="single" w:sz="4" w:space="0" w:color="000000"/>
+            </w:tcBorders>
+          </w:tcPr>
+          <w:p>
+            <w:pPr>
+              <w:pStyle w:val="Normal"/>
+              <w:spacing w:lineRule="auto" w:line="240"/>
+              <w:rPr>
                 <w:sz w:val="22"/>
-                <w:lang w:eastAsia="ru-RU"/>
-              </w:rPr>
-              <w:t>.07.2026</w:t>
-            </w:r>
-          </w:p>
-        </w:tc>
-        <w:tc>
-          <w:tcPr>
-            <w:tcW w:w="3286" w:type="dxa"/>
+                <w:szCs w:val="22"/>
+              </w:rPr>
+            </w:pPr>
+            <w:r>
+              <w:rPr>
+                <w:sz w:val="22"/>
+                <w:szCs w:val="22"/>
+              </w:rPr>
+              <w:t>Оформление отчета по практике</w:t>
+            </w:r>
+          </w:p>
+        </w:tc>
+        <w:tc>
+          <w:tcPr>
+            <w:tcW w:w="4995" w:type="dxa"/>
             <w:tcBorders>
               <w:top w:val="single" w:sz="4" w:space="0" w:color="000000"/>
               <w:start w:val="single" w:sz="4" w:space="0" w:color="000000"/>
@@ -6447,56 +5862,18 @@
           <w:p>
             <w:pPr>
               <w:pStyle w:val="Normal"/>
-              <w:snapToGrid w:val="false"/>
               <w:spacing w:lineRule="auto" w:line="240"/>
               <w:rPr>
-                <w:rFonts w:eastAsia="Times New Roman"/>
-                <w:color w:val="000000"/>
                 <w:sz w:val="22"/>
-                <w:lang w:eastAsia="ru-RU"/>
-              </w:rPr>
-            </w:pPr>
-            <w:r>
-              <w:rPr>
-                <w:rFonts w:eastAsia="Times New Roman"/>
-                <w:color w:val="000000"/>
+                <w:szCs w:val="22"/>
+              </w:rPr>
+            </w:pPr>
+            <w:r>
+              <w:rPr>
                 <w:sz w:val="22"/>
-                <w:lang w:eastAsia="ru-RU"/>
-              </w:rPr>
-              <w:t>Защита отчета по практике</w:t>
-            </w:r>
-          </w:p>
-        </w:tc>
-        <w:tc>
-          <w:tcPr>
-            <w:tcW w:w="4995" w:type="dxa"/>
-            <w:tcBorders>
-              <w:top w:val="single" w:sz="4" w:space="0" w:color="000000"/>
-              <w:start w:val="single" w:sz="4" w:space="0" w:color="000000"/>
-              <w:bottom w:val="single" w:sz="4" w:space="0" w:color="000000"/>
-              <w:end w:val="single" w:sz="4" w:space="0" w:color="000000"/>
-            </w:tcBorders>
-          </w:tcPr>
-          <w:p>
-            <w:pPr>
-              <w:pStyle w:val="Normal"/>
-              <w:snapToGrid w:val="false"/>
-              <w:spacing w:lineRule="auto" w:line="240"/>
-              <w:rPr>
-                <w:rFonts w:eastAsia="Times New Roman"/>
-                <w:color w:val="000000"/>
-                <w:sz w:val="22"/>
-                <w:lang w:eastAsia="ru-RU"/>
-              </w:rPr>
-            </w:pPr>
-            <w:r>
-              <w:rPr>
-                <w:rFonts w:eastAsia="Times New Roman"/>
-                <w:color w:val="000000"/>
-                <w:sz w:val="22"/>
-                <w:lang w:eastAsia="ru-RU"/>
-              </w:rPr>
-              <w:t>Подготовка презентационных материалов. Защита результатов прохождения практики.</w:t>
+                <w:szCs w:val="22"/>
+              </w:rPr>
+              <w:t>Систематизированы собранные материалы. Оформлена пояснительная записка по ГОСТу, подготовлена презентация.</w:t>
             </w:r>
           </w:p>
         </w:tc>
@@ -6516,115 +5893,77 @@
           <w:p>
             <w:pPr>
               <w:pStyle w:val="Normal"/>
-              <w:snapToGrid w:val="false"/>
+              <w:rPr>
+                <w:sz w:val="22"/>
+                <w:szCs w:val="22"/>
+              </w:rPr>
+            </w:pPr>
+            <w:r>
+              <w:rPr>
+                <w:sz w:val="22"/>
+                <w:szCs w:val="22"/>
+              </w:rPr>
+              <w:t>17.07.2026</w:t>
+            </w:r>
+          </w:p>
+        </w:tc>
+        <w:tc>
+          <w:tcPr>
+            <w:tcW w:w="3286" w:type="dxa"/>
+            <w:tcBorders>
+              <w:top w:val="single" w:sz="4" w:space="0" w:color="000000"/>
+              <w:start w:val="single" w:sz="4" w:space="0" w:color="000000"/>
+              <w:bottom w:val="single" w:sz="4" w:space="0" w:color="000000"/>
+              <w:end w:val="single" w:sz="4" w:space="0" w:color="000000"/>
+            </w:tcBorders>
+          </w:tcPr>
+          <w:p>
+            <w:pPr>
+              <w:pStyle w:val="Normal"/>
+              <w:spacing w:lineRule="auto" w:line="240"/>
+              <w:rPr>
+                <w:sz w:val="22"/>
+                <w:szCs w:val="22"/>
+              </w:rPr>
+            </w:pPr>
+            <w:r>
+              <w:rPr>
+                <w:sz w:val="22"/>
+                <w:szCs w:val="22"/>
+              </w:rPr>
+              <w:t>Оформление отчета по практике</w:t>
+            </w:r>
+          </w:p>
+        </w:tc>
+        <w:tc>
+          <w:tcPr>
+            <w:tcW w:w="4995" w:type="dxa"/>
+            <w:tcBorders>
+              <w:top w:val="single" w:sz="4" w:space="0" w:color="000000"/>
+              <w:start w:val="single" w:sz="4" w:space="0" w:color="000000"/>
+              <w:bottom w:val="single" w:sz="4" w:space="0" w:color="000000"/>
+              <w:end w:val="single" w:sz="4" w:space="0" w:color="000000"/>
+            </w:tcBorders>
+          </w:tcPr>
+          <w:p>
+            <w:pPr>
+              <w:pStyle w:val="Normal"/>
+              <w:widowControl/>
+              <w:spacing w:lineRule="auto" w:line="240"/>
+              <w:jc w:val="start"/>
+              <w:rPr>
+                <w:sz w:val="22"/>
+                <w:szCs w:val="22"/>
+              </w:rPr>
+            </w:pPr>
+            <w:r>
               <w:rPr>
                 <w:rFonts w:eastAsia="Times New Roman"/>
-                <w:color w:val="000000"/>
                 <w:sz w:val="22"/>
+                <w:szCs w:val="22"/>
                 <w:lang w:eastAsia="ru-RU"/>
               </w:rPr>
-            </w:pPr>
-            <w:r>
-              <w:rPr>
-                <w:rFonts w:eastAsia="Times New Roman"/>
-                <w:color w:val="000000"/>
-                <w:sz w:val="22"/>
-                <w:lang w:eastAsia="ru-RU"/>
-              </w:rPr>
-              <w:t>18</w:t>
-            </w:r>
-            <w:r>
-              <w:rPr>
-                <w:rFonts w:eastAsia="Times New Roman"/>
-                <w:color w:val="000000"/>
-                <w:sz w:val="22"/>
-                <w:lang w:eastAsia="ru-RU"/>
-              </w:rPr>
-              <w:t>.07.2026</w:t>
-            </w:r>
-          </w:p>
-        </w:tc>
-        <w:tc>
-          <w:tcPr>
-            <w:tcW w:w="3286" w:type="dxa"/>
-            <w:tcBorders>
-              <w:top w:val="single" w:sz="4" w:space="0" w:color="000000"/>
-              <w:start w:val="single" w:sz="4" w:space="0" w:color="000000"/>
-              <w:bottom w:val="single" w:sz="4" w:space="0" w:color="000000"/>
-              <w:end w:val="single" w:sz="4" w:space="0" w:color="000000"/>
-            </w:tcBorders>
-          </w:tcPr>
-          <w:p>
-            <w:pPr>
-              <w:pStyle w:val="Normal"/>
-              <w:snapToGrid w:val="false"/>
-              <w:spacing w:lineRule="auto" w:line="240"/>
-              <w:rPr>
-                <w:rFonts w:eastAsia="Times New Roman"/>
-                <w:color w:val="000000"/>
-                <w:sz w:val="22"/>
-                <w:lang w:eastAsia="ru-RU"/>
-              </w:rPr>
-            </w:pPr>
-            <w:r>
-              <w:rPr>
-                <w:rFonts w:eastAsia="Times New Roman"/>
-                <w:color w:val="000000"/>
-                <w:sz w:val="22"/>
-                <w:lang w:eastAsia="ru-RU"/>
-              </w:rPr>
-              <w:t>Оформление документации</w:t>
-            </w:r>
-          </w:p>
-        </w:tc>
-        <w:tc>
-          <w:tcPr>
-            <w:tcW w:w="4995" w:type="dxa"/>
-            <w:tcBorders>
-              <w:top w:val="single" w:sz="4" w:space="0" w:color="000000"/>
-              <w:start w:val="single" w:sz="4" w:space="0" w:color="000000"/>
-              <w:bottom w:val="single" w:sz="4" w:space="0" w:color="000000"/>
-              <w:end w:val="single" w:sz="4" w:space="0" w:color="000000"/>
-            </w:tcBorders>
-          </w:tcPr>
-          <w:p>
-            <w:pPr>
-              <w:pStyle w:val="Normal"/>
-              <w:snapToGrid w:val="false"/>
-              <w:spacing w:lineRule="auto" w:line="240"/>
-              <w:rPr>
-                <w:rFonts w:eastAsia="Times New Roman"/>
-                <w:color w:val="000000"/>
-                <w:sz w:val="22"/>
-                <w:lang w:eastAsia="ru-RU"/>
-              </w:rPr>
-            </w:pPr>
-            <w:r>
-              <w:rPr>
-                <w:rFonts w:eastAsia="Times New Roman"/>
-                <w:color w:val="000000"/>
-                <w:sz w:val="22"/>
-                <w:lang w:eastAsia="ru-RU"/>
-              </w:rPr>
-              <w:t xml:space="preserve">Подписание </w:t>
-            </w:r>
-            <w:r>
-              <w:rPr>
-                <w:rFonts w:eastAsia="Times New Roman"/>
-                <w:color w:val="000000"/>
-                <w:sz w:val="22"/>
-                <w:lang w:eastAsia="ru-RU"/>
-              </w:rPr>
-              <w:t>докумментов</w:t>
-            </w:r>
-            <w:r>
-              <w:rPr>
-                <w:rFonts w:eastAsia="Times New Roman"/>
-                <w:color w:val="000000"/>
-                <w:sz w:val="22"/>
-                <w:lang w:eastAsia="ru-RU"/>
-              </w:rPr>
-              <w:t xml:space="preserve"> практики.</w:t>
+              <w:t xml:space="preserve">Завершено оформление графического материала и сформирована презентация для защиты. </w:t>
             </w:r>
           </w:p>
         </w:tc>
@@ -6826,6 +6165,7 @@
     <w:p>
       <w:pPr>
         <w:pStyle w:val="Normal"/>
+        <w:spacing w:before="0" w:after="0"/>
         <w:jc w:val="center"/>
         <w:rPr>
           <w:rFonts w:eastAsia="Times New Roman"/>
@@ -6870,26 +6210,26 @@
           </w:r>
           <w:r>
             <w:rPr>
-              <w:rStyle w:val="IndexLink"/>
+              <w:rStyle w:val="Style16"/>
             </w:rPr>
             <w:instrText xml:space="preserve"> TOC \o "1-3" \h</w:instrText>
           </w:r>
           <w:r>
             <w:rPr>
-              <w:rStyle w:val="IndexLink"/>
+              <w:rStyle w:val="Style16"/>
             </w:rPr>
             <w:fldChar w:fldCharType="separate"/>
           </w:r>
           <w:hyperlink w:anchor="__RefHeading___Toc234097766">
             <w:r>
               <w:rPr>
-                <w:rStyle w:val="IndexLink"/>
+                <w:rStyle w:val="Style16"/>
               </w:rPr>
               <w:t xml:space="preserve"> </w:t>
             </w:r>
             <w:r>
               <w:rPr>
-                <w:rStyle w:val="IndexLink"/>
+                <w:rStyle w:val="Style16"/>
               </w:rPr>
               <w:t>Введение</w:t>
               <w:tab/>
@@ -6909,7 +6249,7 @@
           <w:hyperlink w:anchor="__RefHeading___Toc234097767">
             <w:r>
               <w:rPr>
-                <w:rStyle w:val="IndexLink"/>
+                <w:rStyle w:val="Style16"/>
               </w:rPr>
               <w:t>1 Технический проект</w:t>
               <w:tab/>
@@ -6929,7 +6269,7 @@
           <w:hyperlink w:anchor="__RefHeading___Toc8441_3300070494">
             <w:r>
               <w:rPr>
-                <w:rStyle w:val="IndexLink"/>
+                <w:rStyle w:val="Style16"/>
               </w:rPr>
               <w:t>1.1. Анализ предметной области</w:t>
               <w:tab/>
@@ -6949,7 +6289,7 @@
           <w:hyperlink w:anchor="__RefHeading___Toc8443_3300070494">
             <w:r>
               <w:rPr>
-                <w:rStyle w:val="IndexLink"/>
+                <w:rStyle w:val="Style16"/>
               </w:rPr>
               <w:t>1.1.1. Общая информация и организационная структура предприятия</w:t>
               <w:tab/>
@@ -6969,7 +6309,7 @@
           <w:hyperlink w:anchor="__RefHeading___Toc234097770">
             <w:r>
               <w:rPr>
-                <w:rStyle w:val="IndexLink"/>
+                <w:rStyle w:val="Style16"/>
               </w:rPr>
               <w:t>1.1.2. Бизнес-процессы проблемной зоны предприятия</w:t>
               <w:tab/>
@@ -6989,7 +6329,7 @@
           <w:hyperlink w:anchor="__RefHeading___Toc234097771">
             <w:r>
               <w:rPr>
-                <w:rStyle w:val="IndexLink"/>
+                <w:rStyle w:val="Style16"/>
               </w:rPr>
               <w:t>1.2. Обзор аналогичных решений</w:t>
               <w:tab/>
@@ -7009,7 +6349,7 @@
           <w:hyperlink w:anchor="__RefHeading___Toc8445_3300070494">
             <w:r>
               <w:rPr>
-                <w:rStyle w:val="IndexLink"/>
+                <w:rStyle w:val="Style16"/>
               </w:rPr>
               <w:t>1.3. Цель и задачи</w:t>
               <w:tab/>
@@ -7029,13 +6369,13 @@
           <w:hyperlink w:anchor="__RefHeading___Toc1224_44559829">
             <w:r>
               <w:rPr>
-                <w:rStyle w:val="IndexLink"/>
+                <w:rStyle w:val="Style16"/>
               </w:rPr>
               <w:t xml:space="preserve"> </w:t>
             </w:r>
             <w:r>
               <w:rPr>
-                <w:rStyle w:val="IndexLink"/>
+                <w:rStyle w:val="Style16"/>
               </w:rPr>
               <w:t>Заключение</w:t>
               <w:tab/>
@@ -7055,13 +6395,13 @@
           <w:hyperlink w:anchor="__RefHeading___Toc1226_44559829">
             <w:r>
               <w:rPr>
-                <w:rStyle w:val="IndexLink"/>
+                <w:rStyle w:val="Style16"/>
               </w:rPr>
               <w:t xml:space="preserve"> </w:t>
             </w:r>
             <w:r>
               <w:rPr>
-                <w:rStyle w:val="IndexLink"/>
+                <w:rStyle w:val="Style16"/>
               </w:rPr>
               <w:t>Список спользованных источников</w:t>
               <w:tab/>
@@ -7081,27 +6421,15 @@
           <w:hyperlink w:anchor="__RefHeading___Toc1228_44559829">
             <w:r>
               <w:rPr>
-                <w:rStyle w:val="IndexLink"/>
+                <w:rStyle w:val="Style16"/>
               </w:rPr>
               <w:t xml:space="preserve"> </w:t>
             </w:r>
             <w:r>
               <w:rPr>
-                <w:rStyle w:val="IndexLink"/>
-              </w:rPr>
-              <w:t xml:space="preserve">Приложение 1. </w:t>
-            </w:r>
-            <w:r>
-              <w:rPr>
-                <w:rStyle w:val="IndexLink"/>
-              </w:rPr>
-              <w:t>Модель</w:t>
-            </w:r>
-            <w:r>
-              <w:rPr>
-                <w:rStyle w:val="IndexLink"/>
-              </w:rPr>
-              <w:t xml:space="preserve"> AS-IS</w:t>
+                <w:rStyle w:val="Style16"/>
+              </w:rPr>
+              <w:t>Приложение 1. Модель AS-IS</w:t>
               <w:tab/>
               <w:t>19</w:t>
             </w:r>
@@ -7119,27 +6447,15 @@
           <w:hyperlink w:anchor="__RefHeading___Toc1230_44559829">
             <w:r>
               <w:rPr>
-                <w:rStyle w:val="IndexLink"/>
+                <w:rStyle w:val="Style16"/>
               </w:rPr>
               <w:t xml:space="preserve"> </w:t>
             </w:r>
             <w:r>
               <w:rPr>
-                <w:rStyle w:val="IndexLink"/>
-              </w:rPr>
-              <w:t xml:space="preserve">Приложение 2. </w:t>
-            </w:r>
-            <w:r>
-              <w:rPr>
-                <w:rStyle w:val="IndexLink"/>
-              </w:rPr>
-              <w:t>Модель</w:t>
-            </w:r>
-            <w:r>
-              <w:rPr>
-                <w:rStyle w:val="IndexLink"/>
-              </w:rPr>
-              <w:t xml:space="preserve"> TO-BE</w:t>
+                <w:rStyle w:val="Style16"/>
+              </w:rPr>
+              <w:t>Приложение 2. Модель TO-BE</w:t>
               <w:tab/>
               <w:t>20</w:t>
             </w:r>
@@ -7157,13 +6473,13 @@
           <w:hyperlink w:anchor="__RefHeading___Toc1232_44559829">
             <w:r>
               <w:rPr>
-                <w:rStyle w:val="IndexLink"/>
+                <w:rStyle w:val="Style16"/>
               </w:rPr>
               <w:t xml:space="preserve"> </w:t>
             </w:r>
             <w:r>
               <w:rPr>
-                <w:rStyle w:val="IndexLink"/>
+                <w:rStyle w:val="Style16"/>
               </w:rPr>
               <w:t>Приложение 3. Диаграмма вариантов исппользования</w:t>
               <w:tab/>
@@ -7183,13 +6499,13 @@
           <w:hyperlink w:anchor="__RefHeading___Toc1234_44559829">
             <w:r>
               <w:rPr>
-                <w:rStyle w:val="IndexLink"/>
+                <w:rStyle w:val="Style16"/>
               </w:rPr>
               <w:t xml:space="preserve"> </w:t>
             </w:r>
             <w:r>
               <w:rPr>
-                <w:rStyle w:val="IndexLink"/>
+                <w:rStyle w:val="Style16"/>
               </w:rPr>
               <w:t>Приложение 4. Инфологическая модель</w:t>
               <w:tab/>
@@ -7198,7 +6514,7 @@
           </w:hyperlink>
           <w:r>
             <w:rPr>
-              <w:rStyle w:val="IndexLink"/>
+              <w:rStyle w:val="Style16"/>
             </w:rPr>
             <w:fldChar w:fldCharType="end"/>
           </w:r>
@@ -7218,14 +6534,14 @@
         </w:rPr>
       </w:pPr>
       <w:r>
-        <w:br w:type="page"/>
-      </w:r>
-      <w:r>
         <w:rPr>
           <w:b/>
           <w:color w:val="000000"/>
           <w:szCs w:val="24"/>
         </w:rPr>
+      </w:r>
+      <w:r>
+        <w:br w:type="page"/>
       </w:r>
     </w:p>
     <w:p>
@@ -7235,14 +6551,15 @@
           <w:ilvl w:val="0"/>
           <w:numId w:val="0"/>
         </w:numPr>
-        <w:ind w:hanging="0" w:start="720" w:end="0"/>
+        <w:spacing w:before="0" w:after="363"/>
+        <w:ind w:hanging="0" w:start="0" w:end="0"/>
         <w:rPr>
           <w:rFonts w:cs="Times New Roman"/>
           <w:szCs w:val="24"/>
         </w:rPr>
       </w:pPr>
-      <w:bookmarkStart w:id="7" w:name="__RefHeading___Toc234097766"/>
-      <w:bookmarkEnd w:id="7"/>
+      <w:bookmarkStart w:id="8" w:name="__RefHeading___Toc234097766"/>
+      <w:bookmarkEnd w:id="8"/>
       <w:r>
         <w:rPr>
           <w:rFonts w:cs="Times New Roman"/>
@@ -7547,25 +6864,6 @@
           <w:szCs w:val="24"/>
         </w:rPr>
         <w:t>Сведение к нулю обращений к инженерам для управления игровыми серверами.</w:t>
-      </w:r>
-      <w:r>
-        <w:br w:type="page"/>
-      </w:r>
-    </w:p>
-    <w:p>
-      <w:pPr>
-        <w:pStyle w:val="Normal"/>
-        <w:widowControl/>
-        <w:spacing w:lineRule="auto" w:line="240"/>
-        <w:jc w:val="start"/>
-        <w:rPr>
-          <w:szCs w:val="24"/>
-        </w:rPr>
-      </w:pPr>
-      <w:r>
-        <w:rPr>
-          <w:szCs w:val="24"/>
-        </w:rPr>
       </w:r>
     </w:p>
     <w:p>
@@ -7581,8 +6879,8 @@
           <w:szCs w:val="24"/>
         </w:rPr>
       </w:pPr>
-      <w:bookmarkStart w:id="8" w:name="__RefHeading___Toc234097767"/>
-      <w:bookmarkEnd w:id="8"/>
+      <w:bookmarkStart w:id="9" w:name="__RefHeading___Toc234097767"/>
+      <w:bookmarkEnd w:id="9"/>
       <w:r>
         <w:rPr>
           <w:rFonts w:cs="Times New Roman"/>
@@ -7607,8 +6905,8 @@
           <w:rFonts w:eastAsia="Times New Roman"/>
         </w:rPr>
       </w:pPr>
-      <w:bookmarkStart w:id="9" w:name="__RefHeading___Toc8441_3300070494"/>
-      <w:bookmarkEnd w:id="9"/>
+      <w:bookmarkStart w:id="10" w:name="__RefHeading___Toc8441_3300070494"/>
+      <w:bookmarkEnd w:id="10"/>
       <w:r>
         <w:rPr>
           <w:rFonts w:cs="Times New Roman"/>
@@ -7627,8 +6925,8 @@
           <w:szCs w:val="24"/>
         </w:rPr>
       </w:pPr>
-      <w:bookmarkStart w:id="10" w:name="__RefHeading___Toc8443_3300070494"/>
-      <w:bookmarkEnd w:id="10"/>
+      <w:bookmarkStart w:id="11" w:name="__RefHeading___Toc8443_3300070494"/>
+      <w:bookmarkEnd w:id="11"/>
       <w:r>
         <w:rPr>
           <w:rFonts w:eastAsia="Times New Roman"/>
@@ -7851,39 +7149,32 @@
         <w:ind w:firstLine="709" w:end="0"/>
         <w:jc w:val="center"/>
         <w:rPr>
+          <w:sz w:val="20"/>
+        </w:rPr>
+      </w:pPr>
+      <w:r>
+        <w:rPr>
           <w:color w:val="000000"/>
-          <w:sz w:val="22"/>
-        </w:rPr>
-      </w:pPr>
+          <w:sz w:val="20"/>
+          <w:szCs w:val="20"/>
+        </w:rPr>
+        <w:t>Рисунок 1.</w:t>
+      </w:r>
       <w:r>
         <w:rPr>
           <w:color w:val="000000"/>
-          <w:sz w:val="22"/>
-        </w:rPr>
-        <w:t>Рисунок 1.1 Организационная структура ИП. Теплов С.Д</w:t>
-      </w:r>
-    </w:p>
-    <w:p>
-      <w:pPr>
-        <w:pStyle w:val="BodyText"/>
-        <w:tabs>
-          <w:tab w:val="clear" w:pos="708"/>
-          <w:tab w:val="left" w:pos="-3686" w:leader="none"/>
-          <w:tab w:val="left" w:pos="709" w:leader="none"/>
-        </w:tabs>
-        <w:spacing w:lineRule="auto" w:line="360" w:before="0" w:after="0"/>
-        <w:ind w:firstLine="709" w:end="0"/>
-        <w:jc w:val="center"/>
+          <w:sz w:val="20"/>
+          <w:szCs w:val="20"/>
+        </w:rPr>
+        <w:t xml:space="preserve">1 - </w:t>
+      </w:r>
+      <w:r>
         <w:rPr>
           <w:color w:val="000000"/>
-          <w:sz w:val="22"/>
-        </w:rPr>
-      </w:pPr>
-      <w:r>
-        <w:rPr>
-          <w:color w:val="000000"/>
-          <w:sz w:val="22"/>
-        </w:rPr>
+          <w:sz w:val="20"/>
+          <w:szCs w:val="20"/>
+        </w:rPr>
+        <w:t>Организационная структура ИП. Теплов С.Д</w:t>
       </w:r>
     </w:p>
     <w:p>
@@ -7895,8 +7186,8 @@
           <w:szCs w:val="24"/>
         </w:rPr>
       </w:pPr>
-      <w:bookmarkStart w:id="11" w:name="__RefHeading___Toc234097770"/>
-      <w:bookmarkEnd w:id="11"/>
+      <w:bookmarkStart w:id="12" w:name="__RefHeading___Toc234097770"/>
+      <w:bookmarkEnd w:id="12"/>
       <w:r>
         <w:rPr/>
         <w:t>Бизнес-процессы проблемной зоны предприятия</w:t>
@@ -8415,13 +7706,14 @@
           <w:numId w:val="4"/>
         </w:numPr>
         <w:spacing w:lineRule="auto" w:line="240" w:before="238" w:after="238"/>
+        <w:ind w:firstLine="567" w:start="283" w:end="0"/>
         <w:jc w:val="start"/>
         <w:rPr>
           <w:szCs w:val="24"/>
         </w:rPr>
       </w:pPr>
-      <w:bookmarkStart w:id="12" w:name="__RefHeading___Toc234097771"/>
-      <w:bookmarkEnd w:id="12"/>
+      <w:bookmarkStart w:id="13" w:name="__RefHeading___Toc234097771"/>
+      <w:bookmarkEnd w:id="13"/>
       <w:r>
         <w:rPr>
           <w:rFonts w:cs="Times New Roman"/>
@@ -8457,19 +7749,7 @@
         <w:rPr>
           <w:szCs w:val="24"/>
         </w:rPr>
-        <w:t xml:space="preserve">Ближайшим функциональным аналогом разрабатываемой системы является CrazyGames Developer Portal. Это платформа, позволяющая авторам публиковать и монетизировать HTML5-игры по модели самообслуживания </w:t>
-      </w:r>
-      <w:r>
-        <w:rPr>
-          <w:szCs w:val="24"/>
-        </w:rPr>
-        <w:t>[1]</w:t>
-      </w:r>
-      <w:r>
-        <w:rPr>
-          <w:szCs w:val="24"/>
-        </w:rPr>
-        <w:t>. Ключевые особенности системы:</w:t>
+        <w:t>Ближайшим функциональным аналогом разрабатываемой системы является CrazyGames Developer Portal. Это платформа, позволяющая авторам публиковать и монетизировать HTML5-игры по модели самообслуживания [1]. Ключевые особенности системы:</w:t>
       </w:r>
     </w:p>
     <w:p>
@@ -8568,19 +7848,7 @@
         <w:rPr>
           <w:szCs w:val="24"/>
         </w:rPr>
-        <w:t>Платформа GameDistribution представляет собой крупную B2B-сеть дистрибуции веб-игр. Процесс работы выстроен вокруг однократной загрузки игры для последующего распространения по партнерским сайтам [</w:t>
-      </w:r>
-      <w:r>
-        <w:rPr>
-          <w:szCs w:val="24"/>
-        </w:rPr>
-        <w:t>2</w:t>
-      </w:r>
-      <w:r>
-        <w:rPr>
-          <w:szCs w:val="24"/>
-        </w:rPr>
-        <w:t>]. Ключевые особенности системы:</w:t>
+        <w:t>Платформа GameDistribution представляет собой крупную B2B-сеть дистрибуции веб-игр. Процесс работы выстроен вокруг однократной загрузки игры для последующего распространения по партнерским сайтам [2]. Ключевые особенности системы:</w:t>
       </w:r>
     </w:p>
     <w:p>
@@ -8679,19 +7947,7 @@
         <w:rPr>
           <w:szCs w:val="24"/>
         </w:rPr>
-        <w:t>Платформа Poki for Developers выделяется глубоким подходом к аналитике и тестированию игр [</w:t>
-      </w:r>
-      <w:r>
-        <w:rPr>
-          <w:szCs w:val="24"/>
-        </w:rPr>
-        <w:t>3</w:t>
-      </w:r>
-      <w:r>
-        <w:rPr>
-          <w:szCs w:val="24"/>
-        </w:rPr>
-        <w:t>]. Ключевые особенности системы:</w:t>
+        <w:t>Платформа Poki for Developers выделяется глубоким подходом к аналитике и тестированию игр [3]. Ключевые особенности системы:</w:t>
       </w:r>
     </w:p>
     <w:p>
@@ -8880,19 +8136,7 @@
         <w:rPr>
           <w:szCs w:val="24"/>
         </w:rPr>
-        <w:t>Основной проблемой платформы является отсутствие B2B-модерации с утверждением вердиктов администрацией. Встроенная аналитика ограничивается базовыми просмотрами и скачиваниями, игнорируя метрики вовлеченности и рекламной монетизации. Поддержка управления серверными экземплярами полностью отсутствует [</w:t>
-      </w:r>
-      <w:r>
-        <w:rPr>
-          <w:szCs w:val="24"/>
-        </w:rPr>
-        <w:t>4</w:t>
-      </w:r>
-      <w:r>
-        <w:rPr>
-          <w:szCs w:val="24"/>
-        </w:rPr>
-        <w:t>].</w:t>
+        <w:t>Основной проблемой платформы является отсутствие B2B-модерации с утверждением вердиктов администрацией. Встроенная аналитика ограничивается базовыми просмотрами и скачиваниями, игнорируя метрики вовлеченности и рекламной монетизации. Поддержка управления серверными экземплярами полностью отсутствует [4].</w:t>
       </w:r>
     </w:p>
     <w:p>
@@ -8997,19 +8241,7 @@
         <w:rPr>
           <w:szCs w:val="24"/>
         </w:rPr>
-        <w:t>Существенным ограничением является целевая аудитория системы: она спроектирована для администраторов порталов, а не для предоставления консоли внешним разработчикам. Процесс публикации осуществляется администратором вручную, встроенный чат и расширенная статистика отсутствуют [</w:t>
-      </w:r>
-      <w:r>
-        <w:rPr>
-          <w:szCs w:val="24"/>
-        </w:rPr>
-        <w:t>5</w:t>
-      </w:r>
-      <w:r>
-        <w:rPr>
-          <w:szCs w:val="24"/>
-        </w:rPr>
-        <w:t>].</w:t>
+        <w:t>Существенным ограничением является целевая аудитория системы: она спроектирована для администраторов порталов, а не для предоставления консоли внешним разработчикам. Процесс публикации осуществляется администратором вручную, встроенный чат и расширенная статистика отсутствуют [5].</w:t>
       </w:r>
     </w:p>
     <w:p>
@@ -9055,7 +8287,7 @@
           <w:color w:val="000000"/>
           <w:szCs w:val="24"/>
         </w:rPr>
-        <w:t>Таблица 1.1. Сравнение функциональных возможностей аналогичных решений</w:t>
+        <w:t>Таблица 1.1 - Сравнение функциональных возможностей аналогичных решений</w:t>
       </w:r>
     </w:p>
     <w:tbl>
@@ -9072,11 +8304,11 @@
         </w:tblCellMar>
       </w:tblPr>
       <w:tblGrid>
-        <w:gridCol w:w="469"/>
-        <w:gridCol w:w="2476"/>
-        <w:gridCol w:w="1582"/>
+        <w:gridCol w:w="468"/>
+        <w:gridCol w:w="2477"/>
+        <w:gridCol w:w="1581"/>
         <w:gridCol w:w="1364"/>
-        <w:gridCol w:w="1254"/>
+        <w:gridCol w:w="1255"/>
         <w:gridCol w:w="1244"/>
         <w:gridCol w:w="1525"/>
       </w:tblGrid>
@@ -9086,7 +8318,7 @@
         </w:trPr>
         <w:tc>
           <w:tcPr>
-            <w:tcW w:w="469" w:type="dxa"/>
+            <w:tcW w:w="468" w:type="dxa"/>
             <w:tcBorders>
               <w:top w:val="single" w:sz="4" w:space="0" w:color="000000"/>
               <w:start w:val="single" w:sz="4" w:space="0" w:color="000000"/>
@@ -9116,7 +8348,7 @@
         </w:tc>
         <w:tc>
           <w:tcPr>
-            <w:tcW w:w="2476" w:type="dxa"/>
+            <w:tcW w:w="2477" w:type="dxa"/>
             <w:tcBorders>
               <w:top w:val="single" w:sz="4" w:space="0" w:color="000000"/>
               <w:start w:val="single" w:sz="4" w:space="0" w:color="000000"/>
@@ -9146,7 +8378,7 @@
         </w:tc>
         <w:tc>
           <w:tcPr>
-            <w:tcW w:w="1582" w:type="dxa"/>
+            <w:tcW w:w="1581" w:type="dxa"/>
             <w:tcBorders>
               <w:top w:val="single" w:sz="4" w:space="0" w:color="000000"/>
               <w:start w:val="single" w:sz="4" w:space="0" w:color="000000"/>
@@ -9206,7 +8438,7 @@
         </w:tc>
         <w:tc>
           <w:tcPr>
-            <w:tcW w:w="1254" w:type="dxa"/>
+            <w:tcW w:w="1255" w:type="dxa"/>
             <w:tcBorders>
               <w:top w:val="single" w:sz="4" w:space="0" w:color="000000"/>
               <w:start w:val="single" w:sz="4" w:space="0" w:color="000000"/>
@@ -9299,7 +8531,7 @@
         </w:trPr>
         <w:tc>
           <w:tcPr>
-            <w:tcW w:w="469" w:type="dxa"/>
+            <w:tcW w:w="468" w:type="dxa"/>
             <w:tcBorders>
               <w:start w:val="single" w:sz="4" w:space="0" w:color="000000"/>
               <w:bottom w:val="single" w:sz="4" w:space="0" w:color="000000"/>
@@ -9325,7 +8557,7 @@
         </w:tc>
         <w:tc>
           <w:tcPr>
-            <w:tcW w:w="2476" w:type="dxa"/>
+            <w:tcW w:w="2477" w:type="dxa"/>
             <w:tcBorders>
               <w:start w:val="single" w:sz="4" w:space="0" w:color="000000"/>
               <w:bottom w:val="single" w:sz="4" w:space="0" w:color="000000"/>
@@ -9349,7 +8581,7 @@
         </w:tc>
         <w:tc>
           <w:tcPr>
-            <w:tcW w:w="1582" w:type="dxa"/>
+            <w:tcW w:w="1581" w:type="dxa"/>
             <w:tcBorders>
               <w:start w:val="single" w:sz="4" w:space="0" w:color="000000"/>
               <w:bottom w:val="single" w:sz="4" w:space="0" w:color="000000"/>
@@ -9407,7 +8639,7 @@
         </w:tc>
         <w:tc>
           <w:tcPr>
-            <w:tcW w:w="1254" w:type="dxa"/>
+            <w:tcW w:w="1255" w:type="dxa"/>
             <w:tcBorders>
               <w:start w:val="single" w:sz="4" w:space="0" w:color="000000"/>
               <w:bottom w:val="single" w:sz="4" w:space="0" w:color="000000"/>
@@ -9497,7 +8729,7 @@
         </w:trPr>
         <w:tc>
           <w:tcPr>
-            <w:tcW w:w="469" w:type="dxa"/>
+            <w:tcW w:w="468" w:type="dxa"/>
             <w:tcBorders>
               <w:start w:val="single" w:sz="4" w:space="0" w:color="000000"/>
               <w:bottom w:val="single" w:sz="4" w:space="0" w:color="000000"/>
@@ -9523,7 +8755,7 @@
         </w:tc>
         <w:tc>
           <w:tcPr>
-            <w:tcW w:w="2476" w:type="dxa"/>
+            <w:tcW w:w="2477" w:type="dxa"/>
             <w:tcBorders>
               <w:start w:val="single" w:sz="4" w:space="0" w:color="000000"/>
               <w:bottom w:val="single" w:sz="4" w:space="0" w:color="000000"/>
@@ -9549,7 +8781,7 @@
         </w:tc>
         <w:tc>
           <w:tcPr>
-            <w:tcW w:w="1582" w:type="dxa"/>
+            <w:tcW w:w="1581" w:type="dxa"/>
             <w:tcBorders>
               <w:start w:val="single" w:sz="4" w:space="0" w:color="000000"/>
               <w:bottom w:val="single" w:sz="4" w:space="0" w:color="000000"/>
@@ -9607,7 +8839,7 @@
         </w:tc>
         <w:tc>
           <w:tcPr>
-            <w:tcW w:w="1254" w:type="dxa"/>
+            <w:tcW w:w="1255" w:type="dxa"/>
             <w:tcBorders>
               <w:start w:val="single" w:sz="4" w:space="0" w:color="000000"/>
               <w:bottom w:val="single" w:sz="4" w:space="0" w:color="000000"/>
@@ -9697,7 +8929,7 @@
         </w:trPr>
         <w:tc>
           <w:tcPr>
-            <w:tcW w:w="469" w:type="dxa"/>
+            <w:tcW w:w="468" w:type="dxa"/>
             <w:tcBorders>
               <w:start w:val="single" w:sz="4" w:space="0" w:color="000000"/>
               <w:bottom w:val="single" w:sz="4" w:space="0" w:color="000000"/>
@@ -9725,7 +8957,7 @@
         </w:tc>
         <w:tc>
           <w:tcPr>
-            <w:tcW w:w="2476" w:type="dxa"/>
+            <w:tcW w:w="2477" w:type="dxa"/>
             <w:tcBorders>
               <w:start w:val="single" w:sz="4" w:space="0" w:color="000000"/>
               <w:bottom w:val="single" w:sz="4" w:space="0" w:color="000000"/>
@@ -9751,7 +8983,7 @@
         </w:tc>
         <w:tc>
           <w:tcPr>
-            <w:tcW w:w="1582" w:type="dxa"/>
+            <w:tcW w:w="1581" w:type="dxa"/>
             <w:tcBorders>
               <w:start w:val="single" w:sz="4" w:space="0" w:color="000000"/>
               <w:bottom w:val="single" w:sz="4" w:space="0" w:color="000000"/>
@@ -9813,7 +9045,7 @@
         </w:tc>
         <w:tc>
           <w:tcPr>
-            <w:tcW w:w="1254" w:type="dxa"/>
+            <w:tcW w:w="1255" w:type="dxa"/>
             <w:tcBorders>
               <w:start w:val="single" w:sz="4" w:space="0" w:color="000000"/>
               <w:bottom w:val="single" w:sz="4" w:space="0" w:color="000000"/>
@@ -9909,7 +9141,7 @@
         </w:trPr>
         <w:tc>
           <w:tcPr>
-            <w:tcW w:w="469" w:type="dxa"/>
+            <w:tcW w:w="468" w:type="dxa"/>
             <w:tcBorders>
               <w:start w:val="single" w:sz="4" w:space="0" w:color="000000"/>
               <w:bottom w:val="single" w:sz="4" w:space="0" w:color="000000"/>
@@ -9937,7 +9169,7 @@
         </w:tc>
         <w:tc>
           <w:tcPr>
-            <w:tcW w:w="2476" w:type="dxa"/>
+            <w:tcW w:w="2477" w:type="dxa"/>
             <w:tcBorders>
               <w:start w:val="single" w:sz="4" w:space="0" w:color="000000"/>
               <w:bottom w:val="single" w:sz="4" w:space="0" w:color="000000"/>
@@ -9965,7 +9197,7 @@
         </w:tc>
         <w:tc>
           <w:tcPr>
-            <w:tcW w:w="1582" w:type="dxa"/>
+            <w:tcW w:w="1581" w:type="dxa"/>
             <w:tcBorders>
               <w:start w:val="single" w:sz="4" w:space="0" w:color="000000"/>
               <w:bottom w:val="single" w:sz="4" w:space="0" w:color="000000"/>
@@ -10027,7 +9259,7 @@
         </w:tc>
         <w:tc>
           <w:tcPr>
-            <w:tcW w:w="1254" w:type="dxa"/>
+            <w:tcW w:w="1255" w:type="dxa"/>
             <w:tcBorders>
               <w:start w:val="single" w:sz="4" w:space="0" w:color="000000"/>
               <w:bottom w:val="single" w:sz="4" w:space="0" w:color="000000"/>
@@ -10123,7 +9355,7 @@
         </w:trPr>
         <w:tc>
           <w:tcPr>
-            <w:tcW w:w="469" w:type="dxa"/>
+            <w:tcW w:w="468" w:type="dxa"/>
             <w:tcBorders>
               <w:start w:val="single" w:sz="4" w:space="0" w:color="000000"/>
               <w:bottom w:val="single" w:sz="4" w:space="0" w:color="000000"/>
@@ -10151,7 +9383,7 @@
         </w:tc>
         <w:tc>
           <w:tcPr>
-            <w:tcW w:w="2476" w:type="dxa"/>
+            <w:tcW w:w="2477" w:type="dxa"/>
             <w:tcBorders>
               <w:start w:val="single" w:sz="4" w:space="0" w:color="000000"/>
               <w:bottom w:val="single" w:sz="4" w:space="0" w:color="000000"/>
@@ -10179,7 +9411,7 @@
         </w:tc>
         <w:tc>
           <w:tcPr>
-            <w:tcW w:w="1582" w:type="dxa"/>
+            <w:tcW w:w="1581" w:type="dxa"/>
             <w:tcBorders>
               <w:start w:val="single" w:sz="4" w:space="0" w:color="000000"/>
               <w:bottom w:val="single" w:sz="4" w:space="0" w:color="000000"/>
@@ -10241,7 +9473,7 @@
         </w:tc>
         <w:tc>
           <w:tcPr>
-            <w:tcW w:w="1254" w:type="dxa"/>
+            <w:tcW w:w="1255" w:type="dxa"/>
             <w:tcBorders>
               <w:start w:val="single" w:sz="4" w:space="0" w:color="000000"/>
               <w:bottom w:val="single" w:sz="4" w:space="0" w:color="000000"/>
@@ -10337,7 +9569,7 @@
         </w:trPr>
         <w:tc>
           <w:tcPr>
-            <w:tcW w:w="469" w:type="dxa"/>
+            <w:tcW w:w="468" w:type="dxa"/>
             <w:tcBorders>
               <w:start w:val="single" w:sz="4" w:space="0" w:color="000000"/>
               <w:bottom w:val="single" w:sz="4" w:space="0" w:color="000000"/>
@@ -10365,7 +9597,7 @@
         </w:tc>
         <w:tc>
           <w:tcPr>
-            <w:tcW w:w="2476" w:type="dxa"/>
+            <w:tcW w:w="2477" w:type="dxa"/>
             <w:tcBorders>
               <w:start w:val="single" w:sz="4" w:space="0" w:color="000000"/>
               <w:bottom w:val="single" w:sz="4" w:space="0" w:color="000000"/>
@@ -10393,7 +9625,7 @@
         </w:tc>
         <w:tc>
           <w:tcPr>
-            <w:tcW w:w="1582" w:type="dxa"/>
+            <w:tcW w:w="1581" w:type="dxa"/>
             <w:tcBorders>
               <w:start w:val="single" w:sz="4" w:space="0" w:color="000000"/>
               <w:bottom w:val="single" w:sz="4" w:space="0" w:color="000000"/>
@@ -10455,7 +9687,7 @@
         </w:tc>
         <w:tc>
           <w:tcPr>
-            <w:tcW w:w="1254" w:type="dxa"/>
+            <w:tcW w:w="1255" w:type="dxa"/>
             <w:tcBorders>
               <w:start w:val="single" w:sz="4" w:space="0" w:color="000000"/>
               <w:bottom w:val="single" w:sz="4" w:space="0" w:color="000000"/>
@@ -10551,7 +9783,7 @@
         </w:trPr>
         <w:tc>
           <w:tcPr>
-            <w:tcW w:w="469" w:type="dxa"/>
+            <w:tcW w:w="468" w:type="dxa"/>
             <w:tcBorders>
               <w:start w:val="single" w:sz="4" w:space="0" w:color="000000"/>
               <w:bottom w:val="single" w:sz="4" w:space="0" w:color="000000"/>
@@ -10577,7 +9809,7 @@
         </w:tc>
         <w:tc>
           <w:tcPr>
-            <w:tcW w:w="2476" w:type="dxa"/>
+            <w:tcW w:w="2477" w:type="dxa"/>
             <w:tcBorders>
               <w:start w:val="single" w:sz="4" w:space="0" w:color="000000"/>
               <w:bottom w:val="single" w:sz="4" w:space="0" w:color="000000"/>
@@ -10603,7 +9835,7 @@
         </w:tc>
         <w:tc>
           <w:tcPr>
-            <w:tcW w:w="1582" w:type="dxa"/>
+            <w:tcW w:w="1581" w:type="dxa"/>
             <w:tcBorders>
               <w:start w:val="single" w:sz="4" w:space="0" w:color="000000"/>
               <w:bottom w:val="single" w:sz="4" w:space="0" w:color="000000"/>
@@ -10661,7 +9893,7 @@
         </w:tc>
         <w:tc>
           <w:tcPr>
-            <w:tcW w:w="1254" w:type="dxa"/>
+            <w:tcW w:w="1255" w:type="dxa"/>
             <w:tcBorders>
               <w:start w:val="single" w:sz="4" w:space="0" w:color="000000"/>
               <w:bottom w:val="single" w:sz="4" w:space="0" w:color="000000"/>
@@ -10761,13 +9993,14 @@
           <w:numId w:val="4"/>
         </w:numPr>
         <w:spacing w:lineRule="auto" w:line="240" w:before="238" w:after="238"/>
+        <w:ind w:firstLine="567" w:start="283" w:end="0"/>
         <w:jc w:val="start"/>
         <w:rPr>
           <w:szCs w:val="24"/>
         </w:rPr>
       </w:pPr>
-      <w:bookmarkStart w:id="13" w:name="__RefHeading___Toc8445_3300070494"/>
-      <w:bookmarkEnd w:id="13"/>
+      <w:bookmarkStart w:id="14" w:name="__RefHeading___Toc8445_3300070494"/>
+      <w:bookmarkEnd w:id="14"/>
       <w:r>
         <w:rPr>
           <w:rFonts w:cs="Times New Roman"/>
@@ -11137,14 +10370,14 @@
           <w:ilvl w:val="0"/>
           <w:numId w:val="0"/>
         </w:numPr>
-        <w:spacing w:before="363" w:after="363"/>
+        <w:spacing w:before="0" w:after="363"/>
         <w:ind w:hanging="0" w:start="720" w:end="0"/>
         <w:rPr>
           <w:szCs w:val="24"/>
         </w:rPr>
       </w:pPr>
-      <w:bookmarkStart w:id="14" w:name="__RefHeading___Toc1224_44559829"/>
-      <w:bookmarkEnd w:id="14"/>
+      <w:bookmarkStart w:id="15" w:name="__RefHeading___Toc1224_44559829"/>
+      <w:bookmarkEnd w:id="15"/>
       <w:r>
         <w:rPr>
           <w:rFonts w:cs="Times New Roman"/>
@@ -11212,7 +10445,7 @@
           <w:ilvl w:val="0"/>
           <w:numId w:val="0"/>
         </w:numPr>
-        <w:spacing w:before="363" w:after="363"/>
+        <w:spacing w:before="0" w:after="363"/>
         <w:ind w:hanging="0" w:start="0" w:end="0"/>
         <w:rPr>
           <w:rFonts w:cs="Times New Roman"/>
@@ -11220,8 +10453,8 @@
           <w:szCs w:val="24"/>
         </w:rPr>
       </w:pPr>
-      <w:bookmarkStart w:id="15" w:name="__RefHeading___Toc1226_44559829"/>
-      <w:bookmarkEnd w:id="15"/>
+      <w:bookmarkStart w:id="16" w:name="__RefHeading___Toc1226_44559829"/>
+      <w:bookmarkEnd w:id="16"/>
       <w:r>
         <w:rPr>
           <w:rFonts w:cs="Times New Roman"/>
@@ -11420,6 +10653,7 @@
           <w:ilvl w:val="0"/>
           <w:numId w:val="0"/>
         </w:numPr>
+        <w:spacing w:before="0" w:after="363"/>
         <w:ind w:hanging="0" w:start="357" w:end="0"/>
         <w:jc w:val="end"/>
         <w:rPr>
@@ -11427,8 +10661,8 @@
           <w:bCs/>
         </w:rPr>
       </w:pPr>
-      <w:bookmarkStart w:id="16" w:name="__RefHeading___Toc1228_44559829"/>
-      <w:bookmarkEnd w:id="16"/>
+      <w:bookmarkStart w:id="17" w:name="__RefHeading___Toc1228_44559829"/>
+      <w:bookmarkEnd w:id="17"/>
       <w:r>
         <w:rPr>
           <w:rFonts w:cs="Times New Roman"/>
@@ -11452,14 +10686,7 @@
           <w:b/>
           <w:bCs/>
         </w:rPr>
-        <w:t xml:space="preserve">Модель </w:t>
-      </w:r>
-      <w:r>
-        <w:rPr>
-          <w:b/>
-          <w:bCs/>
-        </w:rPr>
-        <w:t>AS-IS</w:t>
+        <w:t>Модель AS-IS</w:t>
       </w:r>
     </w:p>
     <w:p>
@@ -11477,9 +10704,7 @@
         </w:rPr>
       </w:pPr>
       <w:r>
-        <w:rPr>
-          <w:lang w:val="ru-RU" w:eastAsia="ru-RU"/>
-        </w:rPr>
+        <w:rPr/>
         <w:drawing>
           <wp:inline distT="0" distB="0" distL="0" distR="0">
             <wp:extent cx="2931160" cy="8084185"/>
@@ -11499,7 +10724,7 @@
                   </pic:nvPicPr>
                   <pic:blipFill>
                     <a:blip r:embed="rId10"/>
-                    <a:srcRect l="-602" t="-823" r="-79" b="-661"/>
+                    <a:srcRect l="-618" t="-829" r="-79" b="-667"/>
                     <a:stretch>
                       <a:fillRect/>
                     </a:stretch>
@@ -11532,30 +10757,17 @@
         <w:spacing w:lineRule="auto" w:line="360" w:before="0" w:after="0"/>
         <w:jc w:val="center"/>
         <w:rPr>
+          <w:sz w:val="20"/>
+          <w:szCs w:val="20"/>
+        </w:rPr>
+      </w:pPr>
+      <w:r>
+        <w:rPr>
           <w:color w:val="000000"/>
-          <w:sz w:val="22"/>
-        </w:rPr>
-      </w:pPr>
-      <w:r>
-        <w:rPr>
-          <w:color w:val="000000"/>
-          <w:sz w:val="22"/>
-        </w:rPr>
-        <w:t xml:space="preserve">Рисунок П.1. </w:t>
-      </w:r>
-      <w:r>
-        <w:rPr>
-          <w:color w:val="000000"/>
-          <w:sz w:val="22"/>
-        </w:rPr>
-        <w:t>Д</w:t>
-      </w:r>
-      <w:r>
-        <w:rPr>
-          <w:color w:val="000000"/>
-          <w:sz w:val="22"/>
-        </w:rPr>
-        <w:t xml:space="preserve">иаграмма декомпозиции IDEF0 </w:t>
+          <w:sz w:val="20"/>
+          <w:szCs w:val="20"/>
+        </w:rPr>
+        <w:t xml:space="preserve">Рисунок П.1 - Диаграмма декомпозиции IDEF0 </w:t>
       </w:r>
       <w:r>
         <w:br w:type="page"/>
@@ -11568,6 +10780,7 @@
           <w:ilvl w:val="0"/>
           <w:numId w:val="0"/>
         </w:numPr>
+        <w:spacing w:before="0" w:after="363"/>
         <w:ind w:hanging="0" w:start="357" w:end="0"/>
         <w:jc w:val="end"/>
         <w:rPr>
@@ -11575,8 +10788,8 @@
           <w:bCs/>
         </w:rPr>
       </w:pPr>
-      <w:bookmarkStart w:id="17" w:name="__RefHeading___Toc1230_44559829"/>
-      <w:bookmarkEnd w:id="17"/>
+      <w:bookmarkStart w:id="18" w:name="__RefHeading___Toc1230_44559829"/>
+      <w:bookmarkEnd w:id="18"/>
       <w:r>
         <w:rPr>
           <w:rFonts w:cs="Times New Roman"/>
@@ -11618,9 +10831,7 @@
         </w:rPr>
       </w:pPr>
       <w:r>
-        <w:rPr>
-          <w:lang w:val="ru-RU" w:eastAsia="ru-RU"/>
-        </w:rPr>
+        <w:rPr/>
         <w:drawing>
           <wp:inline distT="0" distB="0" distL="0" distR="0">
             <wp:extent cx="3034030" cy="8151495"/>
@@ -11640,7 +10851,7 @@
                   </pic:nvPicPr>
                   <pic:blipFill>
                     <a:blip r:embed="rId11"/>
-                    <a:srcRect l="-1640" t="-1012" r="-2229" b="-756"/>
+                    <a:srcRect l="-1624" t="-1017" r="-2213" b="-762"/>
                     <a:stretch>
                       <a:fillRect/>
                     </a:stretch>
@@ -11680,23 +10891,17 @@
       <w:r>
         <w:rPr>
           <w:color w:val="000000"/>
-          <w:sz w:val="22"/>
-        </w:rPr>
-        <w:t xml:space="preserve">Рисунок П.2 </w:t>
+          <w:sz w:val="20"/>
+          <w:szCs w:val="20"/>
+        </w:rPr>
+        <w:t>Рисунок П.2 - Диаграмма декомпозиции IDEF0</w:t>
       </w:r>
       <w:r>
         <w:rPr>
           <w:color w:val="000000"/>
           <w:sz w:val="22"/>
         </w:rPr>
-        <w:t>Д</w:t>
-      </w:r>
-      <w:r>
-        <w:rPr>
-          <w:color w:val="000000"/>
-          <w:sz w:val="22"/>
-        </w:rPr>
-        <w:t xml:space="preserve">иаграмма декомпозиции IDEF0 </w:t>
+        <w:t xml:space="preserve"> </w:t>
       </w:r>
       <w:r>
         <w:br w:type="page"/>
@@ -11709,6 +10914,7 @@
           <w:ilvl w:val="0"/>
           <w:numId w:val="0"/>
         </w:numPr>
+        <w:spacing w:before="0" w:after="363"/>
         <w:ind w:hanging="0" w:start="357" w:end="0"/>
         <w:jc w:val="end"/>
         <w:rPr>
@@ -11716,8 +10922,8 @@
           <w:bCs/>
         </w:rPr>
       </w:pPr>
-      <w:bookmarkStart w:id="18" w:name="__RefHeading___Toc1232_44559829"/>
-      <w:bookmarkEnd w:id="18"/>
+      <w:bookmarkStart w:id="19" w:name="__RefHeading___Toc1232_44559829"/>
+      <w:bookmarkEnd w:id="19"/>
       <w:r>
         <w:rPr>
           <w:rFonts w:cs="Times New Roman"/>
@@ -11755,8 +10961,8 @@
         <w:spacing w:lineRule="auto" w:line="360" w:before="0" w:after="0"/>
         <w:jc w:val="center"/>
         <w:rPr>
-          <w:color w:val="000000"/>
-          <w:sz w:val="22"/>
+          <w:sz w:val="20"/>
+          <w:szCs w:val="20"/>
         </w:rPr>
       </w:pPr>
       <w:r>
@@ -11787,7 +10993,7 @@
                   </pic:nvPicPr>
                   <pic:blipFill>
                     <a:blip r:embed="rId12"/>
-                    <a:srcRect l="-9" t="-7" r="-9" b="-7"/>
+                    <a:srcRect l="-11" t="-9" r="-11" b="-9"/>
                     <a:stretch>
                       <a:fillRect/>
                     </a:stretch>
@@ -11813,16 +11019,10 @@
       <w:r>
         <w:rPr>
           <w:color w:val="000000"/>
-          <w:sz w:val="22"/>
-        </w:rPr>
-        <w:t xml:space="preserve">Рисунок П.3 </w:t>
-      </w:r>
-      <w:r>
-        <w:rPr>
-          <w:color w:val="000000"/>
-          <w:sz w:val="22"/>
-        </w:rPr>
-        <w:t>Диаграмма вариантов использования UML</w:t>
+          <w:sz w:val="20"/>
+          <w:szCs w:val="20"/>
+        </w:rPr>
+        <w:t>Рисунок П.3 - Диаграмма вариантов использования UML</w:t>
       </w:r>
     </w:p>
     <w:p>
@@ -11857,6 +11057,7 @@
           <w:ilvl w:val="0"/>
           <w:numId w:val="0"/>
         </w:numPr>
+        <w:spacing w:before="0" w:after="363"/>
         <w:ind w:hanging="0" w:start="357" w:end="0"/>
         <w:jc w:val="end"/>
         <w:rPr>
@@ -11865,8 +11066,8 @@
           <w:szCs w:val="24"/>
         </w:rPr>
       </w:pPr>
-      <w:bookmarkStart w:id="19" w:name="__RefHeading___Toc1234_44559829"/>
-      <w:bookmarkEnd w:id="19"/>
+      <w:bookmarkStart w:id="20" w:name="__RefHeading___Toc1234_44559829"/>
+      <w:bookmarkEnd w:id="20"/>
       <w:r>
         <w:rPr>
           <w:rFonts w:cs="Times New Roman"/>
@@ -11905,8 +11106,8 @@
         <w:spacing w:lineRule="auto" w:line="360" w:before="0" w:after="0"/>
         <w:jc w:val="center"/>
         <w:rPr>
-          <w:color w:val="000000"/>
-          <w:sz w:val="22"/>
+          <w:sz w:val="20"/>
+          <w:szCs w:val="20"/>
         </w:rPr>
       </w:pPr>
       <w:r>
@@ -11937,7 +11138,7 @@
                   </pic:nvPicPr>
                   <pic:blipFill>
                     <a:blip r:embed="rId13"/>
-                    <a:srcRect l="-15" t="-7" r="-15" b="-7"/>
+                    <a:srcRect l="-20" t="-9" r="-20" b="-9"/>
                     <a:stretch>
                       <a:fillRect/>
                     </a:stretch>
@@ -11963,20 +11164,16 @@
       <w:r>
         <w:rPr>
           <w:color w:val="000000"/>
-          <w:sz w:val="22"/>
-        </w:rPr>
-        <w:t xml:space="preserve">Рисунок П.4. </w:t>
-      </w:r>
-      <w:r>
-        <w:rPr>
-          <w:color w:val="000000"/>
-          <w:sz w:val="22"/>
-        </w:rPr>
-        <w:t>Диаграмма сущность-связь UML</w:t>
+          <w:sz w:val="20"/>
+          <w:szCs w:val="20"/>
+        </w:rPr>
+        <w:t>Рисунок П.4 - Диаграмма сущность-связь UML</w:t>
       </w:r>
     </w:p>
     <w:sectPr>
-      <w:headerReference w:type="default" r:id="rId14"/>
+      <w:headerReference w:type="even" r:id="rId14"/>
+      <w:headerReference w:type="default" r:id="rId15"/>
+      <w:headerReference w:type="first" r:id="rId16"/>
       <w:type w:val="nextPage"/>
       <w:pgSz w:w="11906" w:h="16838"/>
       <w:pgMar w:left="1134" w:right="851" w:gutter="0" w:header="709" w:top="1418" w:footer="0" w:bottom="851"/>
@@ -11990,6 +11187,111 @@
 </file>
 
 <file path=word/header1.xml><?xml version="1.0" encoding="utf-8"?>
+<w:hdr xmlns:o="urn:schemas-microsoft-com:office:office" xmlns:r="http://schemas.openxmlformats.org/officeDocument/2006/relationships" xmlns:v="urn:schemas-microsoft-com:vml" xmlns:w="http://schemas.openxmlformats.org/wordprocessingml/2006/main" xmlns:w10="urn:schemas-microsoft-com:office:word" xmlns:wp="http://schemas.openxmlformats.org/drawingml/2006/wordprocessingDrawing" xmlns:pic="http://schemas.openxmlformats.org/drawingml/2006/picture" xmlns:wps="http://schemas.microsoft.com/office/word/2010/wordprocessingShape" xmlns:wpg="http://schemas.microsoft.com/office/word/2010/wordprocessingGroup" xmlns:mc="http://schemas.openxmlformats.org/markup-compatibility/2006" xmlns:wp14="http://schemas.microsoft.com/office/word/2010/wordprocessingDrawing" xmlns:w14="http://schemas.microsoft.com/office/word/2010/wordml" xmlns:w15="http://schemas.microsoft.com/office/word/2012/wordml" mc:Ignorable="w14 wp14 w15">
+  <w:p>
+    <w:pPr>
+      <w:pStyle w:val="Header"/>
+      <w:rPr/>
+    </w:pPr>
+    <w:r>
+      <w:rPr/>
+    </w:r>
+  </w:p>
+</w:hdr>
+</file>
+
+<file path=word/header2.xml><?xml version="1.0" encoding="utf-8"?>
+<w:hdr xmlns:o="urn:schemas-microsoft-com:office:office" xmlns:r="http://schemas.openxmlformats.org/officeDocument/2006/relationships" xmlns:v="urn:schemas-microsoft-com:vml" xmlns:w="http://schemas.openxmlformats.org/wordprocessingml/2006/main" xmlns:w10="urn:schemas-microsoft-com:office:word" xmlns:wp="http://schemas.openxmlformats.org/drawingml/2006/wordprocessingDrawing" xmlns:pic="http://schemas.openxmlformats.org/drawingml/2006/picture" xmlns:wps="http://schemas.microsoft.com/office/word/2010/wordprocessingShape" xmlns:wpg="http://schemas.microsoft.com/office/word/2010/wordprocessingGroup" xmlns:mc="http://schemas.openxmlformats.org/markup-compatibility/2006" xmlns:wp14="http://schemas.microsoft.com/office/word/2010/wordprocessingDrawing" xmlns:w14="http://schemas.microsoft.com/office/word/2010/wordml" xmlns:w15="http://schemas.microsoft.com/office/word/2012/wordml" mc:Ignorable="w14 wp14 w15">
+  <w:p>
+    <w:pPr>
+      <w:pStyle w:val="Header"/>
+      <w:jc w:val="center"/>
+      <w:rPr/>
+    </w:pPr>
+    <w:r>
+      <w:rPr>
+        <w:rStyle w:val="PageNumber"/>
+        <w:sz w:val="22"/>
+      </w:rPr>
+      <w:fldChar w:fldCharType="begin"/>
+    </w:r>
+    <w:r>
+      <w:rPr>
+        <w:rStyle w:val="PageNumber"/>
+        <w:sz w:val="22"/>
+      </w:rPr>
+      <w:instrText xml:space="preserve"> PAGE </w:instrText>
+    </w:r>
+    <w:r>
+      <w:rPr>
+        <w:rStyle w:val="PageNumber"/>
+        <w:sz w:val="22"/>
+      </w:rPr>
+      <w:fldChar w:fldCharType="separate"/>
+    </w:r>
+    <w:r>
+      <w:rPr>
+        <w:rStyle w:val="PageNumber"/>
+        <w:sz w:val="22"/>
+      </w:rPr>
+      <w:t>22</w:t>
+    </w:r>
+    <w:r>
+      <w:rPr>
+        <w:rStyle w:val="PageNumber"/>
+        <w:sz w:val="22"/>
+      </w:rPr>
+      <w:fldChar w:fldCharType="end"/>
+    </w:r>
+  </w:p>
+  <w:p>
+    <w:pPr>
+      <w:pStyle w:val="Normal"/>
+      <w:rPr>
+        <w:i/>
+        <w:kern w:val="2"/>
+        <w:sz w:val="2"/>
+        <w:szCs w:val="2"/>
+        <w:u w:val="single"/>
+      </w:rPr>
+    </w:pPr>
+    <w:r>
+      <w:rPr>
+        <w:i/>
+        <w:kern w:val="2"/>
+        <w:sz w:val="20"/>
+        <w:szCs w:val="20"/>
+        <w:u w:val="single"/>
+      </w:rPr>
+      <w:t>Кафедра АСОИУ 09.03.04                                                                                      Производственная практика-20232331</w:t>
+    </w:r>
+  </w:p>
+  <w:p>
+    <w:pPr>
+      <w:pStyle w:val="Header"/>
+      <w:jc w:val="center"/>
+      <w:rPr>
+        <w:i/>
+        <w:kern w:val="2"/>
+        <w:sz w:val="2"/>
+        <w:szCs w:val="2"/>
+        <w:u w:val="single"/>
+      </w:rPr>
+    </w:pPr>
+    <w:r>
+      <w:rPr>
+        <w:i/>
+        <w:kern w:val="2"/>
+        <w:sz w:val="2"/>
+        <w:szCs w:val="2"/>
+        <w:u w:val="single"/>
+      </w:rPr>
+    </w:r>
+  </w:p>
+</w:hdr>
+</file>
+
+<file path=word/header3.xml><?xml version="1.0" encoding="utf-8"?>
 <w:hdr xmlns:o="urn:schemas-microsoft-com:office:office" xmlns:r="http://schemas.openxmlformats.org/officeDocument/2006/relationships" xmlns:v="urn:schemas-microsoft-com:vml" xmlns:w="http://schemas.openxmlformats.org/wordprocessingml/2006/main" xmlns:w10="urn:schemas-microsoft-com:office:word" xmlns:wp="http://schemas.openxmlformats.org/drawingml/2006/wordprocessingDrawing" xmlns:pic="http://schemas.openxmlformats.org/drawingml/2006/picture" xmlns:wps="http://schemas.microsoft.com/office/word/2010/wordprocessingShape" xmlns:wpg="http://schemas.microsoft.com/office/word/2010/wordprocessingGroup" xmlns:mc="http://schemas.openxmlformats.org/markup-compatibility/2006" xmlns:wp14="http://schemas.microsoft.com/office/word/2010/wordprocessingDrawing" xmlns:w14="http://schemas.microsoft.com/office/word/2010/wordml" xmlns:w15="http://schemas.microsoft.com/office/word/2012/wordml" mc:Ignorable="w14 wp14 w15">
   <w:p>
     <w:pPr>
@@ -12095,6 +11397,7 @@
         </w:tabs>
         <w:ind w:start="720" w:hanging="360"/>
       </w:pPr>
+      <w:rPr/>
     </w:lvl>
     <w:lvl w:ilvl="1">
       <w:start w:val="1"/>
@@ -12108,6 +11411,7 @@
         </w:tabs>
         <w:ind w:start="1080" w:hanging="360"/>
       </w:pPr>
+      <w:rPr/>
     </w:lvl>
     <w:lvl w:ilvl="2">
       <w:start w:val="1"/>
@@ -12122,6 +11426,7 @@
         </w:tabs>
         <w:ind w:start="425" w:hanging="0"/>
       </w:pPr>
+      <w:rPr/>
     </w:lvl>
     <w:lvl w:ilvl="3">
       <w:start w:val="1"/>
@@ -12134,6 +11439,7 @@
         </w:tabs>
         <w:ind w:start="1800" w:hanging="360"/>
       </w:pPr>
+      <w:rPr/>
     </w:lvl>
     <w:lvl w:ilvl="4">
       <w:start w:val="1"/>
@@ -12146,6 +11452,7 @@
         </w:tabs>
         <w:ind w:start="2160" w:hanging="360"/>
       </w:pPr>
+      <w:rPr/>
     </w:lvl>
     <w:lvl w:ilvl="5">
       <w:start w:val="1"/>
@@ -12158,6 +11465,7 @@
         </w:tabs>
         <w:ind w:start="2520" w:hanging="360"/>
       </w:pPr>
+      <w:rPr/>
     </w:lvl>
     <w:lvl w:ilvl="6">
       <w:start w:val="1"/>
@@ -12170,6 +11478,7 @@
         </w:tabs>
         <w:ind w:start="2880" w:hanging="360"/>
       </w:pPr>
+      <w:rPr/>
     </w:lvl>
     <w:lvl w:ilvl="7">
       <w:start w:val="1"/>
@@ -12182,6 +11491,7 @@
         </w:tabs>
         <w:ind w:start="3240" w:hanging="360"/>
       </w:pPr>
+      <w:rPr/>
     </w:lvl>
     <w:lvl w:ilvl="8">
       <w:start w:val="1"/>
@@ -12194,6 +11504,7 @@
         </w:tabs>
         <w:ind w:start="3600" w:hanging="360"/>
       </w:pPr>
+      <w:rPr/>
     </w:lvl>
   </w:abstractNum>
   <w:abstractNum w:abstractNumId="2">
@@ -12210,6 +11521,102 @@
       </w:pPr>
       <w:rPr/>
     </w:lvl>
+    <w:lvl w:ilvl="1">
+      <w:start w:val="1"/>
+      <w:numFmt w:val="decimal"/>
+      <w:lvlText w:val="%2."/>
+      <w:lvlJc w:val="start"/>
+      <w:pPr>
+        <w:tabs>
+          <w:tab w:val="num" w:pos="1080"/>
+        </w:tabs>
+        <w:ind w:start="1080" w:hanging="360"/>
+      </w:pPr>
+    </w:lvl>
+    <w:lvl w:ilvl="2">
+      <w:start w:val="1"/>
+      <w:numFmt w:val="decimal"/>
+      <w:lvlText w:val="%3."/>
+      <w:lvlJc w:val="start"/>
+      <w:pPr>
+        <w:tabs>
+          <w:tab w:val="num" w:pos="1440"/>
+        </w:tabs>
+        <w:ind w:start="1440" w:hanging="360"/>
+      </w:pPr>
+    </w:lvl>
+    <w:lvl w:ilvl="3">
+      <w:start w:val="1"/>
+      <w:numFmt w:val="decimal"/>
+      <w:lvlText w:val="%4."/>
+      <w:lvlJc w:val="start"/>
+      <w:pPr>
+        <w:tabs>
+          <w:tab w:val="num" w:pos="1800"/>
+        </w:tabs>
+        <w:ind w:start="1800" w:hanging="360"/>
+      </w:pPr>
+    </w:lvl>
+    <w:lvl w:ilvl="4">
+      <w:start w:val="1"/>
+      <w:numFmt w:val="decimal"/>
+      <w:lvlText w:val="%5."/>
+      <w:lvlJc w:val="start"/>
+      <w:pPr>
+        <w:tabs>
+          <w:tab w:val="num" w:pos="2160"/>
+        </w:tabs>
+        <w:ind w:start="2160" w:hanging="360"/>
+      </w:pPr>
+    </w:lvl>
+    <w:lvl w:ilvl="5">
+      <w:start w:val="1"/>
+      <w:numFmt w:val="decimal"/>
+      <w:lvlText w:val="%6."/>
+      <w:lvlJc w:val="start"/>
+      <w:pPr>
+        <w:tabs>
+          <w:tab w:val="num" w:pos="2520"/>
+        </w:tabs>
+        <w:ind w:start="2520" w:hanging="360"/>
+      </w:pPr>
+    </w:lvl>
+    <w:lvl w:ilvl="6">
+      <w:start w:val="1"/>
+      <w:numFmt w:val="decimal"/>
+      <w:lvlText w:val="%7."/>
+      <w:lvlJc w:val="start"/>
+      <w:pPr>
+        <w:tabs>
+          <w:tab w:val="num" w:pos="2880"/>
+        </w:tabs>
+        <w:ind w:start="2880" w:hanging="360"/>
+      </w:pPr>
+    </w:lvl>
+    <w:lvl w:ilvl="7">
+      <w:start w:val="1"/>
+      <w:numFmt w:val="decimal"/>
+      <w:lvlText w:val="%8."/>
+      <w:lvlJc w:val="start"/>
+      <w:pPr>
+        <w:tabs>
+          <w:tab w:val="num" w:pos="3240"/>
+        </w:tabs>
+        <w:ind w:start="3240" w:hanging="360"/>
+      </w:pPr>
+    </w:lvl>
+    <w:lvl w:ilvl="8">
+      <w:start w:val="1"/>
+      <w:numFmt w:val="decimal"/>
+      <w:lvlText w:val="%9."/>
+      <w:lvlJc w:val="start"/>
+      <w:pPr>
+        <w:tabs>
+          <w:tab w:val="num" w:pos="3600"/>
+        </w:tabs>
+        <w:ind w:start="3600" w:hanging="360"/>
+      </w:pPr>
+    </w:lvl>
   </w:abstractNum>
   <w:abstractNum w:abstractNumId="3">
     <w:lvl w:ilvl="0">
@@ -12226,6 +11633,102 @@
       <w:rPr>
         <w:rFonts w:ascii="Symbol" w:hAnsi="Symbol" w:cs="Symbol" w:hint="default"/>
       </w:rPr>
+    </w:lvl>
+    <w:lvl w:ilvl="1">
+      <w:start w:val="1"/>
+      <w:numFmt w:val="decimal"/>
+      <w:lvlText w:val="%2."/>
+      <w:lvlJc w:val="start"/>
+      <w:pPr>
+        <w:tabs>
+          <w:tab w:val="num" w:pos="1080"/>
+        </w:tabs>
+        <w:ind w:start="1080" w:hanging="360"/>
+      </w:pPr>
+    </w:lvl>
+    <w:lvl w:ilvl="2">
+      <w:start w:val="1"/>
+      <w:numFmt w:val="decimal"/>
+      <w:lvlText w:val="%3."/>
+      <w:lvlJc w:val="start"/>
+      <w:pPr>
+        <w:tabs>
+          <w:tab w:val="num" w:pos="1440"/>
+        </w:tabs>
+        <w:ind w:start="1440" w:hanging="360"/>
+      </w:pPr>
+    </w:lvl>
+    <w:lvl w:ilvl="3">
+      <w:start w:val="1"/>
+      <w:numFmt w:val="decimal"/>
+      <w:lvlText w:val="%4."/>
+      <w:lvlJc w:val="start"/>
+      <w:pPr>
+        <w:tabs>
+          <w:tab w:val="num" w:pos="1800"/>
+        </w:tabs>
+        <w:ind w:start="1800" w:hanging="360"/>
+      </w:pPr>
+    </w:lvl>
+    <w:lvl w:ilvl="4">
+      <w:start w:val="1"/>
+      <w:numFmt w:val="decimal"/>
+      <w:lvlText w:val="%5."/>
+      <w:lvlJc w:val="start"/>
+      <w:pPr>
+        <w:tabs>
+          <w:tab w:val="num" w:pos="2160"/>
+        </w:tabs>
+        <w:ind w:start="2160" w:hanging="360"/>
+      </w:pPr>
+    </w:lvl>
+    <w:lvl w:ilvl="5">
+      <w:start w:val="1"/>
+      <w:numFmt w:val="decimal"/>
+      <w:lvlText w:val="%6."/>
+      <w:lvlJc w:val="start"/>
+      <w:pPr>
+        <w:tabs>
+          <w:tab w:val="num" w:pos="2520"/>
+        </w:tabs>
+        <w:ind w:start="2520" w:hanging="360"/>
+      </w:pPr>
+    </w:lvl>
+    <w:lvl w:ilvl="6">
+      <w:start w:val="1"/>
+      <w:numFmt w:val="decimal"/>
+      <w:lvlText w:val="%7."/>
+      <w:lvlJc w:val="start"/>
+      <w:pPr>
+        <w:tabs>
+          <w:tab w:val="num" w:pos="2880"/>
+        </w:tabs>
+        <w:ind w:start="2880" w:hanging="360"/>
+      </w:pPr>
+    </w:lvl>
+    <w:lvl w:ilvl="7">
+      <w:start w:val="1"/>
+      <w:numFmt w:val="decimal"/>
+      <w:lvlText w:val="%8."/>
+      <w:lvlJc w:val="start"/>
+      <w:pPr>
+        <w:tabs>
+          <w:tab w:val="num" w:pos="3240"/>
+        </w:tabs>
+        <w:ind w:start="3240" w:hanging="360"/>
+      </w:pPr>
+    </w:lvl>
+    <w:lvl w:ilvl="8">
+      <w:start w:val="1"/>
+      <w:numFmt w:val="decimal"/>
+      <w:lvlText w:val="%9."/>
+      <w:lvlJc w:val="start"/>
+      <w:pPr>
+        <w:tabs>
+          <w:tab w:val="num" w:pos="3600"/>
+        </w:tabs>
+        <w:ind w:start="3600" w:hanging="360"/>
+      </w:pPr>
     </w:lvl>
   </w:abstractNum>
   <w:abstractNum w:abstractNumId="4">
@@ -12240,6 +11743,7 @@
         </w:tabs>
         <w:ind w:start="360" w:hanging="360"/>
       </w:pPr>
+      <w:rPr/>
     </w:lvl>
     <w:lvl w:ilvl="1">
       <w:start w:val="1"/>
@@ -12252,6 +11756,7 @@
         </w:tabs>
         <w:ind w:start="283" w:hanging="0"/>
       </w:pPr>
+      <w:rPr/>
     </w:lvl>
     <w:lvl w:ilvl="2">
       <w:start w:val="1"/>
@@ -12264,6 +11769,7 @@
         </w:tabs>
         <w:ind w:start="1224" w:hanging="504"/>
       </w:pPr>
+      <w:rPr/>
     </w:lvl>
     <w:lvl w:ilvl="3">
       <w:start w:val="1"/>
@@ -12276,6 +11782,7 @@
         </w:tabs>
         <w:ind w:start="1728" w:hanging="648"/>
       </w:pPr>
+      <w:rPr/>
     </w:lvl>
     <w:lvl w:ilvl="4">
       <w:start w:val="1"/>
@@ -12288,6 +11795,7 @@
         </w:tabs>
         <w:ind w:start="2232" w:hanging="792"/>
       </w:pPr>
+      <w:rPr/>
     </w:lvl>
     <w:lvl w:ilvl="5">
       <w:start w:val="1"/>
@@ -12300,6 +11808,7 @@
         </w:tabs>
         <w:ind w:start="2736" w:hanging="936"/>
       </w:pPr>
+      <w:rPr/>
     </w:lvl>
     <w:lvl w:ilvl="6">
       <w:start w:val="1"/>
@@ -12312,6 +11821,7 @@
         </w:tabs>
         <w:ind w:start="3240" w:hanging="1080"/>
       </w:pPr>
+      <w:rPr/>
     </w:lvl>
     <w:lvl w:ilvl="7">
       <w:start w:val="1"/>
@@ -12324,6 +11834,7 @@
         </w:tabs>
         <w:ind w:start="3744" w:hanging="1224"/>
       </w:pPr>
+      <w:rPr/>
     </w:lvl>
     <w:lvl w:ilvl="8">
       <w:start w:val="1"/>
@@ -12336,6 +11847,7 @@
         </w:tabs>
         <w:ind w:start="4320" w:hanging="1440"/>
       </w:pPr>
+      <w:rPr/>
     </w:lvl>
   </w:abstractNum>
   <w:abstractNum w:abstractNumId="5">
@@ -12350,6 +11862,7 @@
         </w:tabs>
         <w:ind w:start="720" w:hanging="360"/>
       </w:pPr>
+      <w:rPr/>
     </w:lvl>
     <w:lvl w:ilvl="1">
       <w:start w:val="1"/>
@@ -12362,6 +11875,7 @@
         </w:tabs>
         <w:ind w:start="1080" w:hanging="360"/>
       </w:pPr>
+      <w:rPr/>
     </w:lvl>
     <w:lvl w:ilvl="2">
       <w:start w:val="1"/>
@@ -12374,6 +11888,7 @@
         </w:tabs>
         <w:ind w:start="1440" w:hanging="360"/>
       </w:pPr>
+      <w:rPr/>
     </w:lvl>
     <w:lvl w:ilvl="3">
       <w:start w:val="1"/>
@@ -12386,6 +11901,7 @@
         </w:tabs>
         <w:ind w:start="1800" w:hanging="360"/>
       </w:pPr>
+      <w:rPr/>
     </w:lvl>
     <w:lvl w:ilvl="4">
       <w:start w:val="1"/>
@@ -12398,6 +11914,7 @@
         </w:tabs>
         <w:ind w:start="2160" w:hanging="360"/>
       </w:pPr>
+      <w:rPr/>
     </w:lvl>
     <w:lvl w:ilvl="5">
       <w:start w:val="1"/>
@@ -12410,6 +11927,7 @@
         </w:tabs>
         <w:ind w:start="2520" w:hanging="360"/>
       </w:pPr>
+      <w:rPr/>
     </w:lvl>
     <w:lvl w:ilvl="6">
       <w:start w:val="1"/>
@@ -12422,6 +11940,7 @@
         </w:tabs>
         <w:ind w:start="2880" w:hanging="360"/>
       </w:pPr>
+      <w:rPr/>
     </w:lvl>
     <w:lvl w:ilvl="7">
       <w:start w:val="1"/>
@@ -12434,6 +11953,7 @@
         </w:tabs>
         <w:ind w:start="3240" w:hanging="360"/>
       </w:pPr>
+      <w:rPr/>
     </w:lvl>
     <w:lvl w:ilvl="8">
       <w:start w:val="1"/>
@@ -12446,6 +11966,7 @@
         </w:tabs>
         <w:ind w:start="3600" w:hanging="360"/>
       </w:pPr>
+      <w:rPr/>
     </w:lvl>
   </w:abstractNum>
   <w:abstractNum w:abstractNumId="6">
@@ -12461,6 +11982,7 @@
         </w:tabs>
         <w:ind w:start="1623" w:hanging="360"/>
       </w:pPr>
+      <w:rPr/>
     </w:lvl>
     <w:lvl w:ilvl="1">
       <w:start w:val="1"/>
@@ -12473,6 +11995,7 @@
         </w:tabs>
         <w:ind w:start="1983" w:hanging="360"/>
       </w:pPr>
+      <w:rPr/>
     </w:lvl>
     <w:lvl w:ilvl="2">
       <w:start w:val="1"/>
@@ -12485,6 +12008,7 @@
         </w:tabs>
         <w:ind w:start="2343" w:hanging="360"/>
       </w:pPr>
+      <w:rPr/>
     </w:lvl>
     <w:lvl w:ilvl="3">
       <w:start w:val="1"/>
@@ -12497,6 +12021,7 @@
         </w:tabs>
         <w:ind w:start="2703" w:hanging="360"/>
       </w:pPr>
+      <w:rPr/>
     </w:lvl>
     <w:lvl w:ilvl="4">
       <w:start w:val="1"/>
@@ -12509,6 +12034,7 @@
         </w:tabs>
         <w:ind w:start="3063" w:hanging="360"/>
       </w:pPr>
+      <w:rPr/>
     </w:lvl>
     <w:lvl w:ilvl="5">
       <w:start w:val="1"/>
@@ -12521,6 +12047,7 @@
         </w:tabs>
         <w:ind w:start="3423" w:hanging="360"/>
       </w:pPr>
+      <w:rPr/>
     </w:lvl>
     <w:lvl w:ilvl="6">
       <w:start w:val="1"/>
@@ -12533,6 +12060,7 @@
         </w:tabs>
         <w:ind w:start="3783" w:hanging="360"/>
       </w:pPr>
+      <w:rPr/>
     </w:lvl>
     <w:lvl w:ilvl="7">
       <w:start w:val="1"/>
@@ -12545,6 +12073,7 @@
         </w:tabs>
         <w:ind w:start="4143" w:hanging="360"/>
       </w:pPr>
+      <w:rPr/>
     </w:lvl>
     <w:lvl w:ilvl="8">
       <w:start w:val="1"/>
@@ -12557,6 +12086,7 @@
         </w:tabs>
         <w:ind w:start="4503" w:hanging="360"/>
       </w:pPr>
+      <w:rPr/>
     </w:lvl>
   </w:abstractNum>
   <w:abstractNum w:abstractNumId="7">
@@ -12572,6 +12102,7 @@
         </w:tabs>
         <w:ind w:start="1550" w:hanging="360"/>
       </w:pPr>
+      <w:rPr/>
     </w:lvl>
     <w:lvl w:ilvl="1">
       <w:start w:val="1"/>
@@ -12584,6 +12115,7 @@
         </w:tabs>
         <w:ind w:start="1910" w:hanging="360"/>
       </w:pPr>
+      <w:rPr/>
     </w:lvl>
     <w:lvl w:ilvl="2">
       <w:start w:val="1"/>
@@ -12596,6 +12128,7 @@
         </w:tabs>
         <w:ind w:start="2270" w:hanging="360"/>
       </w:pPr>
+      <w:rPr/>
     </w:lvl>
     <w:lvl w:ilvl="3">
       <w:start w:val="1"/>
@@ -12608,6 +12141,7 @@
         </w:tabs>
         <w:ind w:start="2630" w:hanging="360"/>
       </w:pPr>
+      <w:rPr/>
     </w:lvl>
     <w:lvl w:ilvl="4">
       <w:start w:val="1"/>
@@ -12620,6 +12154,7 @@
         </w:tabs>
         <w:ind w:start="2990" w:hanging="360"/>
       </w:pPr>
+      <w:rPr/>
     </w:lvl>
     <w:lvl w:ilvl="5">
       <w:start w:val="1"/>
@@ -12632,6 +12167,7 @@
         </w:tabs>
         <w:ind w:start="3350" w:hanging="360"/>
       </w:pPr>
+      <w:rPr/>
     </w:lvl>
     <w:lvl w:ilvl="6">
       <w:start w:val="1"/>
@@ -12644,6 +12180,7 @@
         </w:tabs>
         <w:ind w:start="3710" w:hanging="360"/>
       </w:pPr>
+      <w:rPr/>
     </w:lvl>
     <w:lvl w:ilvl="7">
       <w:start w:val="1"/>
@@ -12656,6 +12193,7 @@
         </w:tabs>
         <w:ind w:start="4070" w:hanging="360"/>
       </w:pPr>
+      <w:rPr/>
     </w:lvl>
     <w:lvl w:ilvl="8">
       <w:start w:val="1"/>
@@ -12668,6 +12206,7 @@
         </w:tabs>
         <w:ind w:start="4430" w:hanging="360"/>
       </w:pPr>
+      <w:rPr/>
     </w:lvl>
   </w:abstractNum>
   <w:abstractNum w:abstractNumId="8">
@@ -12820,6 +12359,7 @@
         </w:tabs>
         <w:ind w:start="1021" w:hanging="312"/>
       </w:pPr>
+      <w:rPr/>
     </w:lvl>
     <w:lvl w:ilvl="1">
       <w:start w:val="1"/>
@@ -12832,6 +12372,7 @@
         </w:tabs>
         <w:ind w:start="1440" w:hanging="360"/>
       </w:pPr>
+      <w:rPr/>
     </w:lvl>
     <w:lvl w:ilvl="2">
       <w:start w:val="1"/>
@@ -12844,6 +12385,7 @@
         </w:tabs>
         <w:ind w:start="2160" w:hanging="180"/>
       </w:pPr>
+      <w:rPr/>
     </w:lvl>
     <w:lvl w:ilvl="3">
       <w:start w:val="1"/>
@@ -12856,6 +12398,7 @@
         </w:tabs>
         <w:ind w:start="2880" w:hanging="360"/>
       </w:pPr>
+      <w:rPr/>
     </w:lvl>
     <w:lvl w:ilvl="4">
       <w:start w:val="1"/>
@@ -12868,6 +12411,7 @@
         </w:tabs>
         <w:ind w:start="3600" w:hanging="360"/>
       </w:pPr>
+      <w:rPr/>
     </w:lvl>
     <w:lvl w:ilvl="5">
       <w:start w:val="1"/>
@@ -12880,6 +12424,7 @@
         </w:tabs>
         <w:ind w:start="4320" w:hanging="180"/>
       </w:pPr>
+      <w:rPr/>
     </w:lvl>
     <w:lvl w:ilvl="6">
       <w:start w:val="1"/>
@@ -12892,6 +12437,7 @@
         </w:tabs>
         <w:ind w:start="5040" w:hanging="360"/>
       </w:pPr>
+      <w:rPr/>
     </w:lvl>
     <w:lvl w:ilvl="7">
       <w:start w:val="1"/>
@@ -12904,6 +12450,7 @@
         </w:tabs>
         <w:ind w:start="5760" w:hanging="360"/>
       </w:pPr>
+      <w:rPr/>
     </w:lvl>
     <w:lvl w:ilvl="8">
       <w:start w:val="1"/>
@@ -12916,6 +12463,7 @@
         </w:tabs>
         <w:ind w:start="6480" w:hanging="180"/>
       </w:pPr>
+      <w:rPr/>
     </w:lvl>
   </w:abstractNum>
   <w:abstractNum w:abstractNumId="10">
@@ -12931,6 +12479,7 @@
         </w:tabs>
         <w:ind w:start="1550" w:hanging="360"/>
       </w:pPr>
+      <w:rPr/>
     </w:lvl>
     <w:lvl w:ilvl="1">
       <w:start w:val="1"/>
@@ -12943,6 +12492,7 @@
         </w:tabs>
         <w:ind w:start="1910" w:hanging="360"/>
       </w:pPr>
+      <w:rPr/>
     </w:lvl>
     <w:lvl w:ilvl="2">
       <w:start w:val="1"/>
@@ -12955,6 +12505,7 @@
         </w:tabs>
         <w:ind w:start="2270" w:hanging="360"/>
       </w:pPr>
+      <w:rPr/>
     </w:lvl>
     <w:lvl w:ilvl="3">
       <w:start w:val="1"/>
@@ -12967,6 +12518,7 @@
         </w:tabs>
         <w:ind w:start="2630" w:hanging="360"/>
       </w:pPr>
+      <w:rPr/>
     </w:lvl>
     <w:lvl w:ilvl="4">
       <w:start w:val="1"/>
@@ -12979,6 +12531,7 @@
         </w:tabs>
         <w:ind w:start="2990" w:hanging="360"/>
       </w:pPr>
+      <w:rPr/>
     </w:lvl>
     <w:lvl w:ilvl="5">
       <w:start w:val="1"/>
@@ -12991,6 +12544,7 @@
         </w:tabs>
         <w:ind w:start="3350" w:hanging="360"/>
       </w:pPr>
+      <w:rPr/>
     </w:lvl>
     <w:lvl w:ilvl="6">
       <w:start w:val="1"/>
@@ -13003,6 +12557,7 @@
         </w:tabs>
         <w:ind w:start="3710" w:hanging="360"/>
       </w:pPr>
+      <w:rPr/>
     </w:lvl>
     <w:lvl w:ilvl="7">
       <w:start w:val="1"/>
@@ -13015,6 +12570,7 @@
         </w:tabs>
         <w:ind w:start="4070" w:hanging="360"/>
       </w:pPr>
+      <w:rPr/>
     </w:lvl>
     <w:lvl w:ilvl="8">
       <w:start w:val="1"/>
@@ -13027,6 +12583,7 @@
         </w:tabs>
         <w:ind w:start="4430" w:hanging="360"/>
       </w:pPr>
+      <w:rPr/>
     </w:lvl>
   </w:abstractNum>
   <w:abstractNum w:abstractNumId="11">
@@ -13179,6 +12736,7 @@
         </w:tabs>
         <w:ind w:start="1550" w:hanging="360"/>
       </w:pPr>
+      <w:rPr/>
     </w:lvl>
     <w:lvl w:ilvl="1">
       <w:start w:val="1"/>
@@ -13191,6 +12749,7 @@
         </w:tabs>
         <w:ind w:start="1910" w:hanging="360"/>
       </w:pPr>
+      <w:rPr/>
     </w:lvl>
     <w:lvl w:ilvl="2">
       <w:start w:val="1"/>
@@ -13203,6 +12762,7 @@
         </w:tabs>
         <w:ind w:start="2270" w:hanging="360"/>
       </w:pPr>
+      <w:rPr/>
     </w:lvl>
     <w:lvl w:ilvl="3">
       <w:start w:val="1"/>
@@ -13215,6 +12775,7 @@
         </w:tabs>
         <w:ind w:start="2630" w:hanging="360"/>
       </w:pPr>
+      <w:rPr/>
     </w:lvl>
     <w:lvl w:ilvl="4">
       <w:start w:val="1"/>
@@ -13227,6 +12788,7 @@
         </w:tabs>
         <w:ind w:start="2990" w:hanging="360"/>
       </w:pPr>
+      <w:rPr/>
     </w:lvl>
     <w:lvl w:ilvl="5">
       <w:start w:val="1"/>
@@ -13239,6 +12801,7 @@
         </w:tabs>
         <w:ind w:start="3350" w:hanging="360"/>
       </w:pPr>
+      <w:rPr/>
     </w:lvl>
     <w:lvl w:ilvl="6">
       <w:start w:val="1"/>
@@ -13251,6 +12814,7 @@
         </w:tabs>
         <w:ind w:start="3710" w:hanging="360"/>
       </w:pPr>
+      <w:rPr/>
     </w:lvl>
     <w:lvl w:ilvl="7">
       <w:start w:val="1"/>
@@ -13263,6 +12827,7 @@
         </w:tabs>
         <w:ind w:start="4070" w:hanging="360"/>
       </w:pPr>
+      <w:rPr/>
     </w:lvl>
     <w:lvl w:ilvl="8">
       <w:start w:val="1"/>
@@ -13275,6 +12840,7 @@
         </w:tabs>
         <w:ind w:start="4430" w:hanging="360"/>
       </w:pPr>
+      <w:rPr/>
     </w:lvl>
   </w:abstractNum>
   <w:num w:numId="1">
@@ -13339,19 +12905,18 @@
     <w:pPr>
       <w:widowControl w:val="false"/>
       <w:suppressAutoHyphens w:val="true"/>
-      <w:kinsoku w:val="true"/>
-      <w:overflowPunct w:val="true"/>
-      <w:autoSpaceDE w:val="true"/>
+      <w:overflowPunct w:val="false"/>
       <w:bidi w:val="0"/>
-      <w:spacing w:lineRule="auto" w:line="360"/>
+      <w:spacing w:lineRule="auto" w:line="360" w:before="0" w:after="0"/>
       <w:jc w:val="both"/>
     </w:pPr>
     <w:rPr>
       <w:rFonts w:ascii="Times New Roman" w:hAnsi="Times New Roman" w:eastAsia="Calibri" w:cs="Times New Roman"/>
       <w:color w:val="auto"/>
+      <w:kern w:val="0"/>
       <w:sz w:val="24"/>
       <w:szCs w:val="22"/>
-      <w:lang w:bidi="ar-SA" w:val="ru-RU" w:eastAsia="zh-CN"/>
+      <w:lang w:val="ru-RU" w:eastAsia="zh-CN" w:bidi="ar-SA"/>
     </w:rPr>
   </w:style>
   <w:style w:type="paragraph" w:styleId="Heading1">
@@ -13648,16 +13213,6 @@
       <w:bCs/>
     </w:rPr>
   </w:style>
-  <w:style w:type="character" w:styleId="IndexLink">
-    <w:name w:val="Index Link"/>
-    <w:qFormat/>
-    <w:rPr/>
-  </w:style>
-  <w:style w:type="character" w:styleId="NumberingSymbols">
-    <w:name w:val="Numbering Symbols"/>
-    <w:qFormat/>
-    <w:rPr/>
-  </w:style>
   <w:style w:type="character" w:styleId="Style16">
     <w:name w:val="Ссылка указателя"/>
     <w:qFormat/>
@@ -13668,14 +13223,24 @@
     <w:qFormat/>
     <w:rPr/>
   </w:style>
-  <w:style w:type="character" w:styleId="Style18">
-    <w:name w:val="Маркеры"/>
+  <w:style w:type="character" w:styleId="user">
+    <w:name w:val="Ссылка указателя (user)"/>
+    <w:qFormat/>
+    <w:rPr/>
+  </w:style>
+  <w:style w:type="character" w:styleId="user1">
+    <w:name w:val="Символ нумерации (user)"/>
+    <w:qFormat/>
+    <w:rPr/>
+  </w:style>
+  <w:style w:type="character" w:styleId="user2">
+    <w:name w:val="Маркеры (user)"/>
     <w:qFormat/>
     <w:rPr>
       <w:rFonts w:ascii="OpenSymbol;Arial Unicode MS" w:hAnsi="OpenSymbol;Arial Unicode MS" w:eastAsia="OpenSymbol;Arial Unicode MS" w:cs="OpenSymbol;Arial Unicode MS"/>
     </w:rPr>
   </w:style>
-  <w:style w:type="paragraph" w:styleId="Style19">
+  <w:style w:type="paragraph" w:styleId="Style18">
     <w:name w:val="Заголовок"/>
     <w:basedOn w:val="Normal"/>
     <w:next w:val="BodyText"/>
@@ -13685,7 +13250,7 @@
       <w:spacing w:before="240" w:after="120"/>
     </w:pPr>
     <w:rPr>
-      <w:rFonts w:ascii="Liberation Sans;Arial" w:hAnsi="Liberation Sans;Arial" w:eastAsia="Noto Sans CJK SC" w:cs="Noto Sans Devanagari"/>
+      <w:rFonts w:ascii="Liberation Sans;Arial" w:hAnsi="Liberation Sans;Arial" w:eastAsia="Noto Sans CJK SC" w:cs="Noto Sans Devanagari;Calibri"/>
       <w:sz w:val="28"/>
       <w:szCs w:val="28"/>
     </w:rPr>
@@ -13722,8 +13287,34 @@
       <w:szCs w:val="24"/>
     </w:rPr>
   </w:style>
-  <w:style w:type="paragraph" w:styleId="Style20">
+  <w:style w:type="paragraph" w:styleId="Style19">
     <w:name w:val="Указатель"/>
+    <w:basedOn w:val="Normal"/>
+    <w:qFormat/>
+    <w:pPr>
+      <w:suppressLineNumbers/>
+    </w:pPr>
+    <w:rPr>
+      <w:rFonts w:cs="Noto Sans Devanagari;Calibri"/>
+    </w:rPr>
+  </w:style>
+  <w:style w:type="paragraph" w:styleId="user3">
+    <w:name w:val="Заголовок (user)"/>
+    <w:basedOn w:val="Normal"/>
+    <w:next w:val="BodyText"/>
+    <w:qFormat/>
+    <w:pPr>
+      <w:keepNext w:val="true"/>
+      <w:spacing w:before="240" w:after="120"/>
+    </w:pPr>
+    <w:rPr>
+      <w:rFonts w:ascii="Liberation Sans;Arial" w:hAnsi="Liberation Sans;Arial" w:eastAsia="Noto Sans CJK SC" w:cs="Noto Sans Devanagari"/>
+      <w:sz w:val="28"/>
+      <w:szCs w:val="28"/>
+    </w:rPr>
+  </w:style>
+  <w:style w:type="paragraph" w:styleId="user4">
+    <w:name w:val="Указатель (user)"/>
     <w:basedOn w:val="Normal"/>
     <w:qFormat/>
     <w:pPr>
@@ -13780,7 +13371,7 @@
       <w:szCs w:val="28"/>
     </w:rPr>
   </w:style>
-  <w:style w:type="paragraph" w:styleId="Style21">
+  <w:style w:type="paragraph" w:styleId="Style20">
     <w:name w:val="Название объекта"/>
     <w:basedOn w:val="Normal"/>
     <w:qFormat/>
@@ -13823,21 +13414,6 @@
       <w:szCs w:val="24"/>
     </w:rPr>
   </w:style>
-  <w:style w:type="paragraph" w:styleId="Heading">
-    <w:name w:val="Heading"/>
-    <w:basedOn w:val="Normal"/>
-    <w:next w:val="BodyText"/>
-    <w:qFormat/>
-    <w:pPr>
-      <w:keepNext w:val="true"/>
-      <w:spacing w:before="240" w:after="120"/>
-    </w:pPr>
-    <w:rPr>
-      <w:rFonts w:ascii="Liberation Sans;Arial" w:hAnsi="Liberation Sans;Arial" w:eastAsia="Noto Sans CJK SC" w:cs="Noto Sans Devanagari;Calibri"/>
-      <w:sz w:val="28"/>
-      <w:szCs w:val="28"/>
-    </w:rPr>
-  </w:style>
   <w:style w:type="paragraph" w:styleId="caption1111">
     <w:name w:val="caption1111"/>
     <w:basedOn w:val="Normal"/>
@@ -13854,19 +13430,22 @@
       <w:szCs w:val="24"/>
     </w:rPr>
   </w:style>
-  <w:style w:type="paragraph" w:styleId="Index">
-    <w:name w:val="Index"/>
+  <w:style w:type="paragraph" w:styleId="Style21">
+    <w:name w:val="Колонтитулы"/>
     <w:basedOn w:val="Normal"/>
     <w:qFormat/>
     <w:pPr>
       <w:suppressLineNumbers/>
+      <w:tabs>
+        <w:tab w:val="clear" w:pos="708"/>
+        <w:tab w:val="center" w:pos="4819" w:leader="none"/>
+        <w:tab w:val="right" w:pos="9638" w:leader="none"/>
+      </w:tabs>
     </w:pPr>
-    <w:rPr>
-      <w:rFonts w:cs="Noto Sans Devanagari;Calibri"/>
-    </w:rPr>
+    <w:rPr/>
   </w:style>
-  <w:style w:type="paragraph" w:styleId="HeaderandFooter">
-    <w:name w:val="Header and Footer"/>
+  <w:style w:type="paragraph" w:styleId="user5">
+    <w:name w:val="Колонтитулы (user)"/>
     <w:basedOn w:val="Normal"/>
     <w:qFormat/>
     <w:pPr>
@@ -13880,20 +13459,6 @@
     <w:rPr/>
   </w:style>
   <w:style w:type="paragraph" w:styleId="Style22">
-    <w:name w:val="Колонтитулы"/>
-    <w:basedOn w:val="Normal"/>
-    <w:qFormat/>
-    <w:pPr>
-      <w:suppressLineNumbers/>
-      <w:tabs>
-        <w:tab w:val="clear" w:pos="708"/>
-        <w:tab w:val="center" w:pos="4819" w:leader="none"/>
-        <w:tab w:val="right" w:pos="9638" w:leader="none"/>
-      </w:tabs>
-    </w:pPr>
-    <w:rPr/>
-  </w:style>
-  <w:style w:type="paragraph" w:styleId="Style23">
     <w:name w:val="Колонтитул"/>
     <w:basedOn w:val="Normal"/>
     <w:qFormat/>
@@ -13936,7 +13501,7 @@
     <w:basedOn w:val="Normal"/>
     <w:qFormat/>
     <w:pPr>
-      <w:shd w:fill="000080" w:val="clear"/>
+      <w:shd w:val="clear" w:fill="000080"/>
     </w:pPr>
     <w:rPr>
       <w:rFonts w:ascii="Tahoma" w:hAnsi="Tahoma" w:cs="Tahoma"/>
@@ -13973,7 +13538,7 @@
       <w:szCs w:val="20"/>
     </w:rPr>
   </w:style>
-  <w:style w:type="paragraph" w:styleId="Style24">
+  <w:style w:type="paragraph" w:styleId="Style23">
     <w:name w:val="Абзац списка"/>
     <w:basedOn w:val="Normal"/>
     <w:qFormat/>
@@ -14011,7 +13576,7 @@
       <w:lang w:val="ru-RU"/>
     </w:rPr>
   </w:style>
-  <w:style w:type="paragraph" w:styleId="Style25">
+  <w:style w:type="paragraph" w:styleId="Style24">
     <w:name w:val="Тема примечания"/>
     <w:basedOn w:val="16"/>
     <w:next w:val="16"/>
@@ -14027,8 +13592,7 @@
     <w:basedOn w:val="Normal"/>
     <w:qFormat/>
     <w:pPr>
-      <w:shd w:fill="FFFFFF" w:val="clear"/>
-      <w:autoSpaceDE w:val="false"/>
+      <w:shd w:val="clear" w:fill="FFFFFF"/>
       <w:ind w:firstLine="709" w:start="0" w:end="0"/>
     </w:pPr>
     <w:rPr>
@@ -14042,7 +13606,6 @@
     <w:basedOn w:val="Normal"/>
     <w:qFormat/>
     <w:pPr>
-      <w:autoSpaceDE w:val="false"/>
       <w:spacing w:lineRule="auto" w:line="240"/>
       <w:jc w:val="start"/>
     </w:pPr>
@@ -14051,8 +13614,8 @@
       <w:sz w:val="22"/>
     </w:rPr>
   </w:style>
-  <w:style w:type="paragraph" w:styleId="TableContents">
-    <w:name w:val="Table Contents"/>
+  <w:style w:type="paragraph" w:styleId="Style25">
+    <w:name w:val="Содержимое таблицы"/>
     <w:basedOn w:val="Normal"/>
     <w:qFormat/>
     <w:pPr>
@@ -14061,9 +13624,9 @@
     </w:pPr>
     <w:rPr/>
   </w:style>
-  <w:style w:type="paragraph" w:styleId="TableHeading">
-    <w:name w:val="Table Heading"/>
-    <w:basedOn w:val="TableContents"/>
+  <w:style w:type="paragraph" w:styleId="Style26">
+    <w:name w:val="Заголовок таблицы"/>
+    <w:basedOn w:val="Style25"/>
     <w:qFormat/>
     <w:pPr>
       <w:suppressLineNumbers/>
@@ -14074,8 +13637,8 @@
       <w:bCs/>
     </w:rPr>
   </w:style>
-  <w:style w:type="paragraph" w:styleId="Style26">
-    <w:name w:val="Содержимое таблицы"/>
+  <w:style w:type="paragraph" w:styleId="user6">
+    <w:name w:val="Содержимое таблицы (user)"/>
     <w:basedOn w:val="Normal"/>
     <w:qFormat/>
     <w:pPr>
@@ -14084,9 +13647,9 @@
     </w:pPr>
     <w:rPr/>
   </w:style>
-  <w:style w:type="paragraph" w:styleId="Style27">
-    <w:name w:val="Заголовок таблицы"/>
-    <w:basedOn w:val="Style26"/>
+  <w:style w:type="paragraph" w:styleId="user7">
+    <w:name w:val="Заголовок таблицы (user)"/>
+    <w:basedOn w:val="user6"/>
     <w:qFormat/>
     <w:pPr>
       <w:suppressLineNumbers/>
@@ -14097,8 +13660,8 @@
       <w:bCs/>
     </w:rPr>
   </w:style>
-  <w:style w:type="paragraph" w:styleId="Style28">
-    <w:name w:val="Содержимое врезки"/>
+  <w:style w:type="paragraph" w:styleId="user8">
+    <w:name w:val="Содержимое врезки (user)"/>
     <w:basedOn w:val="Normal"/>
     <w:qFormat/>
     <w:pPr/>
@@ -14116,12 +13679,62 @@
     </w:pPr>
     <w:rPr/>
   </w:style>
-  <w:style w:type="paragraph" w:styleId="Style29">
+  <w:style w:type="paragraph" w:styleId="Style27">
     <w:name w:val="Перечень рисунков"/>
     <w:basedOn w:val="caption111"/>
     <w:qFormat/>
     <w:pPr/>
     <w:rPr/>
+  </w:style>
+  <w:style w:type="paragraph" w:styleId="TOC4">
+    <w:name w:val="toc 4"/>
+    <w:basedOn w:val="Style19"/>
+    <w:pPr/>
+    <w:rPr/>
+  </w:style>
+  <w:style w:type="paragraph" w:styleId="TOC5">
+    <w:name w:val="toc 5"/>
+    <w:basedOn w:val="Style19"/>
+    <w:pPr/>
+    <w:rPr/>
+  </w:style>
+  <w:style w:type="paragraph" w:styleId="TOC6">
+    <w:name w:val="toc 6"/>
+    <w:basedOn w:val="Style19"/>
+    <w:pPr/>
+    <w:rPr/>
+  </w:style>
+  <w:style w:type="paragraph" w:styleId="TOC7">
+    <w:name w:val="toc 7"/>
+    <w:basedOn w:val="Style19"/>
+    <w:pPr/>
+    <w:rPr/>
+  </w:style>
+  <w:style w:type="paragraph" w:styleId="TOC8">
+    <w:name w:val="toc 8"/>
+    <w:basedOn w:val="Style19"/>
+    <w:pPr/>
+    <w:rPr/>
+  </w:style>
+  <w:style w:type="paragraph" w:styleId="TOC9">
+    <w:name w:val="toc 9"/>
+    <w:basedOn w:val="Style19"/>
+    <w:pPr/>
+    <w:rPr/>
+  </w:style>
+  <w:style w:type="paragraph" w:styleId="Style28">
+    <w:name w:val="Обычный (Интернет)"/>
+    <w:basedOn w:val="Normal"/>
+    <w:qFormat/>
+    <w:pPr>
+      <w:widowControl/>
+      <w:spacing w:lineRule="auto" w:line="240" w:before="280" w:after="280"/>
+      <w:jc w:val="start"/>
+    </w:pPr>
+    <w:rPr>
+      <w:rFonts w:eastAsia="Times New Roman"/>
+      <w:szCs w:val="24"/>
+    </w:rPr>
   </w:style>
   <w:style w:type="numbering" w:styleId="WW8Num1">
     <w:name w:val="WW8Num1"/>
